--- a/05. DOCUMENTACION/WS_CONVERSION_UNIDADES_SOAP_DOTNET_GR06.docx
+++ b/05. DOCUMENTACION/WS_CONVERSION_UNIDADES_SOAP_DOTNET_GR06.docx
@@ -5,7 +5,7 @@
     <w:p>
       <w:pPr>
         <w:sectPr>
-          <w:footerReference w:type="default" r:id="rId6"/>
+          <w:footerReference w:type="default" r:id="rId8"/>
           <w:pgSz w:w="11906" w:h="16838" w:code="9"/>
           <w:pgMar w:top="1418" w:right="1701" w:bottom="1418" w:left="1701" w:header="709" w:footer="709" w:gutter="0"/>
           <w:pgBorders w:offsetFrom="page">
@@ -756,7 +756,7 @@
                     </pic:cNvPicPr>
                   </pic:nvPicPr>
                   <pic:blipFill>
-                    <a:blip r:embed="rId7">
+                    <a:blip r:embed="rId9">
                       <a:extLst>
                         <a:ext uri="{28A0092B-C50C-407E-A947-70E740481C1C}">
                           <a14:useLocalDpi xmlns:a14="http://schemas.microsoft.com/office/drawing/2010/main" val="0"/>
@@ -4391,400 +4391,2508 @@
         <w:t>ÍNDICE DE CONTENIDOS</w:t>
       </w:r>
     </w:p>
-    <w:p>
-      <w:pPr>
-        <w:spacing w:before="20" w:after="20"/>
-      </w:pPr>
-      <w:r>
-        <w:rPr>
-          <w:rFonts w:ascii="Times New Roman" w:hAnsi="Times New Roman"/>
-        </w:rPr>
-        <w:t>1. TEORÍA...................................................3</w:t>
-      </w:r>
-    </w:p>
-    <w:p>
-      <w:pPr>
-        <w:spacing w:before="20" w:after="20"/>
-      </w:pPr>
-      <w:r>
-        <w:rPr>
-          <w:rFonts w:ascii="Times New Roman" w:hAnsi="Times New Roman"/>
-        </w:rPr>
-        <w:t xml:space="preserve">    1.1 ¿Qué es un Web Service SOAP?........................3</w:t>
-      </w:r>
-    </w:p>
-    <w:p>
-      <w:pPr>
-        <w:spacing w:before="20" w:after="20"/>
-      </w:pPr>
-      <w:r>
-        <w:rPr>
-          <w:rFonts w:ascii="Times New Roman" w:hAnsi="Times New Roman"/>
-        </w:rPr>
-        <w:t xml:space="preserve">    1.2 Arquitectura MVC....................................4</w:t>
-      </w:r>
-    </w:p>
-    <w:p>
-      <w:pPr>
-        <w:spacing w:before="20" w:after="20"/>
-      </w:pPr>
-      <w:r>
-        <w:rPr>
-          <w:rFonts w:ascii="Times New Roman" w:hAnsi="Times New Roman"/>
-        </w:rPr>
-        <w:t xml:space="preserve">    1.3 WCF (Windows Communication Foundation)..............4</w:t>
-      </w:r>
-    </w:p>
-    <w:p>
-      <w:pPr>
-        <w:spacing w:before="20" w:after="20"/>
-      </w:pPr>
-      <w:r>
-        <w:rPr>
-          <w:rFonts w:ascii="Times New Roman" w:hAnsi="Times New Roman"/>
-        </w:rPr>
-        <w:t xml:space="preserve">    1.4 WSDL y Contrato de Servicio.........................5</w:t>
-      </w:r>
-    </w:p>
-    <w:p>
-      <w:pPr>
-        <w:spacing w:before="20" w:after="20"/>
-      </w:pPr>
-      <w:r>
-        <w:rPr>
-          <w:rFonts w:ascii="Times New Roman" w:hAnsi="Times New Roman"/>
-        </w:rPr>
-        <w:t>2. PARTE PRÁCTICA...........................................5</w:t>
-      </w:r>
-    </w:p>
-    <w:p>
-      <w:pPr>
-        <w:spacing w:before="20" w:after="20"/>
-      </w:pPr>
-      <w:r>
-        <w:rPr>
-          <w:rFonts w:ascii="Times New Roman" w:hAnsi="Times New Roman"/>
-        </w:rPr>
-        <w:t xml:space="preserve">    2.1 Instalación del IDE.................................5</w:t>
-      </w:r>
-    </w:p>
-    <w:p>
-      <w:pPr>
-        <w:spacing w:before="20" w:after="20"/>
-      </w:pPr>
-      <w:r>
-        <w:rPr>
-          <w:rFonts w:ascii="Times New Roman" w:hAnsi="Times New Roman"/>
-        </w:rPr>
-        <w:t xml:space="preserve">    2.2 Aplicación Servidor (WS SOAP).......................6</w:t>
-      </w:r>
-    </w:p>
-    <w:p>
-      <w:pPr>
-        <w:spacing w:before="20" w:after="20"/>
-      </w:pPr>
-      <w:r>
-        <w:rPr>
-          <w:rFonts w:ascii="Times New Roman" w:hAnsi="Times New Roman"/>
-        </w:rPr>
-        <w:t xml:space="preserve">        2.2.1 Creación del Proyecto.........................6</w:t>
-      </w:r>
-    </w:p>
-    <w:p>
-      <w:pPr>
-        <w:spacing w:before="20" w:after="20"/>
-      </w:pPr>
-      <w:r>
-        <w:rPr>
-          <w:rFonts w:ascii="Times New Roman" w:hAnsi="Times New Roman"/>
-        </w:rPr>
-        <w:t xml:space="preserve">        2.2.2 Arquitectura del WS...........................7</w:t>
-      </w:r>
-    </w:p>
-    <w:p>
-      <w:pPr>
-        <w:spacing w:before="20" w:after="20"/>
-      </w:pPr>
-      <w:r>
-        <w:rPr>
-          <w:rFonts w:ascii="Times New Roman" w:hAnsi="Times New Roman"/>
-        </w:rPr>
-        <w:t xml:space="preserve">        2.2.3 Codificación del WS...........................8</w:t>
-      </w:r>
-    </w:p>
-    <w:p>
-      <w:pPr>
-        <w:spacing w:before="20" w:after="20"/>
-      </w:pPr>
-      <w:r>
-        <w:rPr>
-          <w:rFonts w:ascii="Times New Roman" w:hAnsi="Times New Roman"/>
-        </w:rPr>
-        <w:t xml:space="preserve">        2.2.4 Ejecución del WS..............................14</w:t>
-      </w:r>
-    </w:p>
-    <w:p>
-      <w:pPr>
-        <w:spacing w:before="20" w:after="20"/>
-      </w:pPr>
-      <w:r>
-        <w:rPr>
-          <w:rFonts w:ascii="Times New Roman" w:hAnsi="Times New Roman"/>
-        </w:rPr>
-        <w:t xml:space="preserve">    2.3 Cliente Consola (.NET)..............................15</w:t>
-      </w:r>
-    </w:p>
-    <w:p>
-      <w:pPr>
-        <w:spacing w:before="20" w:after="20"/>
-      </w:pPr>
-      <w:r>
-        <w:rPr>
-          <w:rFonts w:ascii="Times New Roman" w:hAnsi="Times New Roman"/>
-        </w:rPr>
-        <w:t xml:space="preserve">        2.3.1 Creación del Proyecto.........................15</w:t>
-      </w:r>
-    </w:p>
-    <w:p>
-      <w:pPr>
-        <w:spacing w:before="20" w:after="20"/>
-      </w:pPr>
-      <w:r>
-        <w:rPr>
-          <w:rFonts w:ascii="Times New Roman" w:hAnsi="Times New Roman"/>
-        </w:rPr>
-        <w:t xml:space="preserve">        2.3.2 Arquitectura del Cliente Consola..............16</w:t>
-      </w:r>
-    </w:p>
-    <w:p>
-      <w:pPr>
-        <w:spacing w:before="20" w:after="20"/>
-      </w:pPr>
-      <w:r>
-        <w:rPr>
-          <w:rFonts w:ascii="Times New Roman" w:hAnsi="Times New Roman"/>
-        </w:rPr>
-        <w:t xml:space="preserve">        2.3.3 Codificación del Cliente Consola..............16</w:t>
-      </w:r>
-    </w:p>
-    <w:p>
-      <w:pPr>
-        <w:spacing w:before="20" w:after="20"/>
-      </w:pPr>
-      <w:r>
-        <w:rPr>
-          <w:rFonts w:ascii="Times New Roman" w:hAnsi="Times New Roman"/>
-        </w:rPr>
-        <w:t xml:space="preserve">        2.3.4 Ejecución del Cliente Consola.................22</w:t>
-      </w:r>
-    </w:p>
-    <w:p>
-      <w:pPr>
-        <w:spacing w:before="20" w:after="20"/>
-      </w:pPr>
-      <w:r>
-        <w:rPr>
-          <w:rFonts w:ascii="Times New Roman" w:hAnsi="Times New Roman"/>
-        </w:rPr>
-        <w:t xml:space="preserve">    2.4 Cliente Móvil (React Native + Expo).................23</w:t>
-      </w:r>
-    </w:p>
-    <w:p>
-      <w:pPr>
-        <w:spacing w:before="20" w:after="20"/>
-      </w:pPr>
-      <w:r>
-        <w:rPr>
-          <w:rFonts w:ascii="Times New Roman" w:hAnsi="Times New Roman"/>
-        </w:rPr>
-        <w:t xml:space="preserve">        2.4.1 Creación del Proyecto.........................23</w:t>
-      </w:r>
-    </w:p>
-    <w:p>
-      <w:pPr>
-        <w:spacing w:before="20" w:after="20"/>
-      </w:pPr>
-      <w:r>
-        <w:rPr>
-          <w:rFonts w:ascii="Times New Roman" w:hAnsi="Times New Roman"/>
-        </w:rPr>
-        <w:t xml:space="preserve">        2.4.2 Arquitectura del Cliente Móvil................23</w:t>
-      </w:r>
-    </w:p>
-    <w:p>
-      <w:pPr>
-        <w:spacing w:before="20" w:after="20"/>
-      </w:pPr>
-      <w:r>
-        <w:rPr>
-          <w:rFonts w:ascii="Times New Roman" w:hAnsi="Times New Roman"/>
-        </w:rPr>
-        <w:t xml:space="preserve">        2.4.3 Codificación del Cliente Móvil................24</w:t>
-      </w:r>
-    </w:p>
-    <w:p>
-      <w:pPr>
-        <w:spacing w:before="20" w:after="20"/>
-      </w:pPr>
-      <w:r>
-        <w:rPr>
-          <w:rFonts w:ascii="Times New Roman" w:hAnsi="Times New Roman"/>
-        </w:rPr>
-        <w:t xml:space="preserve">        2.4.4 Ejecución del Cliente Móvil...................30</w:t>
-      </w:r>
-    </w:p>
-    <w:p>
-      <w:pPr>
-        <w:spacing w:before="20" w:after="20"/>
-      </w:pPr>
-      <w:r>
-        <w:rPr>
-          <w:rFonts w:ascii="Times New Roman" w:hAnsi="Times New Roman"/>
-        </w:rPr>
-        <w:t xml:space="preserve">    2.5 Cliente Web (React + Vite)..........................31</w:t>
-      </w:r>
-    </w:p>
-    <w:p>
-      <w:pPr>
-        <w:spacing w:before="20" w:after="20"/>
-      </w:pPr>
-      <w:r>
-        <w:rPr>
-          <w:rFonts w:ascii="Times New Roman" w:hAnsi="Times New Roman"/>
-        </w:rPr>
-        <w:t xml:space="preserve">        2.5.1 Creación del Proyecto.........................31</w:t>
-      </w:r>
-    </w:p>
-    <w:p>
-      <w:pPr>
-        <w:spacing w:before="20" w:after="20"/>
-      </w:pPr>
-      <w:r>
-        <w:rPr>
-          <w:rFonts w:ascii="Times New Roman" w:hAnsi="Times New Roman"/>
-        </w:rPr>
-        <w:t xml:space="preserve">        2.5.2 Arquitectura del Cliente Web..................31</w:t>
-      </w:r>
-    </w:p>
-    <w:p>
-      <w:pPr>
-        <w:spacing w:before="20" w:after="20"/>
-      </w:pPr>
-      <w:r>
-        <w:rPr>
-          <w:rFonts w:ascii="Times New Roman" w:hAnsi="Times New Roman"/>
-        </w:rPr>
-        <w:t xml:space="preserve">        2.5.3 Codificación del Cliente Web..................32</w:t>
-      </w:r>
-    </w:p>
-    <w:p>
-      <w:pPr>
-        <w:spacing w:before="20" w:after="20"/>
-      </w:pPr>
-      <w:r>
-        <w:rPr>
-          <w:rFonts w:ascii="Times New Roman" w:hAnsi="Times New Roman"/>
-        </w:rPr>
-        <w:t xml:space="preserve">        2.5.4 Ejecución del Cliente Web.....................37</w:t>
-      </w:r>
-    </w:p>
-    <w:p>
-      <w:pPr>
-        <w:spacing w:before="20" w:after="20"/>
-      </w:pPr>
-      <w:r>
-        <w:rPr>
-          <w:rFonts w:ascii="Times New Roman" w:hAnsi="Times New Roman"/>
-        </w:rPr>
-        <w:t xml:space="preserve">    2.6 Cliente Escritorio (Windows Forms)..................38</w:t>
-      </w:r>
-    </w:p>
-    <w:p>
-      <w:pPr>
-        <w:spacing w:before="20" w:after="20"/>
-      </w:pPr>
-      <w:r>
-        <w:rPr>
-          <w:rFonts w:ascii="Times New Roman" w:hAnsi="Times New Roman"/>
-        </w:rPr>
-        <w:t xml:space="preserve">        2.6.1 Creación del Proyecto.........................38</w:t>
-      </w:r>
-    </w:p>
-    <w:p>
-      <w:pPr>
-        <w:spacing w:before="20" w:after="20"/>
-      </w:pPr>
-      <w:r>
-        <w:rPr>
-          <w:rFonts w:ascii="Times New Roman" w:hAnsi="Times New Roman"/>
-        </w:rPr>
-        <w:t xml:space="preserve">        2.6.2 Arquitectura del Cliente Escritorio...........39</w:t>
-      </w:r>
-    </w:p>
-    <w:p>
-      <w:pPr>
-        <w:spacing w:before="20" w:after="20"/>
-      </w:pPr>
-      <w:r>
-        <w:rPr>
-          <w:rFonts w:ascii="Times New Roman" w:hAnsi="Times New Roman"/>
-        </w:rPr>
-        <w:t xml:space="preserve">        2.6.3 Codificación del Cliente Escritorio...........39</w:t>
-      </w:r>
-    </w:p>
-    <w:p>
-      <w:pPr>
-        <w:spacing w:before="20" w:after="20"/>
-      </w:pPr>
-      <w:r>
-        <w:rPr>
-          <w:rFonts w:ascii="Times New Roman" w:hAnsi="Times New Roman"/>
-        </w:rPr>
-        <w:t xml:space="preserve">        2.6.4 Ejecución del Cliente Escritorio..............46</w:t>
-      </w:r>
-    </w:p>
-    <w:p>
-      <w:pPr>
-        <w:spacing w:before="20" w:after="20"/>
-      </w:pPr>
-      <w:r>
-        <w:rPr>
-          <w:rFonts w:ascii="Times New Roman" w:hAnsi="Times New Roman"/>
-        </w:rPr>
-        <w:t>3. BIBLIOGRAFÍA.............................................47</w:t>
-      </w:r>
-    </w:p>
-    <w:p>
-      <w:r>
-        <w:br w:type="page"/>
-      </w:r>
-    </w:p>
-    <w:p>
-      <w:pPr>
-        <w:spacing w:before="240" w:after="120"/>
-      </w:pPr>
-      <w:r>
-        <w:rPr>
-          <w:rFonts w:ascii="Times New Roman" w:hAnsi="Times New Roman"/>
+    <w:sdt>
+      <w:sdtPr>
+        <w:rPr>
+          <w:lang w:val="es-ES"/>
+        </w:rPr>
+        <w:id w:val="1669214463"/>
+        <w:docPartObj>
+          <w:docPartGallery w:val="Table of Contents"/>
+          <w:docPartUnique/>
+        </w:docPartObj>
+      </w:sdtPr>
+      <w:sdtEndPr>
+        <w:rPr>
+          <w:rFonts w:asciiTheme="minorHAnsi" w:eastAsiaTheme="minorEastAsia" w:hAnsiTheme="minorHAnsi" w:cstheme="minorBidi"/>
+          <w:color w:val="auto"/>
+          <w:sz w:val="22"/>
+          <w:szCs w:val="22"/>
+        </w:rPr>
+      </w:sdtEndPr>
+      <w:sdtContent>
+        <w:p>
+          <w:pPr>
+            <w:pStyle w:val="TtuloTDC"/>
+          </w:pPr>
+          <w:r>
+            <w:rPr>
+              <w:lang w:val="es-ES"/>
+            </w:rPr>
+            <w:t>Contenido</w:t>
+          </w:r>
+        </w:p>
+        <w:p>
+          <w:pPr>
+            <w:pStyle w:val="TDC1"/>
+            <w:tabs>
+              <w:tab w:val="right" w:leader="dot" w:pos="9112"/>
+            </w:tabs>
+            <w:rPr>
+              <w:noProof/>
+            </w:rPr>
+          </w:pPr>
+          <w:r>
+            <w:fldChar w:fldCharType="begin"/>
+          </w:r>
+          <w:r>
+            <w:instrText xml:space="preserve"> TOC \o "1-3" \h \z \u </w:instrText>
+          </w:r>
+          <w:r>
+            <w:fldChar w:fldCharType="separate"/>
+          </w:r>
+          <w:hyperlink w:anchor="_Toc229565839" w:history="1">
+            <w:r>
+              <w:rPr>
+                <w:rStyle w:val="Hipervnculo"/>
+                <w:noProof/>
+              </w:rPr>
+              <w:t>1. TEORÍA</w:t>
+            </w:r>
+            <w:r>
+              <w:rPr>
+                <w:noProof/>
+                <w:webHidden/>
+              </w:rPr>
+              <w:tab/>
+            </w:r>
+            <w:r>
+              <w:rPr>
+                <w:noProof/>
+                <w:webHidden/>
+              </w:rPr>
+              <w:fldChar w:fldCharType="begin"/>
+            </w:r>
+            <w:r>
+              <w:rPr>
+                <w:noProof/>
+                <w:webHidden/>
+              </w:rPr>
+              <w:instrText xml:space="preserve"> PAGEREF _Toc229565839 \h </w:instrText>
+            </w:r>
+            <w:r>
+              <w:rPr>
+                <w:noProof/>
+                <w:webHidden/>
+              </w:rPr>
+            </w:r>
+            <w:r>
+              <w:rPr>
+                <w:noProof/>
+                <w:webHidden/>
+              </w:rPr>
+              <w:fldChar w:fldCharType="separate"/>
+            </w:r>
+            <w:r>
+              <w:rPr>
+                <w:noProof/>
+                <w:webHidden/>
+              </w:rPr>
+              <w:t>1</w:t>
+            </w:r>
+            <w:r>
+              <w:rPr>
+                <w:noProof/>
+                <w:webHidden/>
+              </w:rPr>
+              <w:fldChar w:fldCharType="end"/>
+            </w:r>
+          </w:hyperlink>
+        </w:p>
+        <w:p>
+          <w:pPr>
+            <w:pStyle w:val="TDC2"/>
+            <w:tabs>
+              <w:tab w:val="right" w:leader="dot" w:pos="9112"/>
+            </w:tabs>
+            <w:rPr>
+              <w:noProof/>
+            </w:rPr>
+          </w:pPr>
+          <w:hyperlink w:anchor="_Toc229565840" w:history="1">
+            <w:r>
+              <w:rPr>
+                <w:rStyle w:val="Hipervnculo"/>
+                <w:noProof/>
+              </w:rPr>
+              <w:t>1.1 ¿Qué es un Web Service SOAP?</w:t>
+            </w:r>
+            <w:r>
+              <w:rPr>
+                <w:noProof/>
+                <w:webHidden/>
+              </w:rPr>
+              <w:tab/>
+            </w:r>
+            <w:r>
+              <w:rPr>
+                <w:noProof/>
+                <w:webHidden/>
+              </w:rPr>
+              <w:fldChar w:fldCharType="begin"/>
+            </w:r>
+            <w:r>
+              <w:rPr>
+                <w:noProof/>
+                <w:webHidden/>
+              </w:rPr>
+              <w:instrText xml:space="preserve"> PAGEREF _Toc229565840 \h </w:instrText>
+            </w:r>
+            <w:r>
+              <w:rPr>
+                <w:noProof/>
+                <w:webHidden/>
+              </w:rPr>
+            </w:r>
+            <w:r>
+              <w:rPr>
+                <w:noProof/>
+                <w:webHidden/>
+              </w:rPr>
+              <w:fldChar w:fldCharType="separate"/>
+            </w:r>
+            <w:r>
+              <w:rPr>
+                <w:noProof/>
+                <w:webHidden/>
+              </w:rPr>
+              <w:t>1</w:t>
+            </w:r>
+            <w:r>
+              <w:rPr>
+                <w:noProof/>
+                <w:webHidden/>
+              </w:rPr>
+              <w:fldChar w:fldCharType="end"/>
+            </w:r>
+          </w:hyperlink>
+        </w:p>
+        <w:p>
+          <w:pPr>
+            <w:pStyle w:val="TDC2"/>
+            <w:tabs>
+              <w:tab w:val="right" w:leader="dot" w:pos="9112"/>
+            </w:tabs>
+            <w:rPr>
+              <w:noProof/>
+            </w:rPr>
+          </w:pPr>
+          <w:hyperlink w:anchor="_Toc229565841" w:history="1">
+            <w:r>
+              <w:rPr>
+                <w:rStyle w:val="Hipervnculo"/>
+                <w:noProof/>
+              </w:rPr>
+              <w:t>1.2 Arquitectura MVC</w:t>
+            </w:r>
+            <w:r>
+              <w:rPr>
+                <w:noProof/>
+                <w:webHidden/>
+              </w:rPr>
+              <w:tab/>
+            </w:r>
+            <w:r>
+              <w:rPr>
+                <w:noProof/>
+                <w:webHidden/>
+              </w:rPr>
+              <w:fldChar w:fldCharType="begin"/>
+            </w:r>
+            <w:r>
+              <w:rPr>
+                <w:noProof/>
+                <w:webHidden/>
+              </w:rPr>
+              <w:instrText xml:space="preserve"> PAGEREF _Toc229565841 \h </w:instrText>
+            </w:r>
+            <w:r>
+              <w:rPr>
+                <w:noProof/>
+                <w:webHidden/>
+              </w:rPr>
+            </w:r>
+            <w:r>
+              <w:rPr>
+                <w:noProof/>
+                <w:webHidden/>
+              </w:rPr>
+              <w:fldChar w:fldCharType="separate"/>
+            </w:r>
+            <w:r>
+              <w:rPr>
+                <w:noProof/>
+                <w:webHidden/>
+              </w:rPr>
+              <w:t>1</w:t>
+            </w:r>
+            <w:r>
+              <w:rPr>
+                <w:noProof/>
+                <w:webHidden/>
+              </w:rPr>
+              <w:fldChar w:fldCharType="end"/>
+            </w:r>
+          </w:hyperlink>
+        </w:p>
+        <w:p>
+          <w:pPr>
+            <w:pStyle w:val="TDC2"/>
+            <w:tabs>
+              <w:tab w:val="right" w:leader="dot" w:pos="9112"/>
+            </w:tabs>
+            <w:rPr>
+              <w:noProof/>
+            </w:rPr>
+          </w:pPr>
+          <w:hyperlink w:anchor="_Toc229565842" w:history="1">
+            <w:r>
+              <w:rPr>
+                <w:rStyle w:val="Hipervnculo"/>
+                <w:noProof/>
+              </w:rPr>
+              <w:t>1.3 WCF (Windows Communication Foundation)</w:t>
+            </w:r>
+            <w:r>
+              <w:rPr>
+                <w:noProof/>
+                <w:webHidden/>
+              </w:rPr>
+              <w:tab/>
+            </w:r>
+            <w:r>
+              <w:rPr>
+                <w:noProof/>
+                <w:webHidden/>
+              </w:rPr>
+              <w:fldChar w:fldCharType="begin"/>
+            </w:r>
+            <w:r>
+              <w:rPr>
+                <w:noProof/>
+                <w:webHidden/>
+              </w:rPr>
+              <w:instrText xml:space="preserve"> PAGEREF _Toc229565842 \h </w:instrText>
+            </w:r>
+            <w:r>
+              <w:rPr>
+                <w:noProof/>
+                <w:webHidden/>
+              </w:rPr>
+            </w:r>
+            <w:r>
+              <w:rPr>
+                <w:noProof/>
+                <w:webHidden/>
+              </w:rPr>
+              <w:fldChar w:fldCharType="separate"/>
+            </w:r>
+            <w:r>
+              <w:rPr>
+                <w:noProof/>
+                <w:webHidden/>
+              </w:rPr>
+              <w:t>1</w:t>
+            </w:r>
+            <w:r>
+              <w:rPr>
+                <w:noProof/>
+                <w:webHidden/>
+              </w:rPr>
+              <w:fldChar w:fldCharType="end"/>
+            </w:r>
+          </w:hyperlink>
+        </w:p>
+        <w:p>
+          <w:pPr>
+            <w:pStyle w:val="TDC2"/>
+            <w:tabs>
+              <w:tab w:val="right" w:leader="dot" w:pos="9112"/>
+            </w:tabs>
+            <w:rPr>
+              <w:noProof/>
+            </w:rPr>
+          </w:pPr>
+          <w:hyperlink w:anchor="_Toc229565843" w:history="1">
+            <w:r>
+              <w:rPr>
+                <w:rStyle w:val="Hipervnculo"/>
+                <w:noProof/>
+              </w:rPr>
+              <w:t>1.4 WSDL y Contrato de Servicio</w:t>
+            </w:r>
+            <w:r>
+              <w:rPr>
+                <w:noProof/>
+                <w:webHidden/>
+              </w:rPr>
+              <w:tab/>
+            </w:r>
+            <w:r>
+              <w:rPr>
+                <w:noProof/>
+                <w:webHidden/>
+              </w:rPr>
+              <w:fldChar w:fldCharType="begin"/>
+            </w:r>
+            <w:r>
+              <w:rPr>
+                <w:noProof/>
+                <w:webHidden/>
+              </w:rPr>
+              <w:instrText xml:space="preserve"> PAGEREF _Toc229565843 \h </w:instrText>
+            </w:r>
+            <w:r>
+              <w:rPr>
+                <w:noProof/>
+                <w:webHidden/>
+              </w:rPr>
+            </w:r>
+            <w:r>
+              <w:rPr>
+                <w:noProof/>
+                <w:webHidden/>
+              </w:rPr>
+              <w:fldChar w:fldCharType="separate"/>
+            </w:r>
+            <w:r>
+              <w:rPr>
+                <w:noProof/>
+                <w:webHidden/>
+              </w:rPr>
+              <w:t>2</w:t>
+            </w:r>
+            <w:r>
+              <w:rPr>
+                <w:noProof/>
+                <w:webHidden/>
+              </w:rPr>
+              <w:fldChar w:fldCharType="end"/>
+            </w:r>
+          </w:hyperlink>
+        </w:p>
+        <w:p>
+          <w:pPr>
+            <w:pStyle w:val="TDC1"/>
+            <w:tabs>
+              <w:tab w:val="right" w:leader="dot" w:pos="9112"/>
+            </w:tabs>
+            <w:rPr>
+              <w:noProof/>
+            </w:rPr>
+          </w:pPr>
+          <w:hyperlink w:anchor="_Toc229565844" w:history="1">
+            <w:r>
+              <w:rPr>
+                <w:rStyle w:val="Hipervnculo"/>
+                <w:noProof/>
+              </w:rPr>
+              <w:t>2. PARTE PRÁCTICA</w:t>
+            </w:r>
+            <w:r>
+              <w:rPr>
+                <w:noProof/>
+                <w:webHidden/>
+              </w:rPr>
+              <w:tab/>
+            </w:r>
+            <w:r>
+              <w:rPr>
+                <w:noProof/>
+                <w:webHidden/>
+              </w:rPr>
+              <w:fldChar w:fldCharType="begin"/>
+            </w:r>
+            <w:r>
+              <w:rPr>
+                <w:noProof/>
+                <w:webHidden/>
+              </w:rPr>
+              <w:instrText xml:space="preserve"> PAGEREF _Toc229565844 \h </w:instrText>
+            </w:r>
+            <w:r>
+              <w:rPr>
+                <w:noProof/>
+                <w:webHidden/>
+              </w:rPr>
+            </w:r>
+            <w:r>
+              <w:rPr>
+                <w:noProof/>
+                <w:webHidden/>
+              </w:rPr>
+              <w:fldChar w:fldCharType="separate"/>
+            </w:r>
+            <w:r>
+              <w:rPr>
+                <w:noProof/>
+                <w:webHidden/>
+              </w:rPr>
+              <w:t>3</w:t>
+            </w:r>
+            <w:r>
+              <w:rPr>
+                <w:noProof/>
+                <w:webHidden/>
+              </w:rPr>
+              <w:fldChar w:fldCharType="end"/>
+            </w:r>
+          </w:hyperlink>
+        </w:p>
+        <w:p>
+          <w:pPr>
+            <w:pStyle w:val="TDC2"/>
+            <w:tabs>
+              <w:tab w:val="right" w:leader="dot" w:pos="9112"/>
+            </w:tabs>
+            <w:rPr>
+              <w:noProof/>
+            </w:rPr>
+          </w:pPr>
+          <w:hyperlink w:anchor="_Toc229565845" w:history="1">
+            <w:r>
+              <w:rPr>
+                <w:rStyle w:val="Hipervnculo"/>
+                <w:noProof/>
+              </w:rPr>
+              <w:t>2.1 Instalación del IDE</w:t>
+            </w:r>
+            <w:r>
+              <w:rPr>
+                <w:noProof/>
+                <w:webHidden/>
+              </w:rPr>
+              <w:tab/>
+            </w:r>
+            <w:r>
+              <w:rPr>
+                <w:noProof/>
+                <w:webHidden/>
+              </w:rPr>
+              <w:fldChar w:fldCharType="begin"/>
+            </w:r>
+            <w:r>
+              <w:rPr>
+                <w:noProof/>
+                <w:webHidden/>
+              </w:rPr>
+              <w:instrText xml:space="preserve"> PAGEREF _Toc229565845 \h </w:instrText>
+            </w:r>
+            <w:r>
+              <w:rPr>
+                <w:noProof/>
+                <w:webHidden/>
+              </w:rPr>
+            </w:r>
+            <w:r>
+              <w:rPr>
+                <w:noProof/>
+                <w:webHidden/>
+              </w:rPr>
+              <w:fldChar w:fldCharType="separate"/>
+            </w:r>
+            <w:r>
+              <w:rPr>
+                <w:noProof/>
+                <w:webHidden/>
+              </w:rPr>
+              <w:t>3</w:t>
+            </w:r>
+            <w:r>
+              <w:rPr>
+                <w:noProof/>
+                <w:webHidden/>
+              </w:rPr>
+              <w:fldChar w:fldCharType="end"/>
+            </w:r>
+          </w:hyperlink>
+        </w:p>
+        <w:p>
+          <w:pPr>
+            <w:pStyle w:val="TDC2"/>
+            <w:tabs>
+              <w:tab w:val="right" w:leader="dot" w:pos="9112"/>
+            </w:tabs>
+            <w:rPr>
+              <w:noProof/>
+            </w:rPr>
+          </w:pPr>
+          <w:hyperlink w:anchor="_Toc229565846" w:history="1">
+            <w:r>
+              <w:rPr>
+                <w:rStyle w:val="Hipervnculo"/>
+                <w:noProof/>
+              </w:rPr>
+              <w:t>2.2 Aplicación Servidor (WS SOAP)</w:t>
+            </w:r>
+            <w:r>
+              <w:rPr>
+                <w:noProof/>
+                <w:webHidden/>
+              </w:rPr>
+              <w:tab/>
+            </w:r>
+            <w:r>
+              <w:rPr>
+                <w:noProof/>
+                <w:webHidden/>
+              </w:rPr>
+              <w:fldChar w:fldCharType="begin"/>
+            </w:r>
+            <w:r>
+              <w:rPr>
+                <w:noProof/>
+                <w:webHidden/>
+              </w:rPr>
+              <w:instrText xml:space="preserve"> PAGEREF _Toc229565846 \h </w:instrText>
+            </w:r>
+            <w:r>
+              <w:rPr>
+                <w:noProof/>
+                <w:webHidden/>
+              </w:rPr>
+            </w:r>
+            <w:r>
+              <w:rPr>
+                <w:noProof/>
+                <w:webHidden/>
+              </w:rPr>
+              <w:fldChar w:fldCharType="separate"/>
+            </w:r>
+            <w:r>
+              <w:rPr>
+                <w:noProof/>
+                <w:webHidden/>
+              </w:rPr>
+              <w:t>4</w:t>
+            </w:r>
+            <w:r>
+              <w:rPr>
+                <w:noProof/>
+                <w:webHidden/>
+              </w:rPr>
+              <w:fldChar w:fldCharType="end"/>
+            </w:r>
+          </w:hyperlink>
+        </w:p>
+        <w:p>
+          <w:pPr>
+            <w:pStyle w:val="TDC2"/>
+            <w:tabs>
+              <w:tab w:val="right" w:leader="dot" w:pos="9112"/>
+            </w:tabs>
+            <w:rPr>
+              <w:noProof/>
+            </w:rPr>
+          </w:pPr>
+          <w:hyperlink w:anchor="_Toc229565847" w:history="1">
+            <w:r>
+              <w:rPr>
+                <w:rStyle w:val="Hipervnculo"/>
+                <w:noProof/>
+              </w:rPr>
+              <w:t>2.2.1 Creación del Proyecto</w:t>
+            </w:r>
+            <w:r>
+              <w:rPr>
+                <w:noProof/>
+                <w:webHidden/>
+              </w:rPr>
+              <w:tab/>
+            </w:r>
+            <w:r>
+              <w:rPr>
+                <w:noProof/>
+                <w:webHidden/>
+              </w:rPr>
+              <w:fldChar w:fldCharType="begin"/>
+            </w:r>
+            <w:r>
+              <w:rPr>
+                <w:noProof/>
+                <w:webHidden/>
+              </w:rPr>
+              <w:instrText xml:space="preserve"> PAGEREF _Toc229565847 \h </w:instrText>
+            </w:r>
+            <w:r>
+              <w:rPr>
+                <w:noProof/>
+                <w:webHidden/>
+              </w:rPr>
+            </w:r>
+            <w:r>
+              <w:rPr>
+                <w:noProof/>
+                <w:webHidden/>
+              </w:rPr>
+              <w:fldChar w:fldCharType="separate"/>
+            </w:r>
+            <w:r>
+              <w:rPr>
+                <w:noProof/>
+                <w:webHidden/>
+              </w:rPr>
+              <w:t>4</w:t>
+            </w:r>
+            <w:r>
+              <w:rPr>
+                <w:noProof/>
+                <w:webHidden/>
+              </w:rPr>
+              <w:fldChar w:fldCharType="end"/>
+            </w:r>
+          </w:hyperlink>
+        </w:p>
+        <w:p>
+          <w:pPr>
+            <w:pStyle w:val="TDC3"/>
+            <w:tabs>
+              <w:tab w:val="right" w:leader="dot" w:pos="9112"/>
+            </w:tabs>
+            <w:rPr>
+              <w:noProof/>
+            </w:rPr>
+          </w:pPr>
+          <w:hyperlink w:anchor="_Toc229565848" w:history="1">
+            <w:r>
+              <w:rPr>
+                <w:rStyle w:val="Hipervnculo"/>
+                <w:noProof/>
+              </w:rPr>
+              <w:t>2.2.2 Arquitectura del WS</w:t>
+            </w:r>
+            <w:r>
+              <w:rPr>
+                <w:noProof/>
+                <w:webHidden/>
+              </w:rPr>
+              <w:tab/>
+            </w:r>
+            <w:r>
+              <w:rPr>
+                <w:noProof/>
+                <w:webHidden/>
+              </w:rPr>
+              <w:fldChar w:fldCharType="begin"/>
+            </w:r>
+            <w:r>
+              <w:rPr>
+                <w:noProof/>
+                <w:webHidden/>
+              </w:rPr>
+              <w:instrText xml:space="preserve"> PAGEREF _Toc229565848 \h </w:instrText>
+            </w:r>
+            <w:r>
+              <w:rPr>
+                <w:noProof/>
+                <w:webHidden/>
+              </w:rPr>
+            </w:r>
+            <w:r>
+              <w:rPr>
+                <w:noProof/>
+                <w:webHidden/>
+              </w:rPr>
+              <w:fldChar w:fldCharType="separate"/>
+            </w:r>
+            <w:r>
+              <w:rPr>
+                <w:noProof/>
+                <w:webHidden/>
+              </w:rPr>
+              <w:t>4</w:t>
+            </w:r>
+            <w:r>
+              <w:rPr>
+                <w:noProof/>
+                <w:webHidden/>
+              </w:rPr>
+              <w:fldChar w:fldCharType="end"/>
+            </w:r>
+          </w:hyperlink>
+        </w:p>
+        <w:p>
+          <w:pPr>
+            <w:pStyle w:val="TDC3"/>
+            <w:tabs>
+              <w:tab w:val="right" w:leader="dot" w:pos="9112"/>
+            </w:tabs>
+            <w:rPr>
+              <w:noProof/>
+            </w:rPr>
+          </w:pPr>
+          <w:hyperlink w:anchor="_Toc229565849" w:history="1">
+            <w:r>
+              <w:rPr>
+                <w:rStyle w:val="Hipervnculo"/>
+                <w:noProof/>
+              </w:rPr>
+              <w:t>2.2.3 Codificación del WS</w:t>
+            </w:r>
+            <w:r>
+              <w:rPr>
+                <w:noProof/>
+                <w:webHidden/>
+              </w:rPr>
+              <w:tab/>
+            </w:r>
+            <w:r>
+              <w:rPr>
+                <w:noProof/>
+                <w:webHidden/>
+              </w:rPr>
+              <w:fldChar w:fldCharType="begin"/>
+            </w:r>
+            <w:r>
+              <w:rPr>
+                <w:noProof/>
+                <w:webHidden/>
+              </w:rPr>
+              <w:instrText xml:space="preserve"> PAGEREF _Toc229565849 \h </w:instrText>
+            </w:r>
+            <w:r>
+              <w:rPr>
+                <w:noProof/>
+                <w:webHidden/>
+              </w:rPr>
+            </w:r>
+            <w:r>
+              <w:rPr>
+                <w:noProof/>
+                <w:webHidden/>
+              </w:rPr>
+              <w:fldChar w:fldCharType="separate"/>
+            </w:r>
+            <w:r>
+              <w:rPr>
+                <w:noProof/>
+                <w:webHidden/>
+              </w:rPr>
+              <w:t>5</w:t>
+            </w:r>
+            <w:r>
+              <w:rPr>
+                <w:noProof/>
+                <w:webHidden/>
+              </w:rPr>
+              <w:fldChar w:fldCharType="end"/>
+            </w:r>
+          </w:hyperlink>
+        </w:p>
+        <w:p>
+          <w:pPr>
+            <w:pStyle w:val="TDC3"/>
+            <w:tabs>
+              <w:tab w:val="right" w:leader="dot" w:pos="9112"/>
+            </w:tabs>
+            <w:rPr>
+              <w:noProof/>
+            </w:rPr>
+          </w:pPr>
+          <w:hyperlink w:anchor="_Toc229565850" w:history="1">
+            <w:r>
+              <w:rPr>
+                <w:rStyle w:val="Hipervnculo"/>
+                <w:noProof/>
+              </w:rPr>
+              <w:t>2.2.4 Ejecución del WS</w:t>
+            </w:r>
+            <w:r>
+              <w:rPr>
+                <w:noProof/>
+                <w:webHidden/>
+              </w:rPr>
+              <w:tab/>
+            </w:r>
+            <w:r>
+              <w:rPr>
+                <w:noProof/>
+                <w:webHidden/>
+              </w:rPr>
+              <w:fldChar w:fldCharType="begin"/>
+            </w:r>
+            <w:r>
+              <w:rPr>
+                <w:noProof/>
+                <w:webHidden/>
+              </w:rPr>
+              <w:instrText xml:space="preserve"> PAGEREF _Toc229565850 \h </w:instrText>
+            </w:r>
+            <w:r>
+              <w:rPr>
+                <w:noProof/>
+                <w:webHidden/>
+              </w:rPr>
+            </w:r>
+            <w:r>
+              <w:rPr>
+                <w:noProof/>
+                <w:webHidden/>
+              </w:rPr>
+              <w:fldChar w:fldCharType="separate"/>
+            </w:r>
+            <w:r>
+              <w:rPr>
+                <w:noProof/>
+                <w:webHidden/>
+              </w:rPr>
+              <w:t>7</w:t>
+            </w:r>
+            <w:r>
+              <w:rPr>
+                <w:noProof/>
+                <w:webHidden/>
+              </w:rPr>
+              <w:fldChar w:fldCharType="end"/>
+            </w:r>
+          </w:hyperlink>
+        </w:p>
+        <w:p>
+          <w:pPr>
+            <w:pStyle w:val="TDC2"/>
+            <w:tabs>
+              <w:tab w:val="right" w:leader="dot" w:pos="9112"/>
+            </w:tabs>
+            <w:rPr>
+              <w:noProof/>
+            </w:rPr>
+          </w:pPr>
+          <w:hyperlink w:anchor="_Toc229565851" w:history="1">
+            <w:r>
+              <w:rPr>
+                <w:rStyle w:val="Hipervnculo"/>
+                <w:noProof/>
+              </w:rPr>
+              <w:t>2.3 Cliente Consola (.NET)</w:t>
+            </w:r>
+            <w:r>
+              <w:rPr>
+                <w:noProof/>
+                <w:webHidden/>
+              </w:rPr>
+              <w:tab/>
+            </w:r>
+            <w:r>
+              <w:rPr>
+                <w:noProof/>
+                <w:webHidden/>
+              </w:rPr>
+              <w:fldChar w:fldCharType="begin"/>
+            </w:r>
+            <w:r>
+              <w:rPr>
+                <w:noProof/>
+                <w:webHidden/>
+              </w:rPr>
+              <w:instrText xml:space="preserve"> PAGEREF _Toc229565851 \h </w:instrText>
+            </w:r>
+            <w:r>
+              <w:rPr>
+                <w:noProof/>
+                <w:webHidden/>
+              </w:rPr>
+            </w:r>
+            <w:r>
+              <w:rPr>
+                <w:noProof/>
+                <w:webHidden/>
+              </w:rPr>
+              <w:fldChar w:fldCharType="separate"/>
+            </w:r>
+            <w:r>
+              <w:rPr>
+                <w:noProof/>
+                <w:webHidden/>
+              </w:rPr>
+              <w:t>9</w:t>
+            </w:r>
+            <w:r>
+              <w:rPr>
+                <w:noProof/>
+                <w:webHidden/>
+              </w:rPr>
+              <w:fldChar w:fldCharType="end"/>
+            </w:r>
+          </w:hyperlink>
+        </w:p>
+        <w:p>
+          <w:pPr>
+            <w:pStyle w:val="TDC3"/>
+            <w:tabs>
+              <w:tab w:val="right" w:leader="dot" w:pos="9112"/>
+            </w:tabs>
+            <w:rPr>
+              <w:noProof/>
+            </w:rPr>
+          </w:pPr>
+          <w:hyperlink w:anchor="_Toc229565852" w:history="1">
+            <w:r>
+              <w:rPr>
+                <w:rStyle w:val="Hipervnculo"/>
+                <w:noProof/>
+              </w:rPr>
+              <w:t>2.3.1 Creación del Proyecto</w:t>
+            </w:r>
+            <w:r>
+              <w:rPr>
+                <w:noProof/>
+                <w:webHidden/>
+              </w:rPr>
+              <w:tab/>
+            </w:r>
+            <w:r>
+              <w:rPr>
+                <w:noProof/>
+                <w:webHidden/>
+              </w:rPr>
+              <w:fldChar w:fldCharType="begin"/>
+            </w:r>
+            <w:r>
+              <w:rPr>
+                <w:noProof/>
+                <w:webHidden/>
+              </w:rPr>
+              <w:instrText xml:space="preserve"> PAGEREF _Toc229565852 \h </w:instrText>
+            </w:r>
+            <w:r>
+              <w:rPr>
+                <w:noProof/>
+                <w:webHidden/>
+              </w:rPr>
+            </w:r>
+            <w:r>
+              <w:rPr>
+                <w:noProof/>
+                <w:webHidden/>
+              </w:rPr>
+              <w:fldChar w:fldCharType="separate"/>
+            </w:r>
+            <w:r>
+              <w:rPr>
+                <w:noProof/>
+                <w:webHidden/>
+              </w:rPr>
+              <w:t>9</w:t>
+            </w:r>
+            <w:r>
+              <w:rPr>
+                <w:noProof/>
+                <w:webHidden/>
+              </w:rPr>
+              <w:fldChar w:fldCharType="end"/>
+            </w:r>
+          </w:hyperlink>
+        </w:p>
+        <w:p>
+          <w:pPr>
+            <w:pStyle w:val="TDC3"/>
+            <w:tabs>
+              <w:tab w:val="right" w:leader="dot" w:pos="9112"/>
+            </w:tabs>
+            <w:rPr>
+              <w:noProof/>
+            </w:rPr>
+          </w:pPr>
+          <w:hyperlink w:anchor="_Toc229565853" w:history="1">
+            <w:r>
+              <w:rPr>
+                <w:rStyle w:val="Hipervnculo"/>
+                <w:noProof/>
+              </w:rPr>
+              <w:t>2.3.2 Arquitectura del Cliente Consola</w:t>
+            </w:r>
+            <w:r>
+              <w:rPr>
+                <w:noProof/>
+                <w:webHidden/>
+              </w:rPr>
+              <w:tab/>
+            </w:r>
+            <w:r>
+              <w:rPr>
+                <w:noProof/>
+                <w:webHidden/>
+              </w:rPr>
+              <w:fldChar w:fldCharType="begin"/>
+            </w:r>
+            <w:r>
+              <w:rPr>
+                <w:noProof/>
+                <w:webHidden/>
+              </w:rPr>
+              <w:instrText xml:space="preserve"> PAGEREF _Toc229565853 \h </w:instrText>
+            </w:r>
+            <w:r>
+              <w:rPr>
+                <w:noProof/>
+                <w:webHidden/>
+              </w:rPr>
+            </w:r>
+            <w:r>
+              <w:rPr>
+                <w:noProof/>
+                <w:webHidden/>
+              </w:rPr>
+              <w:fldChar w:fldCharType="separate"/>
+            </w:r>
+            <w:r>
+              <w:rPr>
+                <w:noProof/>
+                <w:webHidden/>
+              </w:rPr>
+              <w:t>9</w:t>
+            </w:r>
+            <w:r>
+              <w:rPr>
+                <w:noProof/>
+                <w:webHidden/>
+              </w:rPr>
+              <w:fldChar w:fldCharType="end"/>
+            </w:r>
+          </w:hyperlink>
+        </w:p>
+        <w:p>
+          <w:pPr>
+            <w:pStyle w:val="TDC3"/>
+            <w:tabs>
+              <w:tab w:val="right" w:leader="dot" w:pos="9112"/>
+            </w:tabs>
+            <w:rPr>
+              <w:noProof/>
+            </w:rPr>
+          </w:pPr>
+          <w:hyperlink w:anchor="_Toc229565854" w:history="1">
+            <w:r>
+              <w:rPr>
+                <w:rStyle w:val="Hipervnculo"/>
+                <w:noProof/>
+              </w:rPr>
+              <w:t>2.3.3 Codificación del Cliente Consola</w:t>
+            </w:r>
+            <w:r>
+              <w:rPr>
+                <w:noProof/>
+                <w:webHidden/>
+              </w:rPr>
+              <w:tab/>
+            </w:r>
+            <w:r>
+              <w:rPr>
+                <w:noProof/>
+                <w:webHidden/>
+              </w:rPr>
+              <w:fldChar w:fldCharType="begin"/>
+            </w:r>
+            <w:r>
+              <w:rPr>
+                <w:noProof/>
+                <w:webHidden/>
+              </w:rPr>
+              <w:instrText xml:space="preserve"> PAGEREF _Toc229565854 \h </w:instrText>
+            </w:r>
+            <w:r>
+              <w:rPr>
+                <w:noProof/>
+                <w:webHidden/>
+              </w:rPr>
+            </w:r>
+            <w:r>
+              <w:rPr>
+                <w:noProof/>
+                <w:webHidden/>
+              </w:rPr>
+              <w:fldChar w:fldCharType="separate"/>
+            </w:r>
+            <w:r>
+              <w:rPr>
+                <w:noProof/>
+                <w:webHidden/>
+              </w:rPr>
+              <w:t>9</w:t>
+            </w:r>
+            <w:r>
+              <w:rPr>
+                <w:noProof/>
+                <w:webHidden/>
+              </w:rPr>
+              <w:fldChar w:fldCharType="end"/>
+            </w:r>
+          </w:hyperlink>
+        </w:p>
+        <w:p>
+          <w:pPr>
+            <w:pStyle w:val="TDC3"/>
+            <w:tabs>
+              <w:tab w:val="right" w:leader="dot" w:pos="9112"/>
+            </w:tabs>
+            <w:rPr>
+              <w:noProof/>
+            </w:rPr>
+          </w:pPr>
+          <w:hyperlink w:anchor="_Toc229565855" w:history="1">
+            <w:r>
+              <w:rPr>
+                <w:rStyle w:val="Hipervnculo"/>
+                <w:noProof/>
+              </w:rPr>
+              <w:t>2.3.4 Ejecución del Cliente Consola</w:t>
+            </w:r>
+            <w:r>
+              <w:rPr>
+                <w:noProof/>
+                <w:webHidden/>
+              </w:rPr>
+              <w:tab/>
+            </w:r>
+            <w:r>
+              <w:rPr>
+                <w:noProof/>
+                <w:webHidden/>
+              </w:rPr>
+              <w:fldChar w:fldCharType="begin"/>
+            </w:r>
+            <w:r>
+              <w:rPr>
+                <w:noProof/>
+                <w:webHidden/>
+              </w:rPr>
+              <w:instrText xml:space="preserve"> PAGEREF _Toc229565855 \h </w:instrText>
+            </w:r>
+            <w:r>
+              <w:rPr>
+                <w:noProof/>
+                <w:webHidden/>
+              </w:rPr>
+            </w:r>
+            <w:r>
+              <w:rPr>
+                <w:noProof/>
+                <w:webHidden/>
+              </w:rPr>
+              <w:fldChar w:fldCharType="separate"/>
+            </w:r>
+            <w:r>
+              <w:rPr>
+                <w:noProof/>
+                <w:webHidden/>
+              </w:rPr>
+              <w:t>13</w:t>
+            </w:r>
+            <w:r>
+              <w:rPr>
+                <w:noProof/>
+                <w:webHidden/>
+              </w:rPr>
+              <w:fldChar w:fldCharType="end"/>
+            </w:r>
+          </w:hyperlink>
+        </w:p>
+        <w:p>
+          <w:pPr>
+            <w:pStyle w:val="TDC2"/>
+            <w:tabs>
+              <w:tab w:val="right" w:leader="dot" w:pos="9112"/>
+            </w:tabs>
+            <w:rPr>
+              <w:noProof/>
+            </w:rPr>
+          </w:pPr>
+          <w:hyperlink w:anchor="_Toc229565856" w:history="1">
+            <w:r>
+              <w:rPr>
+                <w:rStyle w:val="Hipervnculo"/>
+                <w:noProof/>
+              </w:rPr>
+              <w:t>2.4 Cliente Móvil (React Native + Expo)</w:t>
+            </w:r>
+            <w:r>
+              <w:rPr>
+                <w:noProof/>
+                <w:webHidden/>
+              </w:rPr>
+              <w:tab/>
+            </w:r>
+            <w:r>
+              <w:rPr>
+                <w:noProof/>
+                <w:webHidden/>
+              </w:rPr>
+              <w:fldChar w:fldCharType="begin"/>
+            </w:r>
+            <w:r>
+              <w:rPr>
+                <w:noProof/>
+                <w:webHidden/>
+              </w:rPr>
+              <w:instrText xml:space="preserve"> PAGEREF _Toc229565856 \h </w:instrText>
+            </w:r>
+            <w:r>
+              <w:rPr>
+                <w:noProof/>
+                <w:webHidden/>
+              </w:rPr>
+            </w:r>
+            <w:r>
+              <w:rPr>
+                <w:noProof/>
+                <w:webHidden/>
+              </w:rPr>
+              <w:fldChar w:fldCharType="separate"/>
+            </w:r>
+            <w:r>
+              <w:rPr>
+                <w:noProof/>
+                <w:webHidden/>
+              </w:rPr>
+              <w:t>14</w:t>
+            </w:r>
+            <w:r>
+              <w:rPr>
+                <w:noProof/>
+                <w:webHidden/>
+              </w:rPr>
+              <w:fldChar w:fldCharType="end"/>
+            </w:r>
+          </w:hyperlink>
+        </w:p>
+        <w:p>
+          <w:pPr>
+            <w:pStyle w:val="TDC3"/>
+            <w:tabs>
+              <w:tab w:val="right" w:leader="dot" w:pos="9112"/>
+            </w:tabs>
+            <w:rPr>
+              <w:noProof/>
+            </w:rPr>
+          </w:pPr>
+          <w:hyperlink w:anchor="_Toc229565857" w:history="1">
+            <w:r>
+              <w:rPr>
+                <w:rStyle w:val="Hipervnculo"/>
+                <w:noProof/>
+              </w:rPr>
+              <w:t>2.4.1 Creación del Proyecto</w:t>
+            </w:r>
+            <w:r>
+              <w:rPr>
+                <w:noProof/>
+                <w:webHidden/>
+              </w:rPr>
+              <w:tab/>
+            </w:r>
+            <w:r>
+              <w:rPr>
+                <w:noProof/>
+                <w:webHidden/>
+              </w:rPr>
+              <w:fldChar w:fldCharType="begin"/>
+            </w:r>
+            <w:r>
+              <w:rPr>
+                <w:noProof/>
+                <w:webHidden/>
+              </w:rPr>
+              <w:instrText xml:space="preserve"> PAGEREF _Toc229565857 \h </w:instrText>
+            </w:r>
+            <w:r>
+              <w:rPr>
+                <w:noProof/>
+                <w:webHidden/>
+              </w:rPr>
+            </w:r>
+            <w:r>
+              <w:rPr>
+                <w:noProof/>
+                <w:webHidden/>
+              </w:rPr>
+              <w:fldChar w:fldCharType="separate"/>
+            </w:r>
+            <w:r>
+              <w:rPr>
+                <w:noProof/>
+                <w:webHidden/>
+              </w:rPr>
+              <w:t>14</w:t>
+            </w:r>
+            <w:r>
+              <w:rPr>
+                <w:noProof/>
+                <w:webHidden/>
+              </w:rPr>
+              <w:fldChar w:fldCharType="end"/>
+            </w:r>
+          </w:hyperlink>
+        </w:p>
+        <w:p>
+          <w:pPr>
+            <w:pStyle w:val="TDC3"/>
+            <w:tabs>
+              <w:tab w:val="right" w:leader="dot" w:pos="9112"/>
+            </w:tabs>
+            <w:rPr>
+              <w:noProof/>
+            </w:rPr>
+          </w:pPr>
+          <w:hyperlink w:anchor="_Toc229565858" w:history="1">
+            <w:r>
+              <w:rPr>
+                <w:rStyle w:val="Hipervnculo"/>
+                <w:noProof/>
+              </w:rPr>
+              <w:t>2.4.2 Arquitectura del Cliente Móvil</w:t>
+            </w:r>
+            <w:r>
+              <w:rPr>
+                <w:noProof/>
+                <w:webHidden/>
+              </w:rPr>
+              <w:tab/>
+            </w:r>
+            <w:r>
+              <w:rPr>
+                <w:noProof/>
+                <w:webHidden/>
+              </w:rPr>
+              <w:fldChar w:fldCharType="begin"/>
+            </w:r>
+            <w:r>
+              <w:rPr>
+                <w:noProof/>
+                <w:webHidden/>
+              </w:rPr>
+              <w:instrText xml:space="preserve"> PAGEREF _Toc229565858 \h </w:instrText>
+            </w:r>
+            <w:r>
+              <w:rPr>
+                <w:noProof/>
+                <w:webHidden/>
+              </w:rPr>
+            </w:r>
+            <w:r>
+              <w:rPr>
+                <w:noProof/>
+                <w:webHidden/>
+              </w:rPr>
+              <w:fldChar w:fldCharType="separate"/>
+            </w:r>
+            <w:r>
+              <w:rPr>
+                <w:noProof/>
+                <w:webHidden/>
+              </w:rPr>
+              <w:t>14</w:t>
+            </w:r>
+            <w:r>
+              <w:rPr>
+                <w:noProof/>
+                <w:webHidden/>
+              </w:rPr>
+              <w:fldChar w:fldCharType="end"/>
+            </w:r>
+          </w:hyperlink>
+        </w:p>
+        <w:p>
+          <w:pPr>
+            <w:pStyle w:val="TDC3"/>
+            <w:tabs>
+              <w:tab w:val="right" w:leader="dot" w:pos="9112"/>
+            </w:tabs>
+            <w:rPr>
+              <w:noProof/>
+            </w:rPr>
+          </w:pPr>
+          <w:hyperlink w:anchor="_Toc229565859" w:history="1">
+            <w:r>
+              <w:rPr>
+                <w:rStyle w:val="Hipervnculo"/>
+                <w:noProof/>
+              </w:rPr>
+              <w:t>2.4.3 Codificación del Cliente Móvil</w:t>
+            </w:r>
+            <w:r>
+              <w:rPr>
+                <w:noProof/>
+                <w:webHidden/>
+              </w:rPr>
+              <w:tab/>
+            </w:r>
+            <w:r>
+              <w:rPr>
+                <w:noProof/>
+                <w:webHidden/>
+              </w:rPr>
+              <w:fldChar w:fldCharType="begin"/>
+            </w:r>
+            <w:r>
+              <w:rPr>
+                <w:noProof/>
+                <w:webHidden/>
+              </w:rPr>
+              <w:instrText xml:space="preserve"> PAGEREF _Toc229565859 \h </w:instrText>
+            </w:r>
+            <w:r>
+              <w:rPr>
+                <w:noProof/>
+                <w:webHidden/>
+              </w:rPr>
+            </w:r>
+            <w:r>
+              <w:rPr>
+                <w:noProof/>
+                <w:webHidden/>
+              </w:rPr>
+              <w:fldChar w:fldCharType="separate"/>
+            </w:r>
+            <w:r>
+              <w:rPr>
+                <w:noProof/>
+                <w:webHidden/>
+              </w:rPr>
+              <w:t>14</w:t>
+            </w:r>
+            <w:r>
+              <w:rPr>
+                <w:noProof/>
+                <w:webHidden/>
+              </w:rPr>
+              <w:fldChar w:fldCharType="end"/>
+            </w:r>
+          </w:hyperlink>
+        </w:p>
+        <w:p>
+          <w:pPr>
+            <w:pStyle w:val="TDC3"/>
+            <w:tabs>
+              <w:tab w:val="right" w:leader="dot" w:pos="9112"/>
+            </w:tabs>
+            <w:rPr>
+              <w:noProof/>
+            </w:rPr>
+          </w:pPr>
+          <w:hyperlink w:anchor="_Toc229565860" w:history="1">
+            <w:r>
+              <w:rPr>
+                <w:rStyle w:val="Hipervnculo"/>
+                <w:noProof/>
+              </w:rPr>
+              <w:t>2.4.4 Ejecución del Cliente Móvil</w:t>
+            </w:r>
+            <w:r>
+              <w:rPr>
+                <w:noProof/>
+                <w:webHidden/>
+              </w:rPr>
+              <w:tab/>
+            </w:r>
+            <w:r>
+              <w:rPr>
+                <w:noProof/>
+                <w:webHidden/>
+              </w:rPr>
+              <w:fldChar w:fldCharType="begin"/>
+            </w:r>
+            <w:r>
+              <w:rPr>
+                <w:noProof/>
+                <w:webHidden/>
+              </w:rPr>
+              <w:instrText xml:space="preserve"> PAGEREF _Toc229565860 \h </w:instrText>
+            </w:r>
+            <w:r>
+              <w:rPr>
+                <w:noProof/>
+                <w:webHidden/>
+              </w:rPr>
+            </w:r>
+            <w:r>
+              <w:rPr>
+                <w:noProof/>
+                <w:webHidden/>
+              </w:rPr>
+              <w:fldChar w:fldCharType="separate"/>
+            </w:r>
+            <w:r>
+              <w:rPr>
+                <w:noProof/>
+                <w:webHidden/>
+              </w:rPr>
+              <w:t>18</w:t>
+            </w:r>
+            <w:r>
+              <w:rPr>
+                <w:noProof/>
+                <w:webHidden/>
+              </w:rPr>
+              <w:fldChar w:fldCharType="end"/>
+            </w:r>
+          </w:hyperlink>
+        </w:p>
+        <w:p>
+          <w:pPr>
+            <w:pStyle w:val="TDC2"/>
+            <w:tabs>
+              <w:tab w:val="right" w:leader="dot" w:pos="9112"/>
+            </w:tabs>
+            <w:rPr>
+              <w:noProof/>
+            </w:rPr>
+          </w:pPr>
+          <w:hyperlink w:anchor="_Toc229565861" w:history="1">
+            <w:r>
+              <w:rPr>
+                <w:rStyle w:val="Hipervnculo"/>
+                <w:noProof/>
+              </w:rPr>
+              <w:t>2.5 Cliente Web (React + Vite)</w:t>
+            </w:r>
+            <w:r>
+              <w:rPr>
+                <w:noProof/>
+                <w:webHidden/>
+              </w:rPr>
+              <w:tab/>
+            </w:r>
+            <w:r>
+              <w:rPr>
+                <w:noProof/>
+                <w:webHidden/>
+              </w:rPr>
+              <w:fldChar w:fldCharType="begin"/>
+            </w:r>
+            <w:r>
+              <w:rPr>
+                <w:noProof/>
+                <w:webHidden/>
+              </w:rPr>
+              <w:instrText xml:space="preserve"> PAGEREF _Toc229565861 \h </w:instrText>
+            </w:r>
+            <w:r>
+              <w:rPr>
+                <w:noProof/>
+                <w:webHidden/>
+              </w:rPr>
+            </w:r>
+            <w:r>
+              <w:rPr>
+                <w:noProof/>
+                <w:webHidden/>
+              </w:rPr>
+              <w:fldChar w:fldCharType="separate"/>
+            </w:r>
+            <w:r>
+              <w:rPr>
+                <w:noProof/>
+                <w:webHidden/>
+              </w:rPr>
+              <w:t>19</w:t>
+            </w:r>
+            <w:r>
+              <w:rPr>
+                <w:noProof/>
+                <w:webHidden/>
+              </w:rPr>
+              <w:fldChar w:fldCharType="end"/>
+            </w:r>
+          </w:hyperlink>
+        </w:p>
+        <w:p>
+          <w:pPr>
+            <w:pStyle w:val="TDC3"/>
+            <w:tabs>
+              <w:tab w:val="right" w:leader="dot" w:pos="9112"/>
+            </w:tabs>
+            <w:rPr>
+              <w:noProof/>
+            </w:rPr>
+          </w:pPr>
+          <w:hyperlink w:anchor="_Toc229565862" w:history="1">
+            <w:r>
+              <w:rPr>
+                <w:rStyle w:val="Hipervnculo"/>
+                <w:noProof/>
+              </w:rPr>
+              <w:t>2.5.1 Creación del Proyecto</w:t>
+            </w:r>
+            <w:r>
+              <w:rPr>
+                <w:noProof/>
+                <w:webHidden/>
+              </w:rPr>
+              <w:tab/>
+            </w:r>
+            <w:r>
+              <w:rPr>
+                <w:noProof/>
+                <w:webHidden/>
+              </w:rPr>
+              <w:fldChar w:fldCharType="begin"/>
+            </w:r>
+            <w:r>
+              <w:rPr>
+                <w:noProof/>
+                <w:webHidden/>
+              </w:rPr>
+              <w:instrText xml:space="preserve"> PAGEREF _Toc229565862 \h </w:instrText>
+            </w:r>
+            <w:r>
+              <w:rPr>
+                <w:noProof/>
+                <w:webHidden/>
+              </w:rPr>
+            </w:r>
+            <w:r>
+              <w:rPr>
+                <w:noProof/>
+                <w:webHidden/>
+              </w:rPr>
+              <w:fldChar w:fldCharType="separate"/>
+            </w:r>
+            <w:r>
+              <w:rPr>
+                <w:noProof/>
+                <w:webHidden/>
+              </w:rPr>
+              <w:t>19</w:t>
+            </w:r>
+            <w:r>
+              <w:rPr>
+                <w:noProof/>
+                <w:webHidden/>
+              </w:rPr>
+              <w:fldChar w:fldCharType="end"/>
+            </w:r>
+          </w:hyperlink>
+        </w:p>
+        <w:p>
+          <w:pPr>
+            <w:pStyle w:val="TDC3"/>
+            <w:tabs>
+              <w:tab w:val="right" w:leader="dot" w:pos="9112"/>
+            </w:tabs>
+            <w:rPr>
+              <w:noProof/>
+            </w:rPr>
+          </w:pPr>
+          <w:hyperlink w:anchor="_Toc229565863" w:history="1">
+            <w:r>
+              <w:rPr>
+                <w:rStyle w:val="Hipervnculo"/>
+                <w:noProof/>
+              </w:rPr>
+              <w:t>2.5.2 Arquitectura del Cliente Web</w:t>
+            </w:r>
+            <w:r>
+              <w:rPr>
+                <w:noProof/>
+                <w:webHidden/>
+              </w:rPr>
+              <w:tab/>
+            </w:r>
+            <w:r>
+              <w:rPr>
+                <w:noProof/>
+                <w:webHidden/>
+              </w:rPr>
+              <w:fldChar w:fldCharType="begin"/>
+            </w:r>
+            <w:r>
+              <w:rPr>
+                <w:noProof/>
+                <w:webHidden/>
+              </w:rPr>
+              <w:instrText xml:space="preserve"> PAGEREF _Toc229565863 \h </w:instrText>
+            </w:r>
+            <w:r>
+              <w:rPr>
+                <w:noProof/>
+                <w:webHidden/>
+              </w:rPr>
+            </w:r>
+            <w:r>
+              <w:rPr>
+                <w:noProof/>
+                <w:webHidden/>
+              </w:rPr>
+              <w:fldChar w:fldCharType="separate"/>
+            </w:r>
+            <w:r>
+              <w:rPr>
+                <w:noProof/>
+                <w:webHidden/>
+              </w:rPr>
+              <w:t>19</w:t>
+            </w:r>
+            <w:r>
+              <w:rPr>
+                <w:noProof/>
+                <w:webHidden/>
+              </w:rPr>
+              <w:fldChar w:fldCharType="end"/>
+            </w:r>
+          </w:hyperlink>
+        </w:p>
+        <w:p>
+          <w:pPr>
+            <w:pStyle w:val="TDC3"/>
+            <w:tabs>
+              <w:tab w:val="right" w:leader="dot" w:pos="9112"/>
+            </w:tabs>
+            <w:rPr>
+              <w:noProof/>
+            </w:rPr>
+          </w:pPr>
+          <w:hyperlink w:anchor="_Toc229565864" w:history="1">
+            <w:r>
+              <w:rPr>
+                <w:rStyle w:val="Hipervnculo"/>
+                <w:noProof/>
+              </w:rPr>
+              <w:t>2.5.3 Codificación del Cliente Web</w:t>
+            </w:r>
+            <w:r>
+              <w:rPr>
+                <w:noProof/>
+                <w:webHidden/>
+              </w:rPr>
+              <w:tab/>
+            </w:r>
+            <w:r>
+              <w:rPr>
+                <w:noProof/>
+                <w:webHidden/>
+              </w:rPr>
+              <w:fldChar w:fldCharType="begin"/>
+            </w:r>
+            <w:r>
+              <w:rPr>
+                <w:noProof/>
+                <w:webHidden/>
+              </w:rPr>
+              <w:instrText xml:space="preserve"> PAGEREF _Toc229565864 \h </w:instrText>
+            </w:r>
+            <w:r>
+              <w:rPr>
+                <w:noProof/>
+                <w:webHidden/>
+              </w:rPr>
+            </w:r>
+            <w:r>
+              <w:rPr>
+                <w:noProof/>
+                <w:webHidden/>
+              </w:rPr>
+              <w:fldChar w:fldCharType="separate"/>
+            </w:r>
+            <w:r>
+              <w:rPr>
+                <w:noProof/>
+                <w:webHidden/>
+              </w:rPr>
+              <w:t>20</w:t>
+            </w:r>
+            <w:r>
+              <w:rPr>
+                <w:noProof/>
+                <w:webHidden/>
+              </w:rPr>
+              <w:fldChar w:fldCharType="end"/>
+            </w:r>
+          </w:hyperlink>
+        </w:p>
+        <w:p>
+          <w:pPr>
+            <w:pStyle w:val="TDC3"/>
+            <w:tabs>
+              <w:tab w:val="right" w:leader="dot" w:pos="9112"/>
+            </w:tabs>
+            <w:rPr>
+              <w:noProof/>
+            </w:rPr>
+          </w:pPr>
+          <w:hyperlink w:anchor="_Toc229565865" w:history="1">
+            <w:r>
+              <w:rPr>
+                <w:rStyle w:val="Hipervnculo"/>
+                <w:noProof/>
+              </w:rPr>
+              <w:t>2.5.4 Ejecución del Cliente Web</w:t>
+            </w:r>
+            <w:r>
+              <w:rPr>
+                <w:noProof/>
+                <w:webHidden/>
+              </w:rPr>
+              <w:tab/>
+            </w:r>
+            <w:r>
+              <w:rPr>
+                <w:noProof/>
+                <w:webHidden/>
+              </w:rPr>
+              <w:fldChar w:fldCharType="begin"/>
+            </w:r>
+            <w:r>
+              <w:rPr>
+                <w:noProof/>
+                <w:webHidden/>
+              </w:rPr>
+              <w:instrText xml:space="preserve"> PAGEREF _Toc229565865 \h </w:instrText>
+            </w:r>
+            <w:r>
+              <w:rPr>
+                <w:noProof/>
+                <w:webHidden/>
+              </w:rPr>
+            </w:r>
+            <w:r>
+              <w:rPr>
+                <w:noProof/>
+                <w:webHidden/>
+              </w:rPr>
+              <w:fldChar w:fldCharType="separate"/>
+            </w:r>
+            <w:r>
+              <w:rPr>
+                <w:noProof/>
+                <w:webHidden/>
+              </w:rPr>
+              <w:t>22</w:t>
+            </w:r>
+            <w:r>
+              <w:rPr>
+                <w:noProof/>
+                <w:webHidden/>
+              </w:rPr>
+              <w:fldChar w:fldCharType="end"/>
+            </w:r>
+          </w:hyperlink>
+        </w:p>
+        <w:p>
+          <w:pPr>
+            <w:pStyle w:val="TDC2"/>
+            <w:tabs>
+              <w:tab w:val="right" w:leader="dot" w:pos="9112"/>
+            </w:tabs>
+            <w:rPr>
+              <w:noProof/>
+            </w:rPr>
+          </w:pPr>
+          <w:hyperlink w:anchor="_Toc229565866" w:history="1">
+            <w:r>
+              <w:rPr>
+                <w:rStyle w:val="Hipervnculo"/>
+                <w:noProof/>
+              </w:rPr>
+              <w:t>2.6 Cliente Escritorio (Windows Forms)</w:t>
+            </w:r>
+            <w:r>
+              <w:rPr>
+                <w:noProof/>
+                <w:webHidden/>
+              </w:rPr>
+              <w:tab/>
+            </w:r>
+            <w:r>
+              <w:rPr>
+                <w:noProof/>
+                <w:webHidden/>
+              </w:rPr>
+              <w:fldChar w:fldCharType="begin"/>
+            </w:r>
+            <w:r>
+              <w:rPr>
+                <w:noProof/>
+                <w:webHidden/>
+              </w:rPr>
+              <w:instrText xml:space="preserve"> PAGEREF _Toc229565866 \h </w:instrText>
+            </w:r>
+            <w:r>
+              <w:rPr>
+                <w:noProof/>
+                <w:webHidden/>
+              </w:rPr>
+            </w:r>
+            <w:r>
+              <w:rPr>
+                <w:noProof/>
+                <w:webHidden/>
+              </w:rPr>
+              <w:fldChar w:fldCharType="separate"/>
+            </w:r>
+            <w:r>
+              <w:rPr>
+                <w:noProof/>
+                <w:webHidden/>
+              </w:rPr>
+              <w:t>24</w:t>
+            </w:r>
+            <w:r>
+              <w:rPr>
+                <w:noProof/>
+                <w:webHidden/>
+              </w:rPr>
+              <w:fldChar w:fldCharType="end"/>
+            </w:r>
+          </w:hyperlink>
+        </w:p>
+        <w:p>
+          <w:pPr>
+            <w:pStyle w:val="TDC3"/>
+            <w:tabs>
+              <w:tab w:val="right" w:leader="dot" w:pos="9112"/>
+            </w:tabs>
+            <w:rPr>
+              <w:noProof/>
+            </w:rPr>
+          </w:pPr>
+          <w:hyperlink w:anchor="_Toc229565867" w:history="1">
+            <w:r>
+              <w:rPr>
+                <w:rStyle w:val="Hipervnculo"/>
+                <w:noProof/>
+              </w:rPr>
+              <w:t>2.6.1 Creación del Proyecto</w:t>
+            </w:r>
+            <w:r>
+              <w:rPr>
+                <w:noProof/>
+                <w:webHidden/>
+              </w:rPr>
+              <w:tab/>
+            </w:r>
+            <w:r>
+              <w:rPr>
+                <w:noProof/>
+                <w:webHidden/>
+              </w:rPr>
+              <w:fldChar w:fldCharType="begin"/>
+            </w:r>
+            <w:r>
+              <w:rPr>
+                <w:noProof/>
+                <w:webHidden/>
+              </w:rPr>
+              <w:instrText xml:space="preserve"> PAGEREF _Toc229565867 \h </w:instrText>
+            </w:r>
+            <w:r>
+              <w:rPr>
+                <w:noProof/>
+                <w:webHidden/>
+              </w:rPr>
+            </w:r>
+            <w:r>
+              <w:rPr>
+                <w:noProof/>
+                <w:webHidden/>
+              </w:rPr>
+              <w:fldChar w:fldCharType="separate"/>
+            </w:r>
+            <w:r>
+              <w:rPr>
+                <w:noProof/>
+                <w:webHidden/>
+              </w:rPr>
+              <w:t>24</w:t>
+            </w:r>
+            <w:r>
+              <w:rPr>
+                <w:noProof/>
+                <w:webHidden/>
+              </w:rPr>
+              <w:fldChar w:fldCharType="end"/>
+            </w:r>
+          </w:hyperlink>
+        </w:p>
+        <w:p>
+          <w:pPr>
+            <w:pStyle w:val="TDC3"/>
+            <w:tabs>
+              <w:tab w:val="right" w:leader="dot" w:pos="9112"/>
+            </w:tabs>
+            <w:rPr>
+              <w:noProof/>
+            </w:rPr>
+          </w:pPr>
+          <w:hyperlink w:anchor="_Toc229565868" w:history="1">
+            <w:r>
+              <w:rPr>
+                <w:rStyle w:val="Hipervnculo"/>
+                <w:noProof/>
+              </w:rPr>
+              <w:t>2.6.2 Arquitectura del Cliente Escritorio</w:t>
+            </w:r>
+            <w:r>
+              <w:rPr>
+                <w:noProof/>
+                <w:webHidden/>
+              </w:rPr>
+              <w:tab/>
+            </w:r>
+            <w:r>
+              <w:rPr>
+                <w:noProof/>
+                <w:webHidden/>
+              </w:rPr>
+              <w:fldChar w:fldCharType="begin"/>
+            </w:r>
+            <w:r>
+              <w:rPr>
+                <w:noProof/>
+                <w:webHidden/>
+              </w:rPr>
+              <w:instrText xml:space="preserve"> PAGEREF _Toc229565868 \h </w:instrText>
+            </w:r>
+            <w:r>
+              <w:rPr>
+                <w:noProof/>
+                <w:webHidden/>
+              </w:rPr>
+            </w:r>
+            <w:r>
+              <w:rPr>
+                <w:noProof/>
+                <w:webHidden/>
+              </w:rPr>
+              <w:fldChar w:fldCharType="separate"/>
+            </w:r>
+            <w:r>
+              <w:rPr>
+                <w:noProof/>
+                <w:webHidden/>
+              </w:rPr>
+              <w:t>24</w:t>
+            </w:r>
+            <w:r>
+              <w:rPr>
+                <w:noProof/>
+                <w:webHidden/>
+              </w:rPr>
+              <w:fldChar w:fldCharType="end"/>
+            </w:r>
+          </w:hyperlink>
+        </w:p>
+        <w:p>
+          <w:pPr>
+            <w:pStyle w:val="TDC3"/>
+            <w:tabs>
+              <w:tab w:val="right" w:leader="dot" w:pos="9112"/>
+            </w:tabs>
+            <w:rPr>
+              <w:noProof/>
+            </w:rPr>
+          </w:pPr>
+          <w:hyperlink w:anchor="_Toc229565869" w:history="1">
+            <w:r>
+              <w:rPr>
+                <w:rStyle w:val="Hipervnculo"/>
+                <w:noProof/>
+              </w:rPr>
+              <w:t>2.6.3 Codificación del Cliente Escritorio</w:t>
+            </w:r>
+            <w:r>
+              <w:rPr>
+                <w:noProof/>
+                <w:webHidden/>
+              </w:rPr>
+              <w:tab/>
+            </w:r>
+            <w:r>
+              <w:rPr>
+                <w:noProof/>
+                <w:webHidden/>
+              </w:rPr>
+              <w:fldChar w:fldCharType="begin"/>
+            </w:r>
+            <w:r>
+              <w:rPr>
+                <w:noProof/>
+                <w:webHidden/>
+              </w:rPr>
+              <w:instrText xml:space="preserve"> PAGEREF _Toc229565869 \h </w:instrText>
+            </w:r>
+            <w:r>
+              <w:rPr>
+                <w:noProof/>
+                <w:webHidden/>
+              </w:rPr>
+            </w:r>
+            <w:r>
+              <w:rPr>
+                <w:noProof/>
+                <w:webHidden/>
+              </w:rPr>
+              <w:fldChar w:fldCharType="separate"/>
+            </w:r>
+            <w:r>
+              <w:rPr>
+                <w:noProof/>
+                <w:webHidden/>
+              </w:rPr>
+              <w:t>24</w:t>
+            </w:r>
+            <w:r>
+              <w:rPr>
+                <w:noProof/>
+                <w:webHidden/>
+              </w:rPr>
+              <w:fldChar w:fldCharType="end"/>
+            </w:r>
+          </w:hyperlink>
+        </w:p>
+        <w:p>
+          <w:pPr>
+            <w:pStyle w:val="TDC3"/>
+            <w:tabs>
+              <w:tab w:val="right" w:leader="dot" w:pos="9112"/>
+            </w:tabs>
+            <w:rPr>
+              <w:noProof/>
+            </w:rPr>
+          </w:pPr>
+          <w:hyperlink w:anchor="_Toc229565870" w:history="1">
+            <w:r>
+              <w:rPr>
+                <w:rStyle w:val="Hipervnculo"/>
+                <w:noProof/>
+              </w:rPr>
+              <w:t>2.6.4 Ejecución del Cliente Escritorio</w:t>
+            </w:r>
+            <w:r>
+              <w:rPr>
+                <w:noProof/>
+                <w:webHidden/>
+              </w:rPr>
+              <w:tab/>
+            </w:r>
+            <w:r>
+              <w:rPr>
+                <w:noProof/>
+                <w:webHidden/>
+              </w:rPr>
+              <w:fldChar w:fldCharType="begin"/>
+            </w:r>
+            <w:r>
+              <w:rPr>
+                <w:noProof/>
+                <w:webHidden/>
+              </w:rPr>
+              <w:instrText xml:space="preserve"> PAGEREF _Toc229565870 \h </w:instrText>
+            </w:r>
+            <w:r>
+              <w:rPr>
+                <w:noProof/>
+                <w:webHidden/>
+              </w:rPr>
+            </w:r>
+            <w:r>
+              <w:rPr>
+                <w:noProof/>
+                <w:webHidden/>
+              </w:rPr>
+              <w:fldChar w:fldCharType="separate"/>
+            </w:r>
+            <w:r>
+              <w:rPr>
+                <w:noProof/>
+                <w:webHidden/>
+              </w:rPr>
+              <w:t>29</w:t>
+            </w:r>
+            <w:r>
+              <w:rPr>
+                <w:noProof/>
+                <w:webHidden/>
+              </w:rPr>
+              <w:fldChar w:fldCharType="end"/>
+            </w:r>
+          </w:hyperlink>
+        </w:p>
+        <w:p>
+          <w:pPr>
+            <w:pStyle w:val="TDC1"/>
+            <w:tabs>
+              <w:tab w:val="right" w:leader="dot" w:pos="9112"/>
+            </w:tabs>
+            <w:rPr>
+              <w:noProof/>
+            </w:rPr>
+          </w:pPr>
+          <w:hyperlink w:anchor="_Toc229565871" w:history="1">
+            <w:r>
+              <w:rPr>
+                <w:rStyle w:val="Hipervnculo"/>
+                <w:noProof/>
+              </w:rPr>
+              <w:t>3. BIBLIOGRAFÍA</w:t>
+            </w:r>
+            <w:r>
+              <w:rPr>
+                <w:noProof/>
+                <w:webHidden/>
+              </w:rPr>
+              <w:tab/>
+            </w:r>
+            <w:r>
+              <w:rPr>
+                <w:noProof/>
+                <w:webHidden/>
+              </w:rPr>
+              <w:fldChar w:fldCharType="begin"/>
+            </w:r>
+            <w:r>
+              <w:rPr>
+                <w:noProof/>
+                <w:webHidden/>
+              </w:rPr>
+              <w:instrText xml:space="preserve"> PAGEREF _Toc229565871 \h </w:instrText>
+            </w:r>
+            <w:r>
+              <w:rPr>
+                <w:noProof/>
+                <w:webHidden/>
+              </w:rPr>
+            </w:r>
+            <w:r>
+              <w:rPr>
+                <w:noProof/>
+                <w:webHidden/>
+              </w:rPr>
+              <w:fldChar w:fldCharType="separate"/>
+            </w:r>
+            <w:r>
+              <w:rPr>
+                <w:noProof/>
+                <w:webHidden/>
+              </w:rPr>
+              <w:t>30</w:t>
+            </w:r>
+            <w:r>
+              <w:rPr>
+                <w:noProof/>
+                <w:webHidden/>
+              </w:rPr>
+              <w:fldChar w:fldCharType="end"/>
+            </w:r>
+          </w:hyperlink>
+        </w:p>
+        <w:p>
+          <w:pPr>
+            <w:rPr>
+              <w:b/>
+              <w:bCs/>
+              <w:lang w:val="es-ES"/>
+            </w:rPr>
+          </w:pPr>
+          <w:r>
+            <w:rPr>
+              <w:b/>
+              <w:bCs/>
+              <w:lang w:val="es-ES"/>
+            </w:rPr>
+            <w:fldChar w:fldCharType="end"/>
+          </w:r>
+          <w:r>
+            <w:rPr>
+              <w:b/>
+              <w:bCs/>
+              <w:lang w:val="es-ES"/>
+            </w:rPr>
+            <w:br/>
+          </w:r>
+          <w:r>
+            <w:rPr>
+              <w:b/>
+              <w:bCs/>
+              <w:lang w:val="es-ES"/>
+            </w:rPr>
+            <w:br/>
+          </w:r>
+        </w:p>
+      </w:sdtContent>
+    </w:sdt>
+    <w:p>
+      <w:pPr>
+        <w:rPr>
           <w:b/>
-          <w:sz w:val="28"/>
-        </w:rPr>
+          <w:bCs/>
+          <w:lang w:val="es-ES"/>
+        </w:rPr>
+      </w:pPr>
+    </w:p>
+    <w:p>
+      <w:pPr>
+        <w:rPr>
+          <w:b/>
+          <w:bCs/>
+          <w:lang w:val="es-ES"/>
+        </w:rPr>
+      </w:pPr>
+    </w:p>
+    <w:p>
+      <w:pPr>
+        <w:rPr>
+          <w:b/>
+          <w:bCs/>
+          <w:lang w:val="es-ES"/>
+        </w:rPr>
+      </w:pPr>
+    </w:p>
+    <w:p>
+      <w:pPr>
+        <w:rPr>
+          <w:b/>
+          <w:bCs/>
+          <w:lang w:val="es-ES"/>
+        </w:rPr>
+      </w:pPr>
+    </w:p>
+    <w:p>
+      <w:pPr>
+        <w:rPr>
+          <w:b/>
+          <w:bCs/>
+          <w:lang w:val="es-ES"/>
+        </w:rPr>
+      </w:pPr>
+    </w:p>
+    <w:p>
+      <w:pPr>
+        <w:rPr>
+          <w:b/>
+          <w:bCs/>
+          <w:lang w:val="es-ES"/>
+        </w:rPr>
+      </w:pPr>
+    </w:p>
+    <w:p>
+      <w:pPr>
+        <w:rPr>
+          <w:b/>
+          <w:bCs/>
+          <w:lang w:val="es-ES"/>
+        </w:rPr>
+      </w:pPr>
+    </w:p>
+    <w:p>
+      <w:pPr>
+        <w:rPr>
+          <w:b/>
+          <w:bCs/>
+          <w:lang w:val="es-ES"/>
+        </w:rPr>
+      </w:pPr>
+    </w:p>
+    <w:p>
+      <w:pPr>
+        <w:rPr>
+          <w:b/>
+          <w:bCs/>
+          <w:lang w:val="es-ES"/>
+        </w:rPr>
+      </w:pPr>
+    </w:p>
+    <w:p>
+      <w:pPr>
+        <w:rPr>
+          <w:b/>
+          <w:bCs/>
+          <w:lang w:val="es-ES"/>
+        </w:rPr>
+      </w:pPr>
+    </w:p>
+    <w:p>
+      <w:pPr>
+        <w:rPr>
+          <w:b/>
+          <w:bCs/>
+          <w:lang w:val="es-ES"/>
+        </w:rPr>
+      </w:pPr>
+    </w:p>
+    <w:p>
+      <w:pPr>
+        <w:rPr>
+          <w:b/>
+          <w:bCs/>
+          <w:lang w:val="es-ES"/>
+        </w:rPr>
+      </w:pPr>
+    </w:p>
+    <w:p>
+      <w:pPr>
+        <w:rPr>
+          <w:b/>
+          <w:bCs/>
+          <w:lang w:val="es-ES"/>
+        </w:rPr>
+      </w:pPr>
+    </w:p>
+    <w:p>
+      <w:pPr>
+        <w:rPr>
+          <w:b/>
+          <w:bCs/>
+          <w:lang w:val="es-ES"/>
+        </w:rPr>
+      </w:pPr>
+    </w:p>
+    <w:p>
+      <w:pPr>
+        <w:rPr>
+          <w:b/>
+          <w:bCs/>
+          <w:lang w:val="es-ES"/>
+        </w:rPr>
+      </w:pPr>
+    </w:p>
+    <w:p>
+      <w:pPr>
+        <w:rPr>
+          <w:b/>
+          <w:bCs/>
+          <w:lang w:val="es-ES"/>
+        </w:rPr>
+      </w:pPr>
+    </w:p>
+    <w:p>
+      <w:pPr>
+        <w:rPr>
+          <w:b/>
+          <w:bCs/>
+          <w:lang w:val="es-ES"/>
+        </w:rPr>
+      </w:pPr>
+    </w:p>
+    <w:p>
+      <w:pPr>
+        <w:rPr>
+          <w:b/>
+          <w:bCs/>
+          <w:lang w:val="es-ES"/>
+        </w:rPr>
+      </w:pPr>
+    </w:p>
+    <w:p/>
+    <w:p>
+      <w:pPr>
+        <w:pStyle w:val="Ttulo1"/>
+      </w:pPr>
+      <w:bookmarkStart w:id="0" w:name="_Toc229565839"/>
+      <w:r>
         <w:lastRenderedPageBreak/>
         <w:t>1. TEORÍA</w:t>
       </w:r>
-    </w:p>
-    <w:p>
-      <w:pPr>
-        <w:spacing w:before="240" w:after="120"/>
-      </w:pPr>
-      <w:r>
-        <w:rPr>
-          <w:rFonts w:ascii="Times New Roman" w:hAnsi="Times New Roman"/>
-          <w:b/>
-          <w:sz w:val="26"/>
-        </w:rPr>
+      <w:bookmarkEnd w:id="0"/>
+    </w:p>
+    <w:p>
+      <w:pPr>
+        <w:pStyle w:val="Ttulo2"/>
+      </w:pPr>
+      <w:bookmarkStart w:id="1" w:name="_Toc229565840"/>
+      <w:r>
         <w:t>1.1 ¿Qué es un Web Service SOAP?</w:t>
       </w:r>
+      <w:bookmarkEnd w:id="1"/>
     </w:p>
     <w:p>
       <w:pPr>
@@ -4814,16 +6922,13 @@
     </w:p>
     <w:p>
       <w:pPr>
-        <w:spacing w:before="240" w:after="120"/>
-      </w:pPr>
-      <w:r>
-        <w:rPr>
-          <w:rFonts w:ascii="Times New Roman" w:hAnsi="Times New Roman"/>
-          <w:b/>
-          <w:sz w:val="26"/>
-        </w:rPr>
+        <w:pStyle w:val="Ttulo2"/>
+      </w:pPr>
+      <w:bookmarkStart w:id="2" w:name="_Toc229565841"/>
+      <w:r>
         <w:t>1.2 Arquitectura MVC</w:t>
       </w:r>
+      <w:bookmarkEnd w:id="2"/>
     </w:p>
     <w:p>
       <w:pPr>
@@ -4892,16 +6997,13 @@
     </w:p>
     <w:p>
       <w:pPr>
-        <w:spacing w:before="240" w:after="120"/>
-      </w:pPr>
-      <w:r>
-        <w:rPr>
-          <w:rFonts w:ascii="Times New Roman" w:hAnsi="Times New Roman"/>
-          <w:b/>
-          <w:sz w:val="26"/>
-        </w:rPr>
+        <w:pStyle w:val="Ttulo2"/>
+      </w:pPr>
+      <w:bookmarkStart w:id="3" w:name="_Toc229565842"/>
+      <w:r>
         <w:t>1.3 WCF (Windows Communication Foundation)</w:t>
       </w:r>
+      <w:bookmarkEnd w:id="3"/>
     </w:p>
     <w:p>
       <w:pPr>
@@ -4918,16 +7020,13 @@
     </w:p>
     <w:p>
       <w:pPr>
-        <w:spacing w:before="240" w:after="120"/>
-      </w:pPr>
-      <w:r>
-        <w:rPr>
-          <w:rFonts w:ascii="Times New Roman" w:hAnsi="Times New Roman"/>
-          <w:b/>
-          <w:sz w:val="26"/>
-        </w:rPr>
+        <w:pStyle w:val="Ttulo2"/>
+      </w:pPr>
+      <w:bookmarkStart w:id="4" w:name="_Toc229565843"/>
+      <w:r>
         <w:t>1.4 WSDL y Contrato de Servicio</w:t>
       </w:r>
+      <w:bookmarkEnd w:id="4"/>
     </w:p>
     <w:p>
       <w:pPr>
@@ -4939,7 +7038,7 @@
           <w:rFonts w:ascii="Times New Roman" w:hAnsi="Times New Roman"/>
           <w:sz w:val="24"/>
         </w:rPr>
-        <w:t xml:space="preserve">El WSDL (Web Services Description Language) es un documento XML que describe el servicio web: las operaciones disponibles, los tipos de parámetros, el formato de los mensajes </w:t>
+        <w:t xml:space="preserve">El WSDL (Web Services Description Language) es un documento XML que describe el servicio web: las operaciones disponibles, los tipos de parámetros, el formato de los mensajes y la ubicación del endpoint. En proyectos WCF, el WSDL se genera automáticamente cuando </w:t>
       </w:r>
       <w:r>
         <w:rPr>
@@ -4947,7 +7046,7 @@
           <w:sz w:val="24"/>
         </w:rPr>
         <w:lastRenderedPageBreak/>
-        <w:t>y la ubicación del endpoint. En proyectos WCF, el WSDL se genera automáticamente cuando el servicio está en ejecución y es accesible en la URL del servicio añadiendo el parámetro ?wsdl (ejemplo: http://localhost:62638/Service1.svc?wsdl). Los clientes .NET (consola y escritorio) usan este WSDL para generar automáticamente la clase Service1Client con todos los métodos de conversión disponibles como llamadas síncronas y asíncronas.</w:t>
+        <w:t>el servicio está en ejecución y es accesible en la URL del servicio añadiendo el parámetro ?wsdl (ejemplo: http://localhost:62638/Service1.svc?wsdl). Los clientes .NET (consola y escritorio) usan este WSDL para generar automáticamente la clase Service1Client con todos los métodos de conversión disponibles como llamadas síncronas y asíncronas.</w:t>
       </w:r>
     </w:p>
     <w:p>
@@ -4957,30 +7056,24 @@
     </w:p>
     <w:p>
       <w:pPr>
-        <w:spacing w:before="240" w:after="120"/>
-      </w:pPr>
-      <w:r>
-        <w:rPr>
-          <w:rFonts w:ascii="Times New Roman" w:hAnsi="Times New Roman"/>
-          <w:b/>
-          <w:sz w:val="28"/>
-        </w:rPr>
+        <w:pStyle w:val="Ttulo1"/>
+      </w:pPr>
+      <w:bookmarkStart w:id="5" w:name="_Toc229565844"/>
+      <w:r>
         <w:lastRenderedPageBreak/>
         <w:t>2. PARTE PRÁCTICA</w:t>
       </w:r>
-    </w:p>
-    <w:p>
-      <w:pPr>
-        <w:spacing w:before="240" w:after="120"/>
-      </w:pPr>
-      <w:r>
-        <w:rPr>
-          <w:rFonts w:ascii="Times New Roman" w:hAnsi="Times New Roman"/>
-          <w:b/>
-          <w:sz w:val="26"/>
-        </w:rPr>
+      <w:bookmarkEnd w:id="5"/>
+    </w:p>
+    <w:p>
+      <w:pPr>
+        <w:pStyle w:val="Ttulo2"/>
+      </w:pPr>
+      <w:bookmarkStart w:id="6" w:name="_Toc229565845"/>
+      <w:r>
         <w:t>2.1 Instalación del IDE</w:t>
       </w:r>
+      <w:bookmarkEnd w:id="6"/>
     </w:p>
     <w:p>
       <w:pPr>
@@ -4997,17 +7090,53 @@
     </w:p>
     <w:p>
       <w:pPr>
-        <w:shd w:val="clear" w:color="auto" w:fill="F2F2F2"/>
-        <w:spacing w:before="120" w:after="120"/>
+        <w:spacing w:before="40" w:after="160"/>
         <w:jc w:val="center"/>
-      </w:pPr>
-      <w:r>
         <w:rPr>
           <w:rFonts w:ascii="Times New Roman" w:hAnsi="Times New Roman"/>
           <w:i/>
           <w:color w:val="969696"/>
         </w:rPr>
-        <w:t>[INSERTAR CAPTURA: Visual Studio 2022 — pantalla de inicio]</w:t>
+      </w:pPr>
+      <w:r>
+        <w:rPr>
+          <w:noProof/>
+        </w:rPr>
+        <w:drawing>
+          <wp:inline distT="114300" distB="114300" distL="114300" distR="114300" wp14:anchorId="4AE192B4" wp14:editId="4AC5DA9B">
+            <wp:extent cx="5399730" cy="2501900"/>
+            <wp:effectExtent l="0" t="0" r="0" b="0"/>
+            <wp:docPr id="2145282889" name="image61.png"/>
+            <wp:cNvGraphicFramePr/>
+            <a:graphic xmlns:a="http://schemas.openxmlformats.org/drawingml/2006/main">
+              <a:graphicData uri="http://schemas.openxmlformats.org/drawingml/2006/picture">
+                <pic:pic xmlns:pic="http://schemas.openxmlformats.org/drawingml/2006/picture">
+                  <pic:nvPicPr>
+                    <pic:cNvPr id="0" name="image61.png"/>
+                    <pic:cNvPicPr preferRelativeResize="0"/>
+                  </pic:nvPicPr>
+                  <pic:blipFill>
+                    <a:blip r:embed="rId10"/>
+                    <a:srcRect/>
+                    <a:stretch>
+                      <a:fillRect/>
+                    </a:stretch>
+                  </pic:blipFill>
+                  <pic:spPr>
+                    <a:xfrm>
+                      <a:off x="0" y="0"/>
+                      <a:ext cx="5399730" cy="2501900"/>
+                    </a:xfrm>
+                    <a:prstGeom prst="rect">
+                      <a:avLst/>
+                    </a:prstGeom>
+                    <a:ln/>
+                  </pic:spPr>
+                </pic:pic>
+              </a:graphicData>
+            </a:graphic>
+          </wp:inline>
+        </w:drawing>
       </w:r>
     </w:p>
     <w:p>
@@ -5026,17 +7155,53 @@
     </w:p>
     <w:p>
       <w:pPr>
-        <w:shd w:val="clear" w:color="auto" w:fill="F2F2F2"/>
-        <w:spacing w:before="120" w:after="120"/>
+        <w:spacing w:before="40" w:after="160"/>
         <w:jc w:val="center"/>
-      </w:pPr>
-      <w:r>
         <w:rPr>
           <w:rFonts w:ascii="Times New Roman" w:hAnsi="Times New Roman"/>
           <w:i/>
           <w:color w:val="969696"/>
         </w:rPr>
-        <w:t>[INSERTAR CAPTURA: Visual Studio Code con extensiones instaladas]</w:t>
+      </w:pPr>
+      <w:r>
+        <w:rPr>
+          <w:noProof/>
+        </w:rPr>
+        <w:drawing>
+          <wp:inline distT="114300" distB="114300" distL="114300" distR="114300" wp14:anchorId="0E96BEB7" wp14:editId="481F26D1">
+            <wp:extent cx="4815840" cy="2956560"/>
+            <wp:effectExtent l="0" t="0" r="3810" b="0"/>
+            <wp:docPr id="2145282910" name="image77.png"/>
+            <wp:cNvGraphicFramePr/>
+            <a:graphic xmlns:a="http://schemas.openxmlformats.org/drawingml/2006/main">
+              <a:graphicData uri="http://schemas.openxmlformats.org/drawingml/2006/picture">
+                <pic:pic xmlns:pic="http://schemas.openxmlformats.org/drawingml/2006/picture">
+                  <pic:nvPicPr>
+                    <pic:cNvPr id="0" name="image77.png"/>
+                    <pic:cNvPicPr preferRelativeResize="0"/>
+                  </pic:nvPicPr>
+                  <pic:blipFill>
+                    <a:blip r:embed="rId11"/>
+                    <a:srcRect/>
+                    <a:stretch>
+                      <a:fillRect/>
+                    </a:stretch>
+                  </pic:blipFill>
+                  <pic:spPr>
+                    <a:xfrm>
+                      <a:off x="0" y="0"/>
+                      <a:ext cx="4816130" cy="2956738"/>
+                    </a:xfrm>
+                    <a:prstGeom prst="rect">
+                      <a:avLst/>
+                    </a:prstGeom>
+                    <a:ln/>
+                  </pic:spPr>
+                </pic:pic>
+              </a:graphicData>
+            </a:graphic>
+          </wp:inline>
+        </w:drawing>
       </w:r>
     </w:p>
     <w:p>
@@ -5060,30 +7225,24 @@
     </w:p>
     <w:p>
       <w:pPr>
-        <w:spacing w:before="240" w:after="120"/>
-      </w:pPr>
-      <w:r>
-        <w:rPr>
-          <w:rFonts w:ascii="Times New Roman" w:hAnsi="Times New Roman"/>
-          <w:b/>
-          <w:sz w:val="26"/>
-        </w:rPr>
+        <w:pStyle w:val="Ttulo2"/>
+      </w:pPr>
+      <w:bookmarkStart w:id="7" w:name="_Toc229565846"/>
+      <w:r>
         <w:lastRenderedPageBreak/>
         <w:t>2.2 Aplicación Servidor (WS SOAP)</w:t>
       </w:r>
-    </w:p>
-    <w:p>
-      <w:pPr>
-        <w:spacing w:before="240" w:after="120"/>
-      </w:pPr>
-      <w:r>
-        <w:rPr>
-          <w:rFonts w:ascii="Times New Roman" w:hAnsi="Times New Roman"/>
-          <w:b/>
-          <w:sz w:val="24"/>
-        </w:rPr>
+      <w:bookmarkEnd w:id="7"/>
+    </w:p>
+    <w:p>
+      <w:pPr>
+        <w:pStyle w:val="Ttulo2"/>
+      </w:pPr>
+      <w:bookmarkStart w:id="8" w:name="_Toc229565847"/>
+      <w:r>
         <w:t>2.2.1 Creación del Proyecto</w:t>
       </w:r>
+      <w:bookmarkEnd w:id="8"/>
     </w:p>
     <w:p>
       <w:pPr>
@@ -5100,17 +7259,58 @@
     </w:p>
     <w:p>
       <w:pPr>
-        <w:shd w:val="clear" w:color="auto" w:fill="F2F2F2"/>
-        <w:spacing w:before="120" w:after="120"/>
+        <w:spacing w:before="40" w:after="160"/>
         <w:jc w:val="center"/>
-      </w:pPr>
-      <w:r>
         <w:rPr>
           <w:rFonts w:ascii="Times New Roman" w:hAnsi="Times New Roman"/>
           <w:i/>
           <w:color w:val="969696"/>
         </w:rPr>
-        <w:t>[INSERTAR CAPTURA: Visual Studio — creación de nuevo proyecto WCF Service Application]</w:t>
+      </w:pPr>
+      <w:r>
+        <w:rPr>
+          <w:noProof/>
+        </w:rPr>
+        <w:drawing>
+          <wp:inline distT="114300" distB="114300" distL="114300" distR="114300" wp14:anchorId="0C7A0FEF" wp14:editId="41C2010A">
+            <wp:extent cx="4476750" cy="2800350"/>
+            <wp:effectExtent l="57150" t="57150" r="57150" b="57150"/>
+            <wp:docPr id="2145282838" name="image13.png"/>
+            <wp:cNvGraphicFramePr/>
+            <a:graphic xmlns:a="http://schemas.openxmlformats.org/drawingml/2006/main">
+              <a:graphicData uri="http://schemas.openxmlformats.org/drawingml/2006/picture">
+                <pic:pic xmlns:pic="http://schemas.openxmlformats.org/drawingml/2006/picture">
+                  <pic:nvPicPr>
+                    <pic:cNvPr id="0" name="image13.png"/>
+                    <pic:cNvPicPr preferRelativeResize="0"/>
+                  </pic:nvPicPr>
+                  <pic:blipFill>
+                    <a:blip r:embed="rId12"/>
+                    <a:srcRect/>
+                    <a:stretch>
+                      <a:fillRect/>
+                    </a:stretch>
+                  </pic:blipFill>
+                  <pic:spPr>
+                    <a:xfrm>
+                      <a:off x="0" y="0"/>
+                      <a:ext cx="4505076" cy="2818069"/>
+                    </a:xfrm>
+                    <a:prstGeom prst="rect">
+                      <a:avLst/>
+                    </a:prstGeom>
+                    <a:ln w="50800">
+                      <a:solidFill>
+                        <a:srgbClr val="000000"/>
+                      </a:solidFill>
+                      <a:prstDash val="solid"/>
+                    </a:ln>
+                  </pic:spPr>
+                </pic:pic>
+              </a:graphicData>
+            </a:graphic>
+          </wp:inline>
+        </w:drawing>
       </w:r>
     </w:p>
     <w:p>
@@ -5129,17 +7329,58 @@
     </w:p>
     <w:p>
       <w:pPr>
-        <w:shd w:val="clear" w:color="auto" w:fill="F2F2F2"/>
-        <w:spacing w:before="120" w:after="120"/>
+        <w:spacing w:before="40" w:after="160"/>
         <w:jc w:val="center"/>
-      </w:pPr>
-      <w:r>
         <w:rPr>
           <w:rFonts w:ascii="Times New Roman" w:hAnsi="Times New Roman"/>
           <w:i/>
           <w:color w:val="969696"/>
         </w:rPr>
-        <w:t>[INSERTAR CAPTURA: Pantalla de configuración: nombre ws_ConUni_DotNet_GR6, .NET Framework 4.7.2]</w:t>
+      </w:pPr>
+      <w:r>
+        <w:rPr>
+          <w:noProof/>
+        </w:rPr>
+        <w:drawing>
+          <wp:inline distT="114300" distB="114300" distL="114300" distR="114300" wp14:anchorId="6A73FB52" wp14:editId="7E7D6F8C">
+            <wp:extent cx="2889250" cy="1991360"/>
+            <wp:effectExtent l="57150" t="57150" r="63500" b="66040"/>
+            <wp:docPr id="2145282895" name="image62.png"/>
+            <wp:cNvGraphicFramePr/>
+            <a:graphic xmlns:a="http://schemas.openxmlformats.org/drawingml/2006/main">
+              <a:graphicData uri="http://schemas.openxmlformats.org/drawingml/2006/picture">
+                <pic:pic xmlns:pic="http://schemas.openxmlformats.org/drawingml/2006/picture">
+                  <pic:nvPicPr>
+                    <pic:cNvPr id="0" name="image62.png"/>
+                    <pic:cNvPicPr preferRelativeResize="0"/>
+                  </pic:nvPicPr>
+                  <pic:blipFill>
+                    <a:blip r:embed="rId13"/>
+                    <a:srcRect/>
+                    <a:stretch>
+                      <a:fillRect/>
+                    </a:stretch>
+                  </pic:blipFill>
+                  <pic:spPr>
+                    <a:xfrm>
+                      <a:off x="0" y="0"/>
+                      <a:ext cx="2889250" cy="1991360"/>
+                    </a:xfrm>
+                    <a:prstGeom prst="rect">
+                      <a:avLst/>
+                    </a:prstGeom>
+                    <a:ln w="50800">
+                      <a:solidFill>
+                        <a:srgbClr val="000000"/>
+                      </a:solidFill>
+                      <a:prstDash val="solid"/>
+                    </a:ln>
+                  </pic:spPr>
+                </pic:pic>
+              </a:graphicData>
+            </a:graphic>
+          </wp:inline>
+        </w:drawing>
       </w:r>
     </w:p>
     <w:p>
@@ -5158,16 +7399,13 @@
     </w:p>
     <w:p>
       <w:pPr>
-        <w:spacing w:before="240" w:after="120"/>
-      </w:pPr>
-      <w:r>
-        <w:rPr>
-          <w:rFonts w:ascii="Times New Roman" w:hAnsi="Times New Roman"/>
-          <w:b/>
-          <w:sz w:val="24"/>
-        </w:rPr>
+        <w:pStyle w:val="Ttulo3"/>
+      </w:pPr>
+      <w:bookmarkStart w:id="9" w:name="_Toc229565848"/>
+      <w:r>
         <w:t>2.2.2 Arquitectura del WS</w:t>
       </w:r>
+      <w:bookmarkEnd w:id="9"/>
     </w:p>
     <w:p>
       <w:pPr>
@@ -5179,7 +7417,15 @@
           <w:rFonts w:ascii="Times New Roman" w:hAnsi="Times New Roman"/>
           <w:sz w:val="24"/>
         </w:rPr>
-        <w:t>El servidor implementa el patrón MVC adaptado a WCF. La capa Modelo define el contrato del servicio ([ServiceContract]/[OperationContract]), la capa Controlador implementa la lógica de cada conversión y la capa Vista (Service1.svc.cs) actúa como fachada del servicio WCF que delega al controlador.</w:t>
+        <w:t xml:space="preserve">El servidor implementa el patrón MVC adaptado a WCF. La capa Modelo define el contrato del servicio ([ServiceContract]/[OperationContract]), la capa Controlador implementa la </w:t>
+      </w:r>
+      <w:r>
+        <w:rPr>
+          <w:rFonts w:ascii="Times New Roman" w:hAnsi="Times New Roman"/>
+          <w:sz w:val="24"/>
+        </w:rPr>
+        <w:lastRenderedPageBreak/>
+        <w:t>lógica de cada conversión y la capa Vista (Service1.svc.cs) actúa como fachada del servicio WCF que delega al controlador.</w:t>
       </w:r>
     </w:p>
     <w:tbl>
@@ -5411,17 +7657,58 @@
     </w:p>
     <w:p>
       <w:pPr>
-        <w:shd w:val="clear" w:color="auto" w:fill="F2F2F2"/>
-        <w:spacing w:before="120" w:after="120"/>
+        <w:spacing w:before="40" w:after="160"/>
         <w:jc w:val="center"/>
-      </w:pPr>
-      <w:r>
         <w:rPr>
           <w:rFonts w:ascii="Times New Roman" w:hAnsi="Times New Roman"/>
           <w:i/>
           <w:color w:val="969696"/>
         </w:rPr>
-        <w:t>[INSERTAR CAPTURA: Explorador de solución — estructura de carpetas del proyecto servidor WCF]</w:t>
+      </w:pPr>
+      <w:r>
+        <w:rPr>
+          <w:noProof/>
+        </w:rPr>
+        <w:drawing>
+          <wp:inline distT="114300" distB="114300" distL="114300" distR="114300" wp14:anchorId="0E2FA2E1" wp14:editId="54885C11">
+            <wp:extent cx="5092065" cy="3180080"/>
+            <wp:effectExtent l="57150" t="57150" r="51435" b="58420"/>
+            <wp:docPr id="2145282891" name="image57.png"/>
+            <wp:cNvGraphicFramePr/>
+            <a:graphic xmlns:a="http://schemas.openxmlformats.org/drawingml/2006/main">
+              <a:graphicData uri="http://schemas.openxmlformats.org/drawingml/2006/picture">
+                <pic:pic xmlns:pic="http://schemas.openxmlformats.org/drawingml/2006/picture">
+                  <pic:nvPicPr>
+                    <pic:cNvPr id="0" name="image57.png"/>
+                    <pic:cNvPicPr preferRelativeResize="0"/>
+                  </pic:nvPicPr>
+                  <pic:blipFill>
+                    <a:blip r:embed="rId14"/>
+                    <a:srcRect/>
+                    <a:stretch>
+                      <a:fillRect/>
+                    </a:stretch>
+                  </pic:blipFill>
+                  <pic:spPr>
+                    <a:xfrm>
+                      <a:off x="0" y="0"/>
+                      <a:ext cx="5092375" cy="3180274"/>
+                    </a:xfrm>
+                    <a:prstGeom prst="rect">
+                      <a:avLst/>
+                    </a:prstGeom>
+                    <a:ln w="50800">
+                      <a:solidFill>
+                        <a:srgbClr val="000000"/>
+                      </a:solidFill>
+                      <a:prstDash val="solid"/>
+                    </a:ln>
+                  </pic:spPr>
+                </pic:pic>
+              </a:graphicData>
+            </a:graphic>
+          </wp:inline>
+        </w:drawing>
       </w:r>
     </w:p>
     <w:p>
@@ -5440,16 +7727,13 @@
     </w:p>
     <w:p>
       <w:pPr>
-        <w:spacing w:before="240" w:after="120"/>
-      </w:pPr>
-      <w:r>
-        <w:rPr>
-          <w:rFonts w:ascii="Times New Roman" w:hAnsi="Times New Roman"/>
-          <w:b/>
-          <w:sz w:val="24"/>
-        </w:rPr>
+        <w:pStyle w:val="Ttulo3"/>
+      </w:pPr>
+      <w:bookmarkStart w:id="10" w:name="_Toc229565849"/>
+      <w:r>
         <w:t>2.2.3 Codificación del WS</w:t>
       </w:r>
+      <w:bookmarkEnd w:id="10"/>
     </w:p>
     <w:p>
       <w:pPr>
@@ -5461,49 +7745,49 @@
           <w:rFonts w:ascii="Times New Roman" w:hAnsi="Times New Roman"/>
           <w:sz w:val="24"/>
         </w:rPr>
+        <w:t>ec\edu\monster\modelo\IService1.cs — Contrato del servicio con todos los [OperationContract]:</w:t>
+      </w:r>
+    </w:p>
+    <w:p>
+      <w:pPr>
+        <w:shd w:val="clear" w:color="auto" w:fill="F0F0F0"/>
+        <w:spacing w:after="0"/>
+        <w:ind w:left="283"/>
+      </w:pPr>
+      <w:r>
+        <w:rPr>
+          <w:rFonts w:ascii="Courier New" w:hAnsi="Courier New"/>
+          <w:sz w:val="18"/>
+        </w:rPr>
+        <w:t>using System.ServiceModel;</w:t>
+      </w:r>
+    </w:p>
+    <w:p>
+      <w:pPr>
+        <w:shd w:val="clear" w:color="auto" w:fill="F0F0F0"/>
+        <w:spacing w:after="0"/>
+        <w:ind w:left="283"/>
+      </w:pPr>
+      <w:r>
+        <w:rPr>
+          <w:rFonts w:ascii="Courier New" w:hAnsi="Courier New"/>
+          <w:sz w:val="18"/>
+        </w:rPr>
+        <w:t xml:space="preserve"> </w:t>
+      </w:r>
+    </w:p>
+    <w:p>
+      <w:pPr>
+        <w:shd w:val="clear" w:color="auto" w:fill="F0F0F0"/>
+        <w:spacing w:after="0"/>
+        <w:ind w:left="283"/>
+      </w:pPr>
+      <w:r>
+        <w:rPr>
+          <w:rFonts w:ascii="Courier New" w:hAnsi="Courier New"/>
+          <w:sz w:val="18"/>
+        </w:rPr>
         <w:lastRenderedPageBreak/>
-        <w:t>ec\edu\monster\modelo\IService1.cs — Contrato del servicio con todos los [OperationContract]:</w:t>
-      </w:r>
-    </w:p>
-    <w:p>
-      <w:pPr>
-        <w:shd w:val="clear" w:color="auto" w:fill="F0F0F0"/>
-        <w:spacing w:after="0"/>
-        <w:ind w:left="283"/>
-      </w:pPr>
-      <w:r>
-        <w:rPr>
-          <w:rFonts w:ascii="Courier New" w:hAnsi="Courier New"/>
-          <w:sz w:val="18"/>
-        </w:rPr>
-        <w:t>using System.ServiceModel;</w:t>
-      </w:r>
-    </w:p>
-    <w:p>
-      <w:pPr>
-        <w:shd w:val="clear" w:color="auto" w:fill="F0F0F0"/>
-        <w:spacing w:after="0"/>
-        <w:ind w:left="283"/>
-      </w:pPr>
-      <w:r>
-        <w:rPr>
-          <w:rFonts w:ascii="Courier New" w:hAnsi="Courier New"/>
-          <w:sz w:val="18"/>
-        </w:rPr>
-        <w:t xml:space="preserve"> </w:t>
-      </w:r>
-    </w:p>
-    <w:p>
-      <w:pPr>
-        <w:shd w:val="clear" w:color="auto" w:fill="F0F0F0"/>
-        <w:spacing w:after="0"/>
-        <w:ind w:left="283"/>
-      </w:pPr>
-      <w:r>
-        <w:rPr>
-          <w:rFonts w:ascii="Courier New" w:hAnsi="Courier New"/>
-          <w:sz w:val="18"/>
-        </w:rPr>
         <w:t>namespace ec.edu.monster.modelo</w:t>
       </w:r>
     </w:p>
@@ -6105,63 +8389,63 @@
           <w:rFonts w:ascii="Courier New" w:hAnsi="Courier New"/>
           <w:sz w:val="18"/>
         </w:rPr>
+        <w:t xml:space="preserve">        public double KelvinAFahrenheit(double kelvin)       =&gt; (kelvin - 273.15) * 9 / 5 + 32;</w:t>
+      </w:r>
+    </w:p>
+    <w:p>
+      <w:pPr>
+        <w:shd w:val="clear" w:color="auto" w:fill="F0F0F0"/>
+        <w:spacing w:after="0"/>
+        <w:ind w:left="283"/>
+      </w:pPr>
+      <w:r>
+        <w:rPr>
+          <w:rFonts w:ascii="Courier New" w:hAnsi="Courier New"/>
+          <w:sz w:val="18"/>
+        </w:rPr>
+        <w:t xml:space="preserve"> </w:t>
+      </w:r>
+    </w:p>
+    <w:p>
+      <w:pPr>
+        <w:shd w:val="clear" w:color="auto" w:fill="F0F0F0"/>
+        <w:spacing w:after="0"/>
+        <w:ind w:left="283"/>
+      </w:pPr>
+      <w:r>
+        <w:rPr>
+          <w:rFonts w:ascii="Courier New" w:hAnsi="Courier New"/>
+          <w:sz w:val="18"/>
+        </w:rPr>
+        <w:t xml:space="preserve">        // ============ LONGITUD ============</w:t>
+      </w:r>
+    </w:p>
+    <w:p>
+      <w:pPr>
+        <w:shd w:val="clear" w:color="auto" w:fill="F0F0F0"/>
+        <w:spacing w:after="0"/>
+        <w:ind w:left="283"/>
+      </w:pPr>
+      <w:r>
+        <w:rPr>
+          <w:rFonts w:ascii="Courier New" w:hAnsi="Courier New"/>
+          <w:sz w:val="18"/>
+        </w:rPr>
+        <w:t xml:space="preserve">        public double KmAMetros(double kilometros)           =&gt; kilometros * 1000;</w:t>
+      </w:r>
+    </w:p>
+    <w:p>
+      <w:pPr>
+        <w:shd w:val="clear" w:color="auto" w:fill="F0F0F0"/>
+        <w:spacing w:after="0"/>
+        <w:ind w:left="283"/>
+      </w:pPr>
+      <w:r>
+        <w:rPr>
+          <w:rFonts w:ascii="Courier New" w:hAnsi="Courier New"/>
+          <w:sz w:val="18"/>
+        </w:rPr>
         <w:lastRenderedPageBreak/>
-        <w:t xml:space="preserve">        public double KelvinAFahrenheit(double kelvin)       =&gt; (kelvin - 273.15) * 9 / 5 + 32;</w:t>
-      </w:r>
-    </w:p>
-    <w:p>
-      <w:pPr>
-        <w:shd w:val="clear" w:color="auto" w:fill="F0F0F0"/>
-        <w:spacing w:after="0"/>
-        <w:ind w:left="283"/>
-      </w:pPr>
-      <w:r>
-        <w:rPr>
-          <w:rFonts w:ascii="Courier New" w:hAnsi="Courier New"/>
-          <w:sz w:val="18"/>
-        </w:rPr>
-        <w:t xml:space="preserve"> </w:t>
-      </w:r>
-    </w:p>
-    <w:p>
-      <w:pPr>
-        <w:shd w:val="clear" w:color="auto" w:fill="F0F0F0"/>
-        <w:spacing w:after="0"/>
-        <w:ind w:left="283"/>
-      </w:pPr>
-      <w:r>
-        <w:rPr>
-          <w:rFonts w:ascii="Courier New" w:hAnsi="Courier New"/>
-          <w:sz w:val="18"/>
-        </w:rPr>
-        <w:t xml:space="preserve">        // ============ LONGITUD ============</w:t>
-      </w:r>
-    </w:p>
-    <w:p>
-      <w:pPr>
-        <w:shd w:val="clear" w:color="auto" w:fill="F0F0F0"/>
-        <w:spacing w:after="0"/>
-        <w:ind w:left="283"/>
-      </w:pPr>
-      <w:r>
-        <w:rPr>
-          <w:rFonts w:ascii="Courier New" w:hAnsi="Courier New"/>
-          <w:sz w:val="18"/>
-        </w:rPr>
-        <w:t xml:space="preserve">        public double KmAMetros(double kilometros)           =&gt; kilometros * 1000;</w:t>
-      </w:r>
-    </w:p>
-    <w:p>
-      <w:pPr>
-        <w:shd w:val="clear" w:color="auto" w:fill="F0F0F0"/>
-        <w:spacing w:after="0"/>
-        <w:ind w:left="283"/>
-      </w:pPr>
-      <w:r>
-        <w:rPr>
-          <w:rFonts w:ascii="Courier New" w:hAnsi="Courier New"/>
-          <w:sz w:val="18"/>
-        </w:rPr>
         <w:t xml:space="preserve">        public double MetrosACm(double metros)               =&gt; metros * 100;</w:t>
       </w:r>
     </w:p>
@@ -6748,49 +9032,49 @@
           <w:rFonts w:ascii="Courier New" w:hAnsi="Courier New"/>
           <w:sz w:val="18"/>
         </w:rPr>
+        <w:t xml:space="preserve">        // ============ TEMPERATURA ============</w:t>
+      </w:r>
+    </w:p>
+    <w:p>
+      <w:pPr>
+        <w:shd w:val="clear" w:color="auto" w:fill="F0F0F0"/>
+        <w:spacing w:after="0"/>
+        <w:ind w:left="283"/>
+      </w:pPr>
+      <w:r>
+        <w:rPr>
+          <w:rFonts w:ascii="Courier New" w:hAnsi="Courier New"/>
+          <w:sz w:val="18"/>
+        </w:rPr>
+        <w:t xml:space="preserve">        public double CelsiusAFahrenheit(double celsius)     =&gt; _controller.CelsiusAFahrenheit(celsius);</w:t>
+      </w:r>
+    </w:p>
+    <w:p>
+      <w:pPr>
+        <w:shd w:val="clear" w:color="auto" w:fill="F0F0F0"/>
+        <w:spacing w:after="0"/>
+        <w:ind w:left="283"/>
+      </w:pPr>
+      <w:r>
+        <w:rPr>
+          <w:rFonts w:ascii="Courier New" w:hAnsi="Courier New"/>
+          <w:sz w:val="18"/>
+        </w:rPr>
+        <w:t xml:space="preserve">        public double FahrenheitACelsius(double fahrenheit)  =&gt; _controller.FahrenheitACelsius(fahrenheit);</w:t>
+      </w:r>
+    </w:p>
+    <w:p>
+      <w:pPr>
+        <w:shd w:val="clear" w:color="auto" w:fill="F0F0F0"/>
+        <w:spacing w:after="0"/>
+        <w:ind w:left="283"/>
+      </w:pPr>
+      <w:r>
+        <w:rPr>
+          <w:rFonts w:ascii="Courier New" w:hAnsi="Courier New"/>
+          <w:sz w:val="18"/>
+        </w:rPr>
         <w:lastRenderedPageBreak/>
-        <w:t xml:space="preserve">        // ============ TEMPERATURA ============</w:t>
-      </w:r>
-    </w:p>
-    <w:p>
-      <w:pPr>
-        <w:shd w:val="clear" w:color="auto" w:fill="F0F0F0"/>
-        <w:spacing w:after="0"/>
-        <w:ind w:left="283"/>
-      </w:pPr>
-      <w:r>
-        <w:rPr>
-          <w:rFonts w:ascii="Courier New" w:hAnsi="Courier New"/>
-          <w:sz w:val="18"/>
-        </w:rPr>
-        <w:t xml:space="preserve">        public double CelsiusAFahrenheit(double celsius)     =&gt; _controller.CelsiusAFahrenheit(celsius);</w:t>
-      </w:r>
-    </w:p>
-    <w:p>
-      <w:pPr>
-        <w:shd w:val="clear" w:color="auto" w:fill="F0F0F0"/>
-        <w:spacing w:after="0"/>
-        <w:ind w:left="283"/>
-      </w:pPr>
-      <w:r>
-        <w:rPr>
-          <w:rFonts w:ascii="Courier New" w:hAnsi="Courier New"/>
-          <w:sz w:val="18"/>
-        </w:rPr>
-        <w:t xml:space="preserve">        public double FahrenheitACelsius(double fahrenheit)  =&gt; _controller.FahrenheitACelsius(fahrenheit);</w:t>
-      </w:r>
-    </w:p>
-    <w:p>
-      <w:pPr>
-        <w:shd w:val="clear" w:color="auto" w:fill="F0F0F0"/>
-        <w:spacing w:after="0"/>
-        <w:ind w:left="283"/>
-      </w:pPr>
-      <w:r>
-        <w:rPr>
-          <w:rFonts w:ascii="Courier New" w:hAnsi="Courier New"/>
-          <w:sz w:val="18"/>
-        </w:rPr>
         <w:t xml:space="preserve">        public double CelsiusAKelvin(double celsius)         =&gt; _controller.CelsiusAKelvin(celsius);</w:t>
       </w:r>
     </w:p>
@@ -7076,16 +9360,13 @@
     </w:p>
     <w:p>
       <w:pPr>
-        <w:spacing w:before="240" w:after="120"/>
-      </w:pPr>
-      <w:r>
-        <w:rPr>
-          <w:rFonts w:ascii="Times New Roman" w:hAnsi="Times New Roman"/>
-          <w:b/>
-          <w:sz w:val="24"/>
-        </w:rPr>
+        <w:pStyle w:val="Ttulo3"/>
+      </w:pPr>
+      <w:bookmarkStart w:id="11" w:name="_Toc229565850"/>
+      <w:r>
         <w:t>2.2.4 Ejecución del WS</w:t>
       </w:r>
+      <w:bookmarkEnd w:id="11"/>
     </w:p>
     <w:p>
       <w:pPr>
@@ -7102,9 +9383,19 @@
     </w:p>
     <w:p>
       <w:pPr>
-        <w:shd w:val="clear" w:color="auto" w:fill="F2F2F2"/>
-        <w:spacing w:before="120" w:after="120"/>
+        <w:spacing w:after="120"/>
+        <w:jc w:val="both"/>
+      </w:pPr>
+    </w:p>
+    <w:p>
+      <w:pPr>
+        <w:spacing w:before="40" w:after="160"/>
         <w:jc w:val="center"/>
+        <w:rPr>
+          <w:rFonts w:ascii="Times New Roman" w:hAnsi="Times New Roman"/>
+          <w:i/>
+          <w:sz w:val="20"/>
+        </w:rPr>
       </w:pPr>
       <w:r>
         <w:rPr>
@@ -7112,7 +9403,42 @@
           <w:i/>
           <w:color w:val="969696"/>
         </w:rPr>
-        <w:t>[INSERTAR CAPTURA: Visual Studio — servidor WCF corriendo en IIS Express (barra de estado)]</w:t>
+        <w:lastRenderedPageBreak/>
+        <w:drawing>
+          <wp:inline distT="0" distB="0" distL="0" distR="0" wp14:anchorId="18277DAD" wp14:editId="33D97943">
+            <wp:extent cx="5792470" cy="2592070"/>
+            <wp:effectExtent l="0" t="0" r="0" b="0"/>
+            <wp:docPr id="16" name="Imagen 16"/>
+            <wp:cNvGraphicFramePr>
+              <a:graphicFrameLocks xmlns:a="http://schemas.openxmlformats.org/drawingml/2006/main" noChangeAspect="1"/>
+            </wp:cNvGraphicFramePr>
+            <a:graphic xmlns:a="http://schemas.openxmlformats.org/drawingml/2006/main">
+              <a:graphicData uri="http://schemas.openxmlformats.org/drawingml/2006/picture">
+                <pic:pic xmlns:pic="http://schemas.openxmlformats.org/drawingml/2006/picture">
+                  <pic:nvPicPr>
+                    <pic:cNvPr id="1" name=""/>
+                    <pic:cNvPicPr/>
+                  </pic:nvPicPr>
+                  <pic:blipFill>
+                    <a:blip r:embed="rId15"/>
+                    <a:stretch>
+                      <a:fillRect/>
+                    </a:stretch>
+                  </pic:blipFill>
+                  <pic:spPr>
+                    <a:xfrm>
+                      <a:off x="0" y="0"/>
+                      <a:ext cx="5792470" cy="2592070"/>
+                    </a:xfrm>
+                    <a:prstGeom prst="rect">
+                      <a:avLst/>
+                    </a:prstGeom>
+                  </pic:spPr>
+                </pic:pic>
+              </a:graphicData>
+            </a:graphic>
+          </wp:inline>
+        </w:drawing>
       </w:r>
     </w:p>
     <w:p>
@@ -7131,17 +9457,55 @@
     </w:p>
     <w:p>
       <w:pPr>
-        <w:shd w:val="clear" w:color="auto" w:fill="F2F2F2"/>
-        <w:spacing w:before="120" w:after="120"/>
+        <w:spacing w:before="40" w:after="160"/>
         <w:jc w:val="center"/>
-      </w:pPr>
-      <w:r>
         <w:rPr>
           <w:rFonts w:ascii="Times New Roman" w:hAnsi="Times New Roman"/>
           <w:i/>
           <w:color w:val="969696"/>
         </w:rPr>
-        <w:t>[INSERTAR CAPTURA: Navegador — http://localhost:62638/Service1.svc mostrando página de descripción del servicio WCF]</w:t>
+      </w:pPr>
+      <w:r>
+        <w:rPr>
+          <w:rFonts w:ascii="Times New Roman" w:hAnsi="Times New Roman"/>
+          <w:i/>
+          <w:color w:val="969696"/>
+        </w:rPr>
+        <w:drawing>
+          <wp:inline distT="0" distB="0" distL="0" distR="0" wp14:anchorId="0FCA68DE" wp14:editId="70BE0CAF">
+            <wp:extent cx="4979078" cy="4419600"/>
+            <wp:effectExtent l="0" t="0" r="0" b="0"/>
+            <wp:docPr id="22" name="Imagen 22"/>
+            <wp:cNvGraphicFramePr>
+              <a:graphicFrameLocks xmlns:a="http://schemas.openxmlformats.org/drawingml/2006/main" noChangeAspect="1"/>
+            </wp:cNvGraphicFramePr>
+            <a:graphic xmlns:a="http://schemas.openxmlformats.org/drawingml/2006/main">
+              <a:graphicData uri="http://schemas.openxmlformats.org/drawingml/2006/picture">
+                <pic:pic xmlns:pic="http://schemas.openxmlformats.org/drawingml/2006/picture">
+                  <pic:nvPicPr>
+                    <pic:cNvPr id="1" name=""/>
+                    <pic:cNvPicPr/>
+                  </pic:nvPicPr>
+                  <pic:blipFill>
+                    <a:blip r:embed="rId16"/>
+                    <a:stretch>
+                      <a:fillRect/>
+                    </a:stretch>
+                  </pic:blipFill>
+                  <pic:spPr>
+                    <a:xfrm>
+                      <a:off x="0" y="0"/>
+                      <a:ext cx="4980379" cy="4420755"/>
+                    </a:xfrm>
+                    <a:prstGeom prst="rect">
+                      <a:avLst/>
+                    </a:prstGeom>
+                  </pic:spPr>
+                </pic:pic>
+              </a:graphicData>
+            </a:graphic>
+          </wp:inline>
+        </w:drawing>
       </w:r>
     </w:p>
     <w:p>
@@ -7155,14 +9519,12 @@
           <w:i/>
           <w:sz w:val="20"/>
         </w:rPr>
-        <w:lastRenderedPageBreak/>
         <w:t>Figura 11. Página de descripción del servicio WCF</w:t>
       </w:r>
     </w:p>
     <w:p>
       <w:pPr>
-        <w:shd w:val="clear" w:color="auto" w:fill="F2F2F2"/>
-        <w:spacing w:before="120" w:after="120"/>
+        <w:spacing w:before="40" w:after="160"/>
         <w:jc w:val="center"/>
       </w:pPr>
       <w:r>
@@ -7171,7 +9533,42 @@
           <w:i/>
           <w:color w:val="969696"/>
         </w:rPr>
-        <w:t>[INSERTAR CAPTURA: Navegador — http://localhost:62638/Service1.svc?wsdl mostrando el contrato WSDL]</w:t>
+        <w:lastRenderedPageBreak/>
+        <w:drawing>
+          <wp:inline distT="0" distB="0" distL="0" distR="0" wp14:anchorId="638C8671" wp14:editId="2E147AE7">
+            <wp:extent cx="5792470" cy="6485890"/>
+            <wp:effectExtent l="0" t="0" r="0" b="0"/>
+            <wp:docPr id="25" name="Imagen 25"/>
+            <wp:cNvGraphicFramePr>
+              <a:graphicFrameLocks xmlns:a="http://schemas.openxmlformats.org/drawingml/2006/main" noChangeAspect="1"/>
+            </wp:cNvGraphicFramePr>
+            <a:graphic xmlns:a="http://schemas.openxmlformats.org/drawingml/2006/main">
+              <a:graphicData uri="http://schemas.openxmlformats.org/drawingml/2006/picture">
+                <pic:pic xmlns:pic="http://schemas.openxmlformats.org/drawingml/2006/picture">
+                  <pic:nvPicPr>
+                    <pic:cNvPr id="1" name=""/>
+                    <pic:cNvPicPr/>
+                  </pic:nvPicPr>
+                  <pic:blipFill>
+                    <a:blip r:embed="rId17"/>
+                    <a:stretch>
+                      <a:fillRect/>
+                    </a:stretch>
+                  </pic:blipFill>
+                  <pic:spPr>
+                    <a:xfrm>
+                      <a:off x="0" y="0"/>
+                      <a:ext cx="5792470" cy="6485890"/>
+                    </a:xfrm>
+                    <a:prstGeom prst="rect">
+                      <a:avLst/>
+                    </a:prstGeom>
+                  </pic:spPr>
+                </pic:pic>
+              </a:graphicData>
+            </a:graphic>
+          </wp:inline>
+        </w:drawing>
       </w:r>
     </w:p>
     <w:p>
@@ -7195,30 +9592,24 @@
     </w:p>
     <w:p>
       <w:pPr>
-        <w:spacing w:before="240" w:after="120"/>
-      </w:pPr>
-      <w:r>
-        <w:rPr>
-          <w:rFonts w:ascii="Times New Roman" w:hAnsi="Times New Roman"/>
-          <w:b/>
-          <w:sz w:val="26"/>
-        </w:rPr>
+        <w:pStyle w:val="Ttulo2"/>
+      </w:pPr>
+      <w:bookmarkStart w:id="12" w:name="_Toc229565851"/>
+      <w:r>
         <w:lastRenderedPageBreak/>
         <w:t>2.3 Cliente Consola (.NET)</w:t>
       </w:r>
-    </w:p>
-    <w:p>
-      <w:pPr>
-        <w:spacing w:before="240" w:after="120"/>
-      </w:pPr>
-      <w:r>
-        <w:rPr>
-          <w:rFonts w:ascii="Times New Roman" w:hAnsi="Times New Roman"/>
-          <w:b/>
-          <w:sz w:val="24"/>
-        </w:rPr>
+      <w:bookmarkEnd w:id="12"/>
+    </w:p>
+    <w:p>
+      <w:pPr>
+        <w:pStyle w:val="Ttulo3"/>
+      </w:pPr>
+      <w:bookmarkStart w:id="13" w:name="_Toc229565852"/>
+      <w:r>
         <w:t>2.3.1 Creación del Proyecto</w:t>
       </w:r>
+      <w:bookmarkEnd w:id="13"/>
     </w:p>
     <w:p>
       <w:pPr>
@@ -7235,17 +9626,55 @@
     </w:p>
     <w:p>
       <w:pPr>
-        <w:shd w:val="clear" w:color="auto" w:fill="F2F2F2"/>
-        <w:spacing w:before="120" w:after="120"/>
+        <w:spacing w:before="40" w:after="160"/>
         <w:jc w:val="center"/>
-      </w:pPr>
-      <w:r>
         <w:rPr>
           <w:rFonts w:ascii="Times New Roman" w:hAnsi="Times New Roman"/>
           <w:i/>
           <w:color w:val="969696"/>
         </w:rPr>
-        <w:t>[INSERTAR CAPTURA: Visual Studio — nuevo proyecto Console App .NET para cliente consola]</w:t>
+      </w:pPr>
+      <w:r>
+        <w:rPr>
+          <w:rFonts w:ascii="Times New Roman" w:hAnsi="Times New Roman"/>
+          <w:i/>
+          <w:color w:val="969696"/>
+        </w:rPr>
+        <w:drawing>
+          <wp:inline distT="0" distB="0" distL="0" distR="0" wp14:anchorId="45693309" wp14:editId="6FD7BADB">
+            <wp:extent cx="2903472" cy="3505504"/>
+            <wp:effectExtent l="0" t="0" r="0" b="0"/>
+            <wp:docPr id="26" name="Imagen 26"/>
+            <wp:cNvGraphicFramePr>
+              <a:graphicFrameLocks xmlns:a="http://schemas.openxmlformats.org/drawingml/2006/main" noChangeAspect="1"/>
+            </wp:cNvGraphicFramePr>
+            <a:graphic xmlns:a="http://schemas.openxmlformats.org/drawingml/2006/main">
+              <a:graphicData uri="http://schemas.openxmlformats.org/drawingml/2006/picture">
+                <pic:pic xmlns:pic="http://schemas.openxmlformats.org/drawingml/2006/picture">
+                  <pic:nvPicPr>
+                    <pic:cNvPr id="1" name=""/>
+                    <pic:cNvPicPr/>
+                  </pic:nvPicPr>
+                  <pic:blipFill>
+                    <a:blip r:embed="rId18"/>
+                    <a:stretch>
+                      <a:fillRect/>
+                    </a:stretch>
+                  </pic:blipFill>
+                  <pic:spPr>
+                    <a:xfrm>
+                      <a:off x="0" y="0"/>
+                      <a:ext cx="2903472" cy="3505504"/>
+                    </a:xfrm>
+                    <a:prstGeom prst="rect">
+                      <a:avLst/>
+                    </a:prstGeom>
+                  </pic:spPr>
+                </pic:pic>
+              </a:graphicData>
+            </a:graphic>
+          </wp:inline>
+        </w:drawing>
       </w:r>
     </w:p>
     <w:p>
@@ -7264,17 +9693,56 @@
     </w:p>
     <w:p>
       <w:pPr>
-        <w:shd w:val="clear" w:color="auto" w:fill="F2F2F2"/>
-        <w:spacing w:before="120" w:after="120"/>
+        <w:spacing w:before="40" w:after="160"/>
         <w:jc w:val="center"/>
-      </w:pPr>
-      <w:r>
         <w:rPr>
           <w:rFonts w:ascii="Times New Roman" w:hAnsi="Times New Roman"/>
           <w:i/>
           <w:color w:val="969696"/>
         </w:rPr>
-        <w:t>[INSERTAR CAPTURA: Visual Studio — Agregar referencia de servicio apuntando al WSDL del servidor]</w:t>
+      </w:pPr>
+      <w:r>
+        <w:rPr>
+          <w:rFonts w:ascii="Times New Roman" w:hAnsi="Times New Roman"/>
+          <w:i/>
+          <w:color w:val="969696"/>
+        </w:rPr>
+        <w:lastRenderedPageBreak/>
+        <w:drawing>
+          <wp:inline distT="0" distB="0" distL="0" distR="0" wp14:anchorId="705370B1" wp14:editId="4C172665">
+            <wp:extent cx="2903472" cy="3505504"/>
+            <wp:effectExtent l="0" t="0" r="0" b="0"/>
+            <wp:docPr id="27" name="Imagen 27"/>
+            <wp:cNvGraphicFramePr>
+              <a:graphicFrameLocks xmlns:a="http://schemas.openxmlformats.org/drawingml/2006/main" noChangeAspect="1"/>
+            </wp:cNvGraphicFramePr>
+            <a:graphic xmlns:a="http://schemas.openxmlformats.org/drawingml/2006/main">
+              <a:graphicData uri="http://schemas.openxmlformats.org/drawingml/2006/picture">
+                <pic:pic xmlns:pic="http://schemas.openxmlformats.org/drawingml/2006/picture">
+                  <pic:nvPicPr>
+                    <pic:cNvPr id="1" name=""/>
+                    <pic:cNvPicPr/>
+                  </pic:nvPicPr>
+                  <pic:blipFill>
+                    <a:blip r:embed="rId18"/>
+                    <a:stretch>
+                      <a:fillRect/>
+                    </a:stretch>
+                  </pic:blipFill>
+                  <pic:spPr>
+                    <a:xfrm>
+                      <a:off x="0" y="0"/>
+                      <a:ext cx="2903472" cy="3505504"/>
+                    </a:xfrm>
+                    <a:prstGeom prst="rect">
+                      <a:avLst/>
+                    </a:prstGeom>
+                  </pic:spPr>
+                </pic:pic>
+              </a:graphicData>
+            </a:graphic>
+          </wp:inline>
+        </w:drawing>
       </w:r>
     </w:p>
     <w:p>
@@ -7293,45 +9761,13 @@
     </w:p>
     <w:p>
       <w:pPr>
-        <w:shd w:val="clear" w:color="auto" w:fill="F2F2F2"/>
-        <w:spacing w:before="120" w:after="120"/>
-        <w:jc w:val="center"/>
-      </w:pPr>
-      <w:r>
-        <w:rPr>
-          <w:rFonts w:ascii="Times New Roman" w:hAnsi="Times New Roman"/>
-          <w:i/>
-          <w:color w:val="969696"/>
-        </w:rPr>
-        <w:t>[INSERTAR CAPTURA: Estructura MVC del cliente consola con carpetas ec.edu.monster.*]</w:t>
-      </w:r>
-    </w:p>
-    <w:p>
-      <w:pPr>
-        <w:spacing w:before="40" w:after="160"/>
-        <w:jc w:val="center"/>
-      </w:pPr>
-      <w:r>
-        <w:rPr>
-          <w:rFonts w:ascii="Times New Roman" w:hAnsi="Times New Roman"/>
-          <w:i/>
-          <w:sz w:val="20"/>
-        </w:rPr>
-        <w:t>Figura 15. Estructura MVC del cliente consola</w:t>
-      </w:r>
-    </w:p>
-    <w:p>
-      <w:pPr>
-        <w:spacing w:before="240" w:after="120"/>
-      </w:pPr>
-      <w:r>
-        <w:rPr>
-          <w:rFonts w:ascii="Times New Roman" w:hAnsi="Times New Roman"/>
-          <w:b/>
-          <w:sz w:val="24"/>
-        </w:rPr>
+        <w:pStyle w:val="Ttulo3"/>
+      </w:pPr>
+      <w:bookmarkStart w:id="14" w:name="_Toc229565853"/>
+      <w:r>
         <w:t>2.3.2 Arquitectura del Cliente Consola</w:t>
       </w:r>
+      <w:bookmarkEnd w:id="14"/>
     </w:p>
     <w:p>
       <w:pPr>
@@ -7555,16 +9991,13 @@
     </w:p>
     <w:p>
       <w:pPr>
-        <w:spacing w:before="240" w:after="120"/>
-      </w:pPr>
-      <w:r>
-        <w:rPr>
-          <w:rFonts w:ascii="Times New Roman" w:hAnsi="Times New Roman"/>
-          <w:b/>
-          <w:sz w:val="24"/>
-        </w:rPr>
+        <w:pStyle w:val="Ttulo3"/>
+      </w:pPr>
+      <w:bookmarkStart w:id="15" w:name="_Toc229565854"/>
+      <w:r>
         <w:t>2.3.3 Codificación del Cliente Consola</w:t>
       </w:r>
+      <w:bookmarkEnd w:id="15"/>
     </w:p>
     <w:p>
       <w:pPr>
@@ -7632,6 +10065,7 @@
           <w:rFonts w:ascii="Courier New" w:hAnsi="Courier New"/>
           <w:sz w:val="18"/>
         </w:rPr>
+        <w:lastRenderedPageBreak/>
         <w:t xml:space="preserve">    {</w:t>
       </w:r>
     </w:p>
@@ -7660,7 +10094,6 @@
           <w:rFonts w:ascii="Courier New" w:hAnsi="Courier New"/>
           <w:sz w:val="18"/>
         </w:rPr>
-        <w:lastRenderedPageBreak/>
         <w:t xml:space="preserve">        public double Valor       { get; set; }</w:t>
       </w:r>
     </w:p>
@@ -8303,6 +10736,7 @@
           <w:rFonts w:ascii="Courier New" w:hAnsi="Courier New"/>
           <w:sz w:val="18"/>
         </w:rPr>
+        <w:lastRenderedPageBreak/>
         <w:t xml:space="preserve"> </w:t>
       </w:r>
     </w:p>
@@ -8317,7 +10751,6 @@
           <w:rFonts w:ascii="Courier New" w:hAnsi="Courier New"/>
           <w:sz w:val="18"/>
         </w:rPr>
-        <w:lastRenderedPageBreak/>
         <w:t xml:space="preserve">        public async Task&lt;ConversionModelo&gt; ProcesarTemperatura(int opcion, double valor)</w:t>
       </w:r>
     </w:p>
@@ -9017,6 +11450,7 @@
           <w:rFonts w:ascii="Courier New" w:hAnsi="Courier New"/>
           <w:sz w:val="18"/>
         </w:rPr>
+        <w:lastRenderedPageBreak/>
         <w:t xml:space="preserve">            Console.WriteLine("3. Celsius a Kelvin");</w:t>
       </w:r>
     </w:p>
@@ -9045,7 +11479,6 @@
           <w:rFonts w:ascii="Courier New" w:hAnsi="Courier New"/>
           <w:sz w:val="18"/>
         </w:rPr>
-        <w:lastRenderedPageBreak/>
         <w:t xml:space="preserve">            Console.WriteLine("5. Fahrenheit a Kelvin");</w:t>
       </w:r>
     </w:p>
@@ -9731,6 +12164,7 @@
           <w:rFonts w:ascii="Courier New" w:hAnsi="Courier New"/>
           <w:sz w:val="18"/>
         </w:rPr>
+        <w:lastRenderedPageBreak/>
         <w:t xml:space="preserve">        case 4: continuar = false;                              break;</w:t>
       </w:r>
     </w:p>
@@ -9759,7 +12193,6 @@
           <w:rFonts w:ascii="Courier New" w:hAnsi="Courier New"/>
           <w:sz w:val="18"/>
         </w:rPr>
-        <w:lastRenderedPageBreak/>
         <w:t>}</w:t>
       </w:r>
     </w:p>
@@ -9793,16 +12226,13 @@
     </w:p>
     <w:p>
       <w:pPr>
-        <w:spacing w:before="240" w:after="120"/>
-      </w:pPr>
-      <w:r>
-        <w:rPr>
-          <w:rFonts w:ascii="Times New Roman" w:hAnsi="Times New Roman"/>
-          <w:b/>
-          <w:sz w:val="24"/>
-        </w:rPr>
+        <w:pStyle w:val="Ttulo3"/>
+      </w:pPr>
+      <w:bookmarkStart w:id="16" w:name="_Toc229565855"/>
+      <w:r>
         <w:t>2.3.4 Ejecución del Cliente Consola</w:t>
       </w:r>
+      <w:bookmarkEnd w:id="16"/>
     </w:p>
     <w:p>
       <w:pPr>
@@ -9819,17 +12249,55 @@
     </w:p>
     <w:p>
       <w:pPr>
-        <w:shd w:val="clear" w:color="auto" w:fill="F2F2F2"/>
-        <w:spacing w:before="120" w:after="120"/>
+        <w:spacing w:before="40" w:after="160"/>
         <w:jc w:val="center"/>
-      </w:pPr>
-      <w:r>
         <w:rPr>
           <w:rFonts w:ascii="Times New Roman" w:hAnsi="Times New Roman"/>
           <w:i/>
           <w:color w:val="969696"/>
         </w:rPr>
-        <w:t>[INSERTAR CAPTURA: Terminal — pantalla de login del cliente consola]</w:t>
+      </w:pPr>
+      <w:r>
+        <w:rPr>
+          <w:rFonts w:ascii="Times New Roman" w:hAnsi="Times New Roman"/>
+          <w:i/>
+          <w:color w:val="969696"/>
+        </w:rPr>
+        <w:drawing>
+          <wp:inline distT="0" distB="0" distL="0" distR="0" wp14:anchorId="6D10E425" wp14:editId="20A4C01E">
+            <wp:extent cx="5792470" cy="1708785"/>
+            <wp:effectExtent l="0" t="0" r="0" b="5715"/>
+            <wp:docPr id="28" name="Imagen 28"/>
+            <wp:cNvGraphicFramePr>
+              <a:graphicFrameLocks xmlns:a="http://schemas.openxmlformats.org/drawingml/2006/main" noChangeAspect="1"/>
+            </wp:cNvGraphicFramePr>
+            <a:graphic xmlns:a="http://schemas.openxmlformats.org/drawingml/2006/main">
+              <a:graphicData uri="http://schemas.openxmlformats.org/drawingml/2006/picture">
+                <pic:pic xmlns:pic="http://schemas.openxmlformats.org/drawingml/2006/picture">
+                  <pic:nvPicPr>
+                    <pic:cNvPr id="1" name=""/>
+                    <pic:cNvPicPr/>
+                  </pic:nvPicPr>
+                  <pic:blipFill>
+                    <a:blip r:embed="rId19"/>
+                    <a:stretch>
+                      <a:fillRect/>
+                    </a:stretch>
+                  </pic:blipFill>
+                  <pic:spPr>
+                    <a:xfrm>
+                      <a:off x="0" y="0"/>
+                      <a:ext cx="5792470" cy="1708785"/>
+                    </a:xfrm>
+                    <a:prstGeom prst="rect">
+                      <a:avLst/>
+                    </a:prstGeom>
+                  </pic:spPr>
+                </pic:pic>
+              </a:graphicData>
+            </a:graphic>
+          </wp:inline>
+        </w:drawing>
       </w:r>
     </w:p>
     <w:p>
@@ -9848,17 +12316,55 @@
     </w:p>
     <w:p>
       <w:pPr>
-        <w:shd w:val="clear" w:color="auto" w:fill="F2F2F2"/>
-        <w:spacing w:before="120" w:after="120"/>
+        <w:spacing w:before="40" w:after="160"/>
         <w:jc w:val="center"/>
-      </w:pPr>
-      <w:r>
         <w:rPr>
           <w:rFonts w:ascii="Times New Roman" w:hAnsi="Times New Roman"/>
           <w:i/>
           <w:color w:val="969696"/>
         </w:rPr>
-        <w:t>[INSERTAR CAPTURA: Terminal — menú principal y resultado de una conversión de temperatura]</w:t>
+      </w:pPr>
+      <w:r>
+        <w:rPr>
+          <w:rFonts w:ascii="Times New Roman" w:hAnsi="Times New Roman"/>
+          <w:i/>
+          <w:color w:val="969696"/>
+        </w:rPr>
+        <w:drawing>
+          <wp:inline distT="0" distB="0" distL="0" distR="0" wp14:anchorId="6B2E8967" wp14:editId="5247B6B5">
+            <wp:extent cx="5792470" cy="1708785"/>
+            <wp:effectExtent l="0" t="0" r="0" b="5715"/>
+            <wp:docPr id="33" name="Imagen 33"/>
+            <wp:cNvGraphicFramePr>
+              <a:graphicFrameLocks xmlns:a="http://schemas.openxmlformats.org/drawingml/2006/main" noChangeAspect="1"/>
+            </wp:cNvGraphicFramePr>
+            <a:graphic xmlns:a="http://schemas.openxmlformats.org/drawingml/2006/main">
+              <a:graphicData uri="http://schemas.openxmlformats.org/drawingml/2006/picture">
+                <pic:pic xmlns:pic="http://schemas.openxmlformats.org/drawingml/2006/picture">
+                  <pic:nvPicPr>
+                    <pic:cNvPr id="1" name=""/>
+                    <pic:cNvPicPr/>
+                  </pic:nvPicPr>
+                  <pic:blipFill>
+                    <a:blip r:embed="rId19"/>
+                    <a:stretch>
+                      <a:fillRect/>
+                    </a:stretch>
+                  </pic:blipFill>
+                  <pic:spPr>
+                    <a:xfrm>
+                      <a:off x="0" y="0"/>
+                      <a:ext cx="5792470" cy="1708785"/>
+                    </a:xfrm>
+                    <a:prstGeom prst="rect">
+                      <a:avLst/>
+                    </a:prstGeom>
+                  </pic:spPr>
+                </pic:pic>
+              </a:graphicData>
+            </a:graphic>
+          </wp:inline>
+        </w:drawing>
       </w:r>
     </w:p>
     <w:p>
@@ -9882,30 +12388,24 @@
     </w:p>
     <w:p>
       <w:pPr>
-        <w:spacing w:before="240" w:after="120"/>
-      </w:pPr>
-      <w:r>
-        <w:rPr>
-          <w:rFonts w:ascii="Times New Roman" w:hAnsi="Times New Roman"/>
-          <w:b/>
-          <w:sz w:val="26"/>
-        </w:rPr>
+        <w:pStyle w:val="Ttulo2"/>
+      </w:pPr>
+      <w:bookmarkStart w:id="17" w:name="_Toc229565856"/>
+      <w:r>
         <w:lastRenderedPageBreak/>
         <w:t>2.4 Cliente Móvil (React Native + Expo)</w:t>
       </w:r>
-    </w:p>
-    <w:p>
-      <w:pPr>
-        <w:spacing w:before="240" w:after="120"/>
-      </w:pPr>
-      <w:r>
-        <w:rPr>
-          <w:rFonts w:ascii="Times New Roman" w:hAnsi="Times New Roman"/>
-          <w:b/>
-          <w:sz w:val="24"/>
-        </w:rPr>
+      <w:bookmarkEnd w:id="17"/>
+    </w:p>
+    <w:p>
+      <w:pPr>
+        <w:pStyle w:val="Ttulo3"/>
+      </w:pPr>
+      <w:bookmarkStart w:id="18" w:name="_Toc229565857"/>
+      <w:r>
         <w:t>2.4.1 Creación del Proyecto</w:t>
       </w:r>
+      <w:bookmarkEnd w:id="18"/>
     </w:p>
     <w:p>
       <w:pPr>
@@ -9922,17 +12422,55 @@
     </w:p>
     <w:p>
       <w:pPr>
-        <w:shd w:val="clear" w:color="auto" w:fill="F2F2F2"/>
-        <w:spacing w:before="120" w:after="120"/>
+        <w:spacing w:before="40" w:after="160"/>
         <w:jc w:val="center"/>
-      </w:pPr>
-      <w:r>
         <w:rPr>
           <w:rFonts w:ascii="Times New Roman" w:hAnsi="Times New Roman"/>
           <w:i/>
           <w:color w:val="969696"/>
         </w:rPr>
-        <w:t>[INSERTAR CAPTURA: Terminal — npx create-expo-app CliMovil_ConUni_GR6]</w:t>
+      </w:pPr>
+      <w:r>
+        <w:rPr>
+          <w:rFonts w:ascii="Times New Roman" w:hAnsi="Times New Roman"/>
+          <w:i/>
+          <w:color w:val="969696"/>
+        </w:rPr>
+        <w:drawing>
+          <wp:inline distT="0" distB="0" distL="0" distR="0" wp14:anchorId="3DF237C5" wp14:editId="105264C0">
+            <wp:extent cx="3372321" cy="3496163"/>
+            <wp:effectExtent l="0" t="0" r="0" b="9525"/>
+            <wp:docPr id="34" name="Imagen 34"/>
+            <wp:cNvGraphicFramePr>
+              <a:graphicFrameLocks xmlns:a="http://schemas.openxmlformats.org/drawingml/2006/main" noChangeAspect="1"/>
+            </wp:cNvGraphicFramePr>
+            <a:graphic xmlns:a="http://schemas.openxmlformats.org/drawingml/2006/main">
+              <a:graphicData uri="http://schemas.openxmlformats.org/drawingml/2006/picture">
+                <pic:pic xmlns:pic="http://schemas.openxmlformats.org/drawingml/2006/picture">
+                  <pic:nvPicPr>
+                    <pic:cNvPr id="1" name=""/>
+                    <pic:cNvPicPr/>
+                  </pic:nvPicPr>
+                  <pic:blipFill>
+                    <a:blip r:embed="rId20"/>
+                    <a:stretch>
+                      <a:fillRect/>
+                    </a:stretch>
+                  </pic:blipFill>
+                  <pic:spPr>
+                    <a:xfrm>
+                      <a:off x="0" y="0"/>
+                      <a:ext cx="3372321" cy="3496163"/>
+                    </a:xfrm>
+                    <a:prstGeom prst="rect">
+                      <a:avLst/>
+                    </a:prstGeom>
+                  </pic:spPr>
+                </pic:pic>
+              </a:graphicData>
+            </a:graphic>
+          </wp:inline>
+        </w:drawing>
       </w:r>
     </w:p>
     <w:p>
@@ -9951,16 +12489,13 @@
     </w:p>
     <w:p>
       <w:pPr>
-        <w:spacing w:before="240" w:after="120"/>
-      </w:pPr>
-      <w:r>
-        <w:rPr>
-          <w:rFonts w:ascii="Times New Roman" w:hAnsi="Times New Roman"/>
-          <w:b/>
-          <w:sz w:val="24"/>
-        </w:rPr>
+        <w:pStyle w:val="Ttulo3"/>
+      </w:pPr>
+      <w:bookmarkStart w:id="19" w:name="_Toc229565858"/>
+      <w:r>
         <w:t>2.4.2 Arquitectura del Cliente Móvil</w:t>
       </w:r>
+      <w:bookmarkEnd w:id="19"/>
     </w:p>
     <w:tbl>
       <w:tblPr>
@@ -10162,21 +12697,19 @@
           <w:i/>
           <w:sz w:val="20"/>
         </w:rPr>
+        <w:lastRenderedPageBreak/>
         <w:t>Tabla 3. Arquitectura MVC del cliente móvil</w:t>
       </w:r>
     </w:p>
     <w:p>
       <w:pPr>
-        <w:spacing w:before="240" w:after="120"/>
-      </w:pPr>
-      <w:r>
-        <w:rPr>
-          <w:rFonts w:ascii="Times New Roman" w:hAnsi="Times New Roman"/>
-          <w:b/>
-          <w:sz w:val="24"/>
-        </w:rPr>
+        <w:pStyle w:val="Ttulo3"/>
+      </w:pPr>
+      <w:bookmarkStart w:id="20" w:name="_Toc229565859"/>
+      <w:r>
         <w:t>2.4.3 Codificación del Cliente Móvil</w:t>
       </w:r>
+      <w:bookmarkEnd w:id="20"/>
     </w:p>
     <w:p>
       <w:pPr>
@@ -10342,7 +12875,6 @@
           <w:rFonts w:ascii="Courier New" w:hAnsi="Courier New"/>
           <w:sz w:val="18"/>
         </w:rPr>
-        <w:lastRenderedPageBreak/>
         <w:t xml:space="preserve">    { code:'k_c', label:'Kelvin a Celsius',      method:'KelvinACelsius',     param:'kelvin'     },</w:t>
       </w:r>
     </w:p>
@@ -10664,6 +13196,7 @@
           <w:rFonts w:ascii="Courier New" w:hAnsi="Courier New"/>
           <w:sz w:val="18"/>
         </w:rPr>
+        <w:lastRenderedPageBreak/>
         <w:t>&lt;soap:Envelope xmlns:xsi="http://www.w3.org/2001/XMLSchema-instance"</w:t>
       </w:r>
     </w:p>
@@ -10930,7 +13463,6 @@
           <w:rFonts w:ascii="Courier New" w:hAnsi="Courier New"/>
           <w:sz w:val="18"/>
         </w:rPr>
-        <w:lastRenderedPageBreak/>
         <w:t xml:space="preserve">  const text = await res.text()</w:t>
       </w:r>
     </w:p>
@@ -11350,6 +13882,7 @@
           <w:rFonts w:ascii="Courier New" w:hAnsi="Courier New"/>
           <w:sz w:val="18"/>
         </w:rPr>
+        <w:lastRenderedPageBreak/>
         <w:t xml:space="preserve">  const handleCategoryChange = (cat: Categoria) =&gt; {</w:t>
       </w:r>
     </w:p>
@@ -11615,7 +14148,6 @@
           <w:rFonts w:ascii="Times New Roman" w:hAnsi="Times New Roman"/>
           <w:sz w:val="24"/>
         </w:rPr>
-        <w:lastRenderedPageBreak/>
         <w:t>ec.edu.monster.vista/LoginVista.tsx — Vista de login React Native:</w:t>
       </w:r>
     </w:p>
@@ -12035,6 +14567,7 @@
           <w:rFonts w:ascii="Courier New" w:hAnsi="Courier New"/>
           <w:sz w:val="18"/>
         </w:rPr>
+        <w:lastRenderedPageBreak/>
         <w:t>import React from 'react'</w:t>
       </w:r>
     </w:p>
@@ -12287,7 +14820,6 @@
           <w:rFonts w:ascii="Courier New" w:hAnsi="Courier New"/>
           <w:sz w:val="18"/>
         </w:rPr>
-        <w:lastRenderedPageBreak/>
         <w:t xml:space="preserve">      &lt;View style={styles.card}&gt;</w:t>
       </w:r>
     </w:p>
@@ -12587,16 +15119,13 @@
     </w:p>
     <w:p>
       <w:pPr>
-        <w:spacing w:before="240" w:after="120"/>
-      </w:pPr>
-      <w:r>
-        <w:rPr>
-          <w:rFonts w:ascii="Times New Roman" w:hAnsi="Times New Roman"/>
-          <w:b/>
-          <w:sz w:val="24"/>
-        </w:rPr>
+        <w:pStyle w:val="Ttulo3"/>
+      </w:pPr>
+      <w:bookmarkStart w:id="21" w:name="_Toc229565860"/>
+      <w:r>
         <w:t>2.4.4 Ejecución del Cliente Móvil</w:t>
       </w:r>
+      <w:bookmarkEnd w:id="21"/>
     </w:p>
     <w:p>
       <w:pPr>
@@ -12613,17 +15142,70 @@
     </w:p>
     <w:p>
       <w:pPr>
-        <w:shd w:val="clear" w:color="auto" w:fill="F2F2F2"/>
-        <w:spacing w:before="120" w:after="120"/>
+        <w:spacing w:before="40" w:after="160"/>
         <w:jc w:val="center"/>
-      </w:pPr>
-      <w:r>
         <w:rPr>
           <w:rFonts w:ascii="Times New Roman" w:hAnsi="Times New Roman"/>
           <w:i/>
           <w:color w:val="969696"/>
         </w:rPr>
-        <w:t>[INSERTAR CAPTURA: Expo Go — pantalla de login del cliente móvil]</w:t>
+      </w:pPr>
+      <w:r>
+        <w:rPr>
+          <w:rFonts w:ascii="Times New Roman" w:hAnsi="Times New Roman"/>
+          <w:i/>
+          <w:color w:val="969696"/>
+        </w:rPr>
+        <w:lastRenderedPageBreak/>
+        <w:drawing>
+          <wp:inline distT="0" distB="0" distL="0" distR="0" wp14:anchorId="31A22084" wp14:editId="33C62984">
+            <wp:extent cx="4177562" cy="3434884"/>
+            <wp:effectExtent l="0" t="0" r="0" b="0"/>
+            <wp:docPr id="35" name="Imagen 6">
+              <a:extLst xmlns:a="http://schemas.openxmlformats.org/drawingml/2006/main">
+                <a:ext uri="{FF2B5EF4-FFF2-40B4-BE49-F238E27FC236}">
+                  <a16:creationId xmlns:a16="http://schemas.microsoft.com/office/drawing/2014/main" id="{EC1CF4FD-90D8-4D8D-ACDC-A0122BE2B505}"/>
+                </a:ext>
+              </a:extLst>
+            </wp:docPr>
+            <wp:cNvGraphicFramePr>
+              <a:graphicFrameLocks xmlns:a="http://schemas.openxmlformats.org/drawingml/2006/main" noChangeAspect="1"/>
+            </wp:cNvGraphicFramePr>
+            <a:graphic xmlns:a="http://schemas.openxmlformats.org/drawingml/2006/main">
+              <a:graphicData uri="http://schemas.openxmlformats.org/drawingml/2006/picture">
+                <pic:pic xmlns:pic="http://schemas.openxmlformats.org/drawingml/2006/picture">
+                  <pic:nvPicPr>
+                    <pic:cNvPr id="7" name="Imagen 6">
+                      <a:extLst>
+                        <a:ext uri="{FF2B5EF4-FFF2-40B4-BE49-F238E27FC236}">
+                          <a16:creationId xmlns:a16="http://schemas.microsoft.com/office/drawing/2014/main" id="{EC1CF4FD-90D8-4D8D-ACDC-A0122BE2B505}"/>
+                        </a:ext>
+                      </a:extLst>
+                    </pic:cNvPr>
+                    <pic:cNvPicPr>
+                      <a:picLocks noChangeAspect="1"/>
+                    </pic:cNvPicPr>
+                  </pic:nvPicPr>
+                  <pic:blipFill>
+                    <a:blip r:embed="rId21"/>
+                    <a:stretch>
+                      <a:fillRect/>
+                    </a:stretch>
+                  </pic:blipFill>
+                  <pic:spPr>
+                    <a:xfrm>
+                      <a:off x="0" y="0"/>
+                      <a:ext cx="4177562" cy="3434884"/>
+                    </a:xfrm>
+                    <a:prstGeom prst="rect">
+                      <a:avLst/>
+                    </a:prstGeom>
+                  </pic:spPr>
+                </pic:pic>
+              </a:graphicData>
+            </a:graphic>
+          </wp:inline>
+        </w:drawing>
       </w:r>
     </w:p>
     <w:p>
@@ -12642,17 +15224,69 @@
     </w:p>
     <w:p>
       <w:pPr>
-        <w:shd w:val="clear" w:color="auto" w:fill="F2F2F2"/>
-        <w:spacing w:before="120" w:after="120"/>
+        <w:spacing w:before="40" w:after="160"/>
         <w:jc w:val="center"/>
-      </w:pPr>
-      <w:r>
         <w:rPr>
           <w:rFonts w:ascii="Times New Roman" w:hAnsi="Times New Roman"/>
           <w:i/>
           <w:color w:val="969696"/>
         </w:rPr>
-        <w:t>[INSERTAR CAPTURA: Expo Go — pantalla de conversión mostrando resultado SOAP]</w:t>
+      </w:pPr>
+      <w:r>
+        <w:rPr>
+          <w:rFonts w:ascii="Times New Roman" w:hAnsi="Times New Roman"/>
+          <w:i/>
+          <w:color w:val="969696"/>
+        </w:rPr>
+        <w:drawing>
+          <wp:inline distT="0" distB="0" distL="0" distR="0" wp14:anchorId="3C444D25" wp14:editId="2350463B">
+            <wp:extent cx="1856971" cy="3674264"/>
+            <wp:effectExtent l="0" t="0" r="0" b="2540"/>
+            <wp:docPr id="36" name="Imagen 6">
+              <a:extLst xmlns:a="http://schemas.openxmlformats.org/drawingml/2006/main">
+                <a:ext uri="{FF2B5EF4-FFF2-40B4-BE49-F238E27FC236}">
+                  <a16:creationId xmlns:a16="http://schemas.microsoft.com/office/drawing/2014/main" id="{B50456EB-210D-488B-ABC3-E7BE73F42A07}"/>
+                </a:ext>
+              </a:extLst>
+            </wp:docPr>
+            <wp:cNvGraphicFramePr>
+              <a:graphicFrameLocks xmlns:a="http://schemas.openxmlformats.org/drawingml/2006/main" noChangeAspect="1"/>
+            </wp:cNvGraphicFramePr>
+            <a:graphic xmlns:a="http://schemas.openxmlformats.org/drawingml/2006/main">
+              <a:graphicData uri="http://schemas.openxmlformats.org/drawingml/2006/picture">
+                <pic:pic xmlns:pic="http://schemas.openxmlformats.org/drawingml/2006/picture">
+                  <pic:nvPicPr>
+                    <pic:cNvPr id="7" name="Imagen 6">
+                      <a:extLst>
+                        <a:ext uri="{FF2B5EF4-FFF2-40B4-BE49-F238E27FC236}">
+                          <a16:creationId xmlns:a16="http://schemas.microsoft.com/office/drawing/2014/main" id="{B50456EB-210D-488B-ABC3-E7BE73F42A07}"/>
+                        </a:ext>
+                      </a:extLst>
+                    </pic:cNvPr>
+                    <pic:cNvPicPr>
+                      <a:picLocks noChangeAspect="1"/>
+                    </pic:cNvPicPr>
+                  </pic:nvPicPr>
+                  <pic:blipFill>
+                    <a:blip r:embed="rId22"/>
+                    <a:stretch>
+                      <a:fillRect/>
+                    </a:stretch>
+                  </pic:blipFill>
+                  <pic:spPr>
+                    <a:xfrm>
+                      <a:off x="0" y="0"/>
+                      <a:ext cx="1856971" cy="3674264"/>
+                    </a:xfrm>
+                    <a:prstGeom prst="rect">
+                      <a:avLst/>
+                    </a:prstGeom>
+                  </pic:spPr>
+                </pic:pic>
+              </a:graphicData>
+            </a:graphic>
+          </wp:inline>
+        </w:drawing>
       </w:r>
     </w:p>
     <w:p>
@@ -12676,30 +15310,24 @@
     </w:p>
     <w:p>
       <w:pPr>
-        <w:spacing w:before="240" w:after="120"/>
-      </w:pPr>
-      <w:r>
-        <w:rPr>
-          <w:rFonts w:ascii="Times New Roman" w:hAnsi="Times New Roman"/>
-          <w:b/>
-          <w:sz w:val="26"/>
-        </w:rPr>
+        <w:pStyle w:val="Ttulo2"/>
+      </w:pPr>
+      <w:bookmarkStart w:id="22" w:name="_Toc229565861"/>
+      <w:r>
         <w:lastRenderedPageBreak/>
         <w:t>2.5 Cliente Web (React + Vite)</w:t>
       </w:r>
-    </w:p>
-    <w:p>
-      <w:pPr>
-        <w:spacing w:before="240" w:after="120"/>
-      </w:pPr>
-      <w:r>
-        <w:rPr>
-          <w:rFonts w:ascii="Times New Roman" w:hAnsi="Times New Roman"/>
-          <w:b/>
-          <w:sz w:val="24"/>
-        </w:rPr>
+      <w:bookmarkEnd w:id="22"/>
+    </w:p>
+    <w:p>
+      <w:pPr>
+        <w:pStyle w:val="Ttulo3"/>
+      </w:pPr>
+      <w:bookmarkStart w:id="23" w:name="_Toc229565862"/>
+      <w:r>
         <w:t>2.5.1 Creación del Proyecto</w:t>
       </w:r>
+      <w:bookmarkEnd w:id="23"/>
     </w:p>
     <w:p>
       <w:pPr>
@@ -12716,17 +15344,55 @@
     </w:p>
     <w:p>
       <w:pPr>
-        <w:shd w:val="clear" w:color="auto" w:fill="F2F2F2"/>
-        <w:spacing w:before="120" w:after="120"/>
+        <w:spacing w:before="40" w:after="160"/>
         <w:jc w:val="center"/>
-      </w:pPr>
-      <w:r>
         <w:rPr>
           <w:rFonts w:ascii="Times New Roman" w:hAnsi="Times New Roman"/>
           <w:i/>
           <w:color w:val="969696"/>
         </w:rPr>
-        <w:t>[INSERTAR CAPTURA: Terminal — npm create vite@latest CLIWEB_CONUNI_DOTNET_GR6]</w:t>
+      </w:pPr>
+      <w:r>
+        <w:rPr>
+          <w:rFonts w:ascii="Times New Roman" w:hAnsi="Times New Roman"/>
+          <w:i/>
+          <w:color w:val="969696"/>
+        </w:rPr>
+        <w:drawing>
+          <wp:inline distT="0" distB="0" distL="0" distR="0" wp14:anchorId="1B48265B" wp14:editId="39F4285B">
+            <wp:extent cx="2530059" cy="3429297"/>
+            <wp:effectExtent l="0" t="0" r="3810" b="0"/>
+            <wp:docPr id="38" name="Imagen 38"/>
+            <wp:cNvGraphicFramePr>
+              <a:graphicFrameLocks xmlns:a="http://schemas.openxmlformats.org/drawingml/2006/main" noChangeAspect="1"/>
+            </wp:cNvGraphicFramePr>
+            <a:graphic xmlns:a="http://schemas.openxmlformats.org/drawingml/2006/main">
+              <a:graphicData uri="http://schemas.openxmlformats.org/drawingml/2006/picture">
+                <pic:pic xmlns:pic="http://schemas.openxmlformats.org/drawingml/2006/picture">
+                  <pic:nvPicPr>
+                    <pic:cNvPr id="1" name=""/>
+                    <pic:cNvPicPr/>
+                  </pic:nvPicPr>
+                  <pic:blipFill>
+                    <a:blip r:embed="rId23"/>
+                    <a:stretch>
+                      <a:fillRect/>
+                    </a:stretch>
+                  </pic:blipFill>
+                  <pic:spPr>
+                    <a:xfrm>
+                      <a:off x="0" y="0"/>
+                      <a:ext cx="2530059" cy="3429297"/>
+                    </a:xfrm>
+                    <a:prstGeom prst="rect">
+                      <a:avLst/>
+                    </a:prstGeom>
+                  </pic:spPr>
+                </pic:pic>
+              </a:graphicData>
+            </a:graphic>
+          </wp:inline>
+        </w:drawing>
       </w:r>
     </w:p>
     <w:p>
@@ -12982,16 +15648,14 @@
     </w:p>
     <w:p>
       <w:pPr>
-        <w:spacing w:before="240" w:after="120"/>
-      </w:pPr>
-      <w:r>
-        <w:rPr>
-          <w:rFonts w:ascii="Times New Roman" w:hAnsi="Times New Roman"/>
-          <w:b/>
-          <w:sz w:val="24"/>
-        </w:rPr>
+        <w:pStyle w:val="Ttulo3"/>
+      </w:pPr>
+      <w:bookmarkStart w:id="24" w:name="_Toc229565863"/>
+      <w:r>
+        <w:lastRenderedPageBreak/>
         <w:t>2.5.2 Arquitectura del Cliente Web</w:t>
       </w:r>
+      <w:bookmarkEnd w:id="24"/>
     </w:p>
     <w:tbl>
       <w:tblPr>
@@ -13176,11 +15840,7 @@
           </w:tcPr>
           <w:p>
             <w:r>
-              <w:t xml:space="preserve">Orquestador: instancia el hook y elige la vista </w:t>
-            </w:r>
-            <w:r>
-              <w:lastRenderedPageBreak/>
-              <w:t>activa</w:t>
+              <w:t>Orquestador: instancia el hook y elige la vista activa</w:t>
             </w:r>
           </w:p>
         </w:tc>
@@ -13197,22 +15857,18 @@
           <w:i/>
           <w:sz w:val="20"/>
         </w:rPr>
-        <w:lastRenderedPageBreak/>
         <w:t>Tabla 4. Arquitectura MVC del cliente web</w:t>
       </w:r>
     </w:p>
     <w:p>
       <w:pPr>
-        <w:spacing w:before="240" w:after="120"/>
-      </w:pPr>
-      <w:r>
-        <w:rPr>
-          <w:rFonts w:ascii="Times New Roman" w:hAnsi="Times New Roman"/>
-          <w:b/>
-          <w:sz w:val="24"/>
-        </w:rPr>
+        <w:pStyle w:val="Ttulo3"/>
+      </w:pPr>
+      <w:bookmarkStart w:id="25" w:name="_Toc229565864"/>
+      <w:r>
         <w:t>2.5.3 Codificación del Cliente Web</w:t>
       </w:r>
+      <w:bookmarkEnd w:id="25"/>
     </w:p>
     <w:p>
       <w:pPr>
@@ -13490,6 +16146,7 @@
           <w:rFonts w:ascii="Courier New" w:hAnsi="Courier New"/>
           <w:sz w:val="18"/>
         </w:rPr>
+        <w:lastRenderedPageBreak/>
         <w:t xml:space="preserve">  { code:'lb_kg',label:'Libras a Kg',         method:'LibrasAKg',    param:'libras'     },</w:t>
       </w:r>
     </w:p>
@@ -13657,7 +16314,6 @@
           <w:rFonts w:ascii="Courier New" w:hAnsi="Courier New"/>
           <w:sz w:val="18"/>
         </w:rPr>
-        <w:lastRenderedPageBreak/>
         <w:t>&lt;soap:Envelope xmlns:xsi="http://www.w3.org/2001/XMLSchema-instance"</w:t>
       </w:r>
     </w:p>
@@ -14147,6 +16803,7 @@
           <w:rFonts w:ascii="Courier New" w:hAnsi="Courier New"/>
           <w:sz w:val="18"/>
         </w:rPr>
+        <w:lastRenderedPageBreak/>
         <w:t xml:space="preserve">  const [username,      setUsername]      = useState('')</w:t>
       </w:r>
     </w:p>
@@ -14371,7 +17028,6 @@
           <w:rFonts w:ascii="Courier New" w:hAnsi="Courier New"/>
           <w:sz w:val="18"/>
         </w:rPr>
-        <w:lastRenderedPageBreak/>
         <w:t xml:space="preserve">  }</w:t>
       </w:r>
     </w:p>
@@ -14805,6 +17461,7 @@
           <w:rFonts w:ascii="Courier New" w:hAnsi="Courier New"/>
           <w:sz w:val="18"/>
         </w:rPr>
+        <w:lastRenderedPageBreak/>
         <w:t xml:space="preserve">  return &lt;ConversorVista category={ctrl.category} operations={ctrl.operations}</w:t>
       </w:r>
     </w:p>
@@ -14922,16 +17579,13 @@
     </w:p>
     <w:p>
       <w:pPr>
-        <w:spacing w:before="240" w:after="120"/>
-      </w:pPr>
-      <w:r>
-        <w:rPr>
-          <w:rFonts w:ascii="Times New Roman" w:hAnsi="Times New Roman"/>
-          <w:b/>
-          <w:sz w:val="24"/>
-        </w:rPr>
+        <w:pStyle w:val="Ttulo3"/>
+      </w:pPr>
+      <w:bookmarkStart w:id="26" w:name="_Toc229565865"/>
+      <w:r>
         <w:t>2.5.4 Ejecución del Cliente Web</w:t>
       </w:r>
+      <w:bookmarkEnd w:id="26"/>
     </w:p>
     <w:p>
       <w:pPr>
@@ -14948,18 +17602,81 @@
     </w:p>
     <w:p>
       <w:pPr>
-        <w:shd w:val="clear" w:color="auto" w:fill="F2F2F2"/>
-        <w:spacing w:before="120" w:after="120"/>
+        <w:spacing w:before="40" w:after="160"/>
         <w:jc w:val="center"/>
-      </w:pPr>
-      <w:r>
         <w:rPr>
           <w:rFonts w:ascii="Times New Roman" w:hAnsi="Times New Roman"/>
           <w:i/>
           <w:color w:val="969696"/>
         </w:rPr>
-        <w:lastRenderedPageBreak/>
-        <w:t>[INSERTAR CAPTURA: Navegador — pantalla de login del cliente web (React + Vite)]</w:t>
+      </w:pPr>
+      <w:r>
+        <w:rPr>
+          <w:rFonts w:ascii="Times New Roman" w:hAnsi="Times New Roman"/>
+          <w:i/>
+          <w:color w:val="969696"/>
+        </w:rPr>
+        <w:drawing>
+          <wp:inline distT="0" distB="0" distL="0" distR="0" wp14:anchorId="4CFFCA13" wp14:editId="065B39F4">
+            <wp:extent cx="5792470" cy="2926080"/>
+            <wp:effectExtent l="95250" t="95250" r="93980" b="102870"/>
+            <wp:docPr id="39" name="Imagen 5">
+              <a:extLst xmlns:a="http://schemas.openxmlformats.org/drawingml/2006/main">
+                <a:ext uri="{FF2B5EF4-FFF2-40B4-BE49-F238E27FC236}">
+                  <a16:creationId xmlns:a16="http://schemas.microsoft.com/office/drawing/2014/main" id="{9C00FA37-7A64-4DC1-8EA1-236869E9362E}"/>
+                </a:ext>
+              </a:extLst>
+            </wp:docPr>
+            <wp:cNvGraphicFramePr>
+              <a:graphicFrameLocks xmlns:a="http://schemas.openxmlformats.org/drawingml/2006/main" noChangeAspect="1"/>
+            </wp:cNvGraphicFramePr>
+            <a:graphic xmlns:a="http://schemas.openxmlformats.org/drawingml/2006/main">
+              <a:graphicData uri="http://schemas.openxmlformats.org/drawingml/2006/picture">
+                <pic:pic xmlns:pic="http://schemas.openxmlformats.org/drawingml/2006/picture">
+                  <pic:nvPicPr>
+                    <pic:cNvPr id="6" name="Imagen 5">
+                      <a:extLst>
+                        <a:ext uri="{FF2B5EF4-FFF2-40B4-BE49-F238E27FC236}">
+                          <a16:creationId xmlns:a16="http://schemas.microsoft.com/office/drawing/2014/main" id="{9C00FA37-7A64-4DC1-8EA1-236869E9362E}"/>
+                        </a:ext>
+                      </a:extLst>
+                    </pic:cNvPr>
+                    <pic:cNvPicPr>
+                      <a:picLocks noChangeAspect="1"/>
+                    </pic:cNvPicPr>
+                  </pic:nvPicPr>
+                  <pic:blipFill>
+                    <a:blip r:embed="rId24"/>
+                    <a:stretch>
+                      <a:fillRect/>
+                    </a:stretch>
+                  </pic:blipFill>
+                  <pic:spPr>
+                    <a:xfrm>
+                      <a:off x="0" y="0"/>
+                      <a:ext cx="5792470" cy="2926080"/>
+                    </a:xfrm>
+                    <a:prstGeom prst="rect">
+                      <a:avLst/>
+                    </a:prstGeom>
+                    <a:ln w="88900" cap="sq" cmpd="thickThin">
+                      <a:solidFill>
+                        <a:srgbClr val="000000"/>
+                      </a:solidFill>
+                      <a:prstDash val="solid"/>
+                      <a:miter lim="800000"/>
+                    </a:ln>
+                    <a:effectLst>
+                      <a:innerShdw blurRad="76200">
+                        <a:srgbClr val="000000"/>
+                      </a:innerShdw>
+                    </a:effectLst>
+                  </pic:spPr>
+                </pic:pic>
+              </a:graphicData>
+            </a:graphic>
+          </wp:inline>
+        </w:drawing>
       </w:r>
     </w:p>
     <w:p>
@@ -14978,17 +17695,82 @@
     </w:p>
     <w:p>
       <w:pPr>
-        <w:shd w:val="clear" w:color="auto" w:fill="F2F2F2"/>
-        <w:spacing w:before="120" w:after="120"/>
+        <w:spacing w:before="40" w:after="160"/>
         <w:jc w:val="center"/>
-      </w:pPr>
-      <w:r>
         <w:rPr>
           <w:rFonts w:ascii="Times New Roman" w:hAnsi="Times New Roman"/>
           <w:i/>
           <w:color w:val="969696"/>
         </w:rPr>
-        <w:t>[INSERTAR CAPTURA: Navegador — conversor mostrando resultado de conversión SOAP]</w:t>
+      </w:pPr>
+      <w:r>
+        <w:rPr>
+          <w:rFonts w:ascii="Times New Roman" w:hAnsi="Times New Roman"/>
+          <w:i/>
+          <w:color w:val="969696"/>
+        </w:rPr>
+        <w:lastRenderedPageBreak/>
+        <w:drawing>
+          <wp:inline distT="0" distB="0" distL="0" distR="0" wp14:anchorId="7182C413" wp14:editId="6560F7BA">
+            <wp:extent cx="5792470" cy="2891790"/>
+            <wp:effectExtent l="95250" t="95250" r="93980" b="99060"/>
+            <wp:docPr id="40" name="Imagen 7">
+              <a:extLst xmlns:a="http://schemas.openxmlformats.org/drawingml/2006/main">
+                <a:ext uri="{FF2B5EF4-FFF2-40B4-BE49-F238E27FC236}">
+                  <a16:creationId xmlns:a16="http://schemas.microsoft.com/office/drawing/2014/main" id="{78C1F759-AC4E-4F71-AB25-30522AFD842B}"/>
+                </a:ext>
+              </a:extLst>
+            </wp:docPr>
+            <wp:cNvGraphicFramePr>
+              <a:graphicFrameLocks xmlns:a="http://schemas.openxmlformats.org/drawingml/2006/main" noChangeAspect="1"/>
+            </wp:cNvGraphicFramePr>
+            <a:graphic xmlns:a="http://schemas.openxmlformats.org/drawingml/2006/main">
+              <a:graphicData uri="http://schemas.openxmlformats.org/drawingml/2006/picture">
+                <pic:pic xmlns:pic="http://schemas.openxmlformats.org/drawingml/2006/picture">
+                  <pic:nvPicPr>
+                    <pic:cNvPr id="8" name="Imagen 7">
+                      <a:extLst>
+                        <a:ext uri="{FF2B5EF4-FFF2-40B4-BE49-F238E27FC236}">
+                          <a16:creationId xmlns:a16="http://schemas.microsoft.com/office/drawing/2014/main" id="{78C1F759-AC4E-4F71-AB25-30522AFD842B}"/>
+                        </a:ext>
+                      </a:extLst>
+                    </pic:cNvPr>
+                    <pic:cNvPicPr>
+                      <a:picLocks noChangeAspect="1"/>
+                    </pic:cNvPicPr>
+                  </pic:nvPicPr>
+                  <pic:blipFill>
+                    <a:blip r:embed="rId25"/>
+                    <a:stretch>
+                      <a:fillRect/>
+                    </a:stretch>
+                  </pic:blipFill>
+                  <pic:spPr>
+                    <a:xfrm>
+                      <a:off x="0" y="0"/>
+                      <a:ext cx="5792470" cy="2891790"/>
+                    </a:xfrm>
+                    <a:prstGeom prst="rect">
+                      <a:avLst/>
+                    </a:prstGeom>
+                    <a:ln w="88900" cap="sq" cmpd="thickThin">
+                      <a:solidFill>
+                        <a:srgbClr val="000000"/>
+                      </a:solidFill>
+                      <a:prstDash val="solid"/>
+                      <a:miter lim="800000"/>
+                    </a:ln>
+                    <a:effectLst>
+                      <a:innerShdw blurRad="76200">
+                        <a:srgbClr val="000000"/>
+                      </a:innerShdw>
+                    </a:effectLst>
+                  </pic:spPr>
+                </pic:pic>
+              </a:graphicData>
+            </a:graphic>
+          </wp:inline>
+        </w:drawing>
       </w:r>
     </w:p>
     <w:p>
@@ -15012,30 +17794,24 @@
     </w:p>
     <w:p>
       <w:pPr>
-        <w:spacing w:before="240" w:after="120"/>
-      </w:pPr>
-      <w:r>
-        <w:rPr>
-          <w:rFonts w:ascii="Times New Roman" w:hAnsi="Times New Roman"/>
-          <w:b/>
-          <w:sz w:val="26"/>
-        </w:rPr>
+        <w:pStyle w:val="Ttulo2"/>
+      </w:pPr>
+      <w:bookmarkStart w:id="27" w:name="_Toc229565866"/>
+      <w:r>
         <w:lastRenderedPageBreak/>
         <w:t>2.6 Cliente Escritorio (Windows Forms)</w:t>
       </w:r>
-    </w:p>
-    <w:p>
-      <w:pPr>
-        <w:spacing w:before="240" w:after="120"/>
-      </w:pPr>
-      <w:r>
-        <w:rPr>
-          <w:rFonts w:ascii="Times New Roman" w:hAnsi="Times New Roman"/>
-          <w:b/>
-          <w:sz w:val="24"/>
-        </w:rPr>
+      <w:bookmarkEnd w:id="27"/>
+    </w:p>
+    <w:p>
+      <w:pPr>
+        <w:pStyle w:val="Ttulo3"/>
+      </w:pPr>
+      <w:bookmarkStart w:id="28" w:name="_Toc229565867"/>
+      <w:r>
         <w:t>2.6.1 Creación del Proyecto</w:t>
       </w:r>
+      <w:bookmarkEnd w:id="28"/>
     </w:p>
     <w:p>
       <w:pPr>
@@ -15052,17 +17828,81 @@
     </w:p>
     <w:p>
       <w:pPr>
-        <w:shd w:val="clear" w:color="auto" w:fill="F2F2F2"/>
-        <w:spacing w:before="120" w:after="120"/>
+        <w:spacing w:before="40" w:after="160"/>
         <w:jc w:val="center"/>
-      </w:pPr>
-      <w:r>
         <w:rPr>
           <w:rFonts w:ascii="Times New Roman" w:hAnsi="Times New Roman"/>
           <w:i/>
           <w:color w:val="969696"/>
         </w:rPr>
-        <w:t>[INSERTAR CAPTURA: Visual Studio — nuevo proyecto Windows Forms App .NET Framework]</w:t>
+      </w:pPr>
+      <w:r>
+        <w:rPr>
+          <w:rFonts w:ascii="Times New Roman" w:hAnsi="Times New Roman"/>
+          <w:i/>
+          <w:color w:val="969696"/>
+        </w:rPr>
+        <w:drawing>
+          <wp:inline distT="0" distB="0" distL="0" distR="0" wp14:anchorId="55DBA7A1" wp14:editId="41F68862">
+            <wp:extent cx="5792470" cy="2779395"/>
+            <wp:effectExtent l="95250" t="95250" r="93980" b="97155"/>
+            <wp:docPr id="41" name="Imagen 5">
+              <a:extLst xmlns:a="http://schemas.openxmlformats.org/drawingml/2006/main">
+                <a:ext uri="{FF2B5EF4-FFF2-40B4-BE49-F238E27FC236}">
+                  <a16:creationId xmlns:a16="http://schemas.microsoft.com/office/drawing/2014/main" id="{7BD0C5C4-4E84-43AE-BB8D-D9A73B95BD48}"/>
+                </a:ext>
+              </a:extLst>
+            </wp:docPr>
+            <wp:cNvGraphicFramePr>
+              <a:graphicFrameLocks xmlns:a="http://schemas.openxmlformats.org/drawingml/2006/main" noChangeAspect="1"/>
+            </wp:cNvGraphicFramePr>
+            <a:graphic xmlns:a="http://schemas.openxmlformats.org/drawingml/2006/main">
+              <a:graphicData uri="http://schemas.openxmlformats.org/drawingml/2006/picture">
+                <pic:pic xmlns:pic="http://schemas.openxmlformats.org/drawingml/2006/picture">
+                  <pic:nvPicPr>
+                    <pic:cNvPr id="6" name="Imagen 5">
+                      <a:extLst>
+                        <a:ext uri="{FF2B5EF4-FFF2-40B4-BE49-F238E27FC236}">
+                          <a16:creationId xmlns:a16="http://schemas.microsoft.com/office/drawing/2014/main" id="{7BD0C5C4-4E84-43AE-BB8D-D9A73B95BD48}"/>
+                        </a:ext>
+                      </a:extLst>
+                    </pic:cNvPr>
+                    <pic:cNvPicPr>
+                      <a:picLocks noChangeAspect="1"/>
+                    </pic:cNvPicPr>
+                  </pic:nvPicPr>
+                  <pic:blipFill>
+                    <a:blip r:embed="rId26"/>
+                    <a:stretch>
+                      <a:fillRect/>
+                    </a:stretch>
+                  </pic:blipFill>
+                  <pic:spPr>
+                    <a:xfrm>
+                      <a:off x="0" y="0"/>
+                      <a:ext cx="5792470" cy="2779395"/>
+                    </a:xfrm>
+                    <a:prstGeom prst="rect">
+                      <a:avLst/>
+                    </a:prstGeom>
+                    <a:ln w="88900" cap="sq" cmpd="thickThin">
+                      <a:solidFill>
+                        <a:srgbClr val="000000"/>
+                      </a:solidFill>
+                      <a:prstDash val="solid"/>
+                      <a:miter lim="800000"/>
+                    </a:ln>
+                    <a:effectLst>
+                      <a:innerShdw blurRad="76200">
+                        <a:srgbClr val="000000"/>
+                      </a:innerShdw>
+                    </a:effectLst>
+                  </pic:spPr>
+                </pic:pic>
+              </a:graphicData>
+            </a:graphic>
+          </wp:inline>
+        </w:drawing>
       </w:r>
     </w:p>
     <w:p>
@@ -15081,17 +17921,64 @@
     </w:p>
     <w:p>
       <w:pPr>
-        <w:shd w:val="clear" w:color="auto" w:fill="F2F2F2"/>
-        <w:spacing w:before="120" w:after="120"/>
+        <w:spacing w:before="40" w:after="160"/>
         <w:jc w:val="center"/>
-      </w:pPr>
-      <w:r>
         <w:rPr>
           <w:rFonts w:ascii="Times New Roman" w:hAnsi="Times New Roman"/>
           <w:i/>
           <w:color w:val="969696"/>
         </w:rPr>
-        <w:t>[INSERTAR CAPTURA: Estructura MVC del cliente escritorio con carpetas ec.edu.monster.*]</w:t>
+      </w:pPr>
+      <w:r>
+        <w:drawing>
+          <wp:inline distT="0" distB="0" distL="0" distR="0" wp14:anchorId="0CB616EE" wp14:editId="409A665A">
+            <wp:extent cx="4420518" cy="2603551"/>
+            <wp:effectExtent l="0" t="0" r="0" b="6350"/>
+            <wp:docPr id="42" name="Imagen 5">
+              <a:extLst xmlns:a="http://schemas.openxmlformats.org/drawingml/2006/main">
+                <a:ext uri="{FF2B5EF4-FFF2-40B4-BE49-F238E27FC236}">
+                  <a16:creationId xmlns:a16="http://schemas.microsoft.com/office/drawing/2014/main" id="{B7D9B980-6824-4DF5-806B-4C3FA51DC67D}"/>
+                </a:ext>
+              </a:extLst>
+            </wp:docPr>
+            <wp:cNvGraphicFramePr>
+              <a:graphicFrameLocks xmlns:a="http://schemas.openxmlformats.org/drawingml/2006/main" noChangeAspect="1"/>
+            </wp:cNvGraphicFramePr>
+            <a:graphic xmlns:a="http://schemas.openxmlformats.org/drawingml/2006/main">
+              <a:graphicData uri="http://schemas.openxmlformats.org/drawingml/2006/picture">
+                <pic:pic xmlns:pic="http://schemas.openxmlformats.org/drawingml/2006/picture">
+                  <pic:nvPicPr>
+                    <pic:cNvPr id="6" name="Imagen 5">
+                      <a:extLst>
+                        <a:ext uri="{FF2B5EF4-FFF2-40B4-BE49-F238E27FC236}">
+                          <a16:creationId xmlns:a16="http://schemas.microsoft.com/office/drawing/2014/main" id="{B7D9B980-6824-4DF5-806B-4C3FA51DC67D}"/>
+                        </a:ext>
+                      </a:extLst>
+                    </pic:cNvPr>
+                    <pic:cNvPicPr>
+                      <a:picLocks noChangeAspect="1"/>
+                    </pic:cNvPicPr>
+                  </pic:nvPicPr>
+                  <pic:blipFill>
+                    <a:blip r:embed="rId27"/>
+                    <a:stretch>
+                      <a:fillRect/>
+                    </a:stretch>
+                  </pic:blipFill>
+                  <pic:spPr>
+                    <a:xfrm>
+                      <a:off x="0" y="0"/>
+                      <a:ext cx="4420518" cy="2603551"/>
+                    </a:xfrm>
+                    <a:prstGeom prst="rect">
+                      <a:avLst/>
+                    </a:prstGeom>
+                  </pic:spPr>
+                </pic:pic>
+              </a:graphicData>
+            </a:graphic>
+          </wp:inline>
+        </w:drawing>
       </w:r>
     </w:p>
     <w:p>
@@ -15110,16 +17997,14 @@
     </w:p>
     <w:p>
       <w:pPr>
-        <w:spacing w:before="240" w:after="120"/>
-      </w:pPr>
-      <w:r>
-        <w:rPr>
-          <w:rFonts w:ascii="Times New Roman" w:hAnsi="Times New Roman"/>
-          <w:b/>
-          <w:sz w:val="24"/>
-        </w:rPr>
+        <w:pStyle w:val="Ttulo3"/>
+      </w:pPr>
+      <w:bookmarkStart w:id="29" w:name="_Toc229565868"/>
+      <w:r>
+        <w:lastRenderedPageBreak/>
         <w:t>2.6.2 Arquitectura del Cliente Escritorio</w:t>
       </w:r>
+      <w:bookmarkEnd w:id="29"/>
     </w:p>
     <w:tbl>
       <w:tblPr>
@@ -15330,16 +18215,13 @@
     </w:p>
     <w:p>
       <w:pPr>
-        <w:spacing w:before="240" w:after="120"/>
-      </w:pPr>
-      <w:r>
-        <w:rPr>
-          <w:rFonts w:ascii="Times New Roman" w:hAnsi="Times New Roman"/>
-          <w:b/>
-          <w:sz w:val="24"/>
-        </w:rPr>
+        <w:pStyle w:val="Ttulo3"/>
+      </w:pPr>
+      <w:bookmarkStart w:id="30" w:name="_Toc229565869"/>
+      <w:r>
         <w:t>2.6.3 Codificación del Cliente Escritorio</w:t>
       </w:r>
+      <w:bookmarkEnd w:id="30"/>
     </w:p>
     <w:p>
       <w:pPr>
@@ -15491,7 +18373,6 @@
           <w:rFonts w:ascii="Courier New" w:hAnsi="Courier New"/>
           <w:sz w:val="18"/>
         </w:rPr>
-        <w:lastRenderedPageBreak/>
         <w:t xml:space="preserve">            Nombre = nombre;</w:t>
       </w:r>
     </w:p>
@@ -15757,6 +18638,7 @@
           <w:rFonts w:ascii="Courier New" w:hAnsi="Courier New"/>
           <w:sz w:val="18"/>
         </w:rPr>
+        <w:lastRenderedPageBreak/>
         <w:t xml:space="preserve">        public ConversorControlador()</w:t>
       </w:r>
     </w:p>
@@ -16135,259 +19017,259 @@
           <w:rFonts w:ascii="Courier New" w:hAnsi="Courier New"/>
           <w:sz w:val="18"/>
         </w:rPr>
+        <w:t xml:space="preserve">                    "Celsius a Kelvin"      =&gt; await _servicioWS.CelsiusAKelvinAsync(valor),</w:t>
+      </w:r>
+    </w:p>
+    <w:p>
+      <w:pPr>
+        <w:shd w:val="clear" w:color="auto" w:fill="F0F0F0"/>
+        <w:spacing w:after="0"/>
+        <w:ind w:left="283"/>
+      </w:pPr>
+      <w:r>
+        <w:rPr>
+          <w:rFonts w:ascii="Courier New" w:hAnsi="Courier New"/>
+          <w:sz w:val="18"/>
+        </w:rPr>
+        <w:t xml:space="preserve">                    "Kelvin a Celsius"      =&gt; await _servicioWS.KelvinACelsiusAsync(valor),</w:t>
+      </w:r>
+    </w:p>
+    <w:p>
+      <w:pPr>
+        <w:shd w:val="clear" w:color="auto" w:fill="F0F0F0"/>
+        <w:spacing w:after="0"/>
+        <w:ind w:left="283"/>
+      </w:pPr>
+      <w:r>
+        <w:rPr>
+          <w:rFonts w:ascii="Courier New" w:hAnsi="Courier New"/>
+          <w:sz w:val="18"/>
+        </w:rPr>
+        <w:t xml:space="preserve">                    _ =&gt; 0</w:t>
+      </w:r>
+    </w:p>
+    <w:p>
+      <w:pPr>
+        <w:shd w:val="clear" w:color="auto" w:fill="F0F0F0"/>
+        <w:spacing w:after="0"/>
+        <w:ind w:left="283"/>
+      </w:pPr>
+      <w:r>
+        <w:rPr>
+          <w:rFonts w:ascii="Courier New" w:hAnsi="Courier New"/>
+          <w:sz w:val="18"/>
+        </w:rPr>
+        <w:t xml:space="preserve">                },</w:t>
+      </w:r>
+    </w:p>
+    <w:p>
+      <w:pPr>
+        <w:shd w:val="clear" w:color="auto" w:fill="F0F0F0"/>
+        <w:spacing w:after="0"/>
+        <w:ind w:left="283"/>
+      </w:pPr>
+      <w:r>
+        <w:rPr>
+          <w:rFonts w:ascii="Courier New" w:hAnsi="Courier New"/>
+          <w:sz w:val="18"/>
+        </w:rPr>
+        <w:t xml:space="preserve">                "LONGITUD" =&gt; operacion switch</w:t>
+      </w:r>
+    </w:p>
+    <w:p>
+      <w:pPr>
+        <w:shd w:val="clear" w:color="auto" w:fill="F0F0F0"/>
+        <w:spacing w:after="0"/>
+        <w:ind w:left="283"/>
+      </w:pPr>
+      <w:r>
+        <w:rPr>
+          <w:rFonts w:ascii="Courier New" w:hAnsi="Courier New"/>
+          <w:sz w:val="18"/>
+        </w:rPr>
+        <w:t xml:space="preserve">                {</w:t>
+      </w:r>
+    </w:p>
+    <w:p>
+      <w:pPr>
+        <w:shd w:val="clear" w:color="auto" w:fill="F0F0F0"/>
+        <w:spacing w:after="0"/>
+        <w:ind w:left="283"/>
+      </w:pPr>
+      <w:r>
+        <w:rPr>
+          <w:rFonts w:ascii="Courier New" w:hAnsi="Courier New"/>
+          <w:sz w:val="18"/>
+        </w:rPr>
+        <w:t xml:space="preserve">                    "Km a Metros"     =&gt; await _servicioWS.KmAMetrosAsync(valor),</w:t>
+      </w:r>
+    </w:p>
+    <w:p>
+      <w:pPr>
+        <w:shd w:val="clear" w:color="auto" w:fill="F0F0F0"/>
+        <w:spacing w:after="0"/>
+        <w:ind w:left="283"/>
+      </w:pPr>
+      <w:r>
+        <w:rPr>
+          <w:rFonts w:ascii="Courier New" w:hAnsi="Courier New"/>
+          <w:sz w:val="18"/>
+        </w:rPr>
+        <w:t xml:space="preserve">                    "Metros a Cm"     =&gt; await _servicioWS.MetrosACmAsync(valor),</w:t>
+      </w:r>
+    </w:p>
+    <w:p>
+      <w:pPr>
+        <w:shd w:val="clear" w:color="auto" w:fill="F0F0F0"/>
+        <w:spacing w:after="0"/>
+        <w:ind w:left="283"/>
+      </w:pPr>
+      <w:r>
+        <w:rPr>
+          <w:rFonts w:ascii="Courier New" w:hAnsi="Courier New"/>
+          <w:sz w:val="18"/>
+        </w:rPr>
+        <w:t xml:space="preserve">                    "Pulgadas a Cm"   =&gt; await _servicioWS.PulgadasACmAsync(valor),</w:t>
+      </w:r>
+    </w:p>
+    <w:p>
+      <w:pPr>
+        <w:shd w:val="clear" w:color="auto" w:fill="F0F0F0"/>
+        <w:spacing w:after="0"/>
+        <w:ind w:left="283"/>
+      </w:pPr>
+      <w:r>
+        <w:rPr>
+          <w:rFonts w:ascii="Courier New" w:hAnsi="Courier New"/>
+          <w:sz w:val="18"/>
+        </w:rPr>
+        <w:t xml:space="preserve">                    "Pies a Metros"   =&gt; await _servicioWS.PiesAMetrosAsync(valor),</w:t>
+      </w:r>
+    </w:p>
+    <w:p>
+      <w:pPr>
+        <w:shd w:val="clear" w:color="auto" w:fill="F0F0F0"/>
+        <w:spacing w:after="0"/>
+        <w:ind w:left="283"/>
+      </w:pPr>
+      <w:r>
+        <w:rPr>
+          <w:rFonts w:ascii="Courier New" w:hAnsi="Courier New"/>
+          <w:sz w:val="18"/>
+        </w:rPr>
+        <w:t xml:space="preserve">                    "Millas a Km"     =&gt; await _servicioWS.MillasAKmAsync(valor),</w:t>
+      </w:r>
+    </w:p>
+    <w:p>
+      <w:pPr>
+        <w:shd w:val="clear" w:color="auto" w:fill="F0F0F0"/>
+        <w:spacing w:after="0"/>
+        <w:ind w:left="283"/>
+      </w:pPr>
+      <w:r>
+        <w:rPr>
+          <w:rFonts w:ascii="Courier New" w:hAnsi="Courier New"/>
+          <w:sz w:val="18"/>
+        </w:rPr>
+        <w:t xml:space="preserve">                    _ =&gt; 0</w:t>
+      </w:r>
+    </w:p>
+    <w:p>
+      <w:pPr>
+        <w:shd w:val="clear" w:color="auto" w:fill="F0F0F0"/>
+        <w:spacing w:after="0"/>
+        <w:ind w:left="283"/>
+      </w:pPr>
+      <w:r>
+        <w:rPr>
+          <w:rFonts w:ascii="Courier New" w:hAnsi="Courier New"/>
+          <w:sz w:val="18"/>
+        </w:rPr>
+        <w:t xml:space="preserve">                },</w:t>
+      </w:r>
+    </w:p>
+    <w:p>
+      <w:pPr>
+        <w:shd w:val="clear" w:color="auto" w:fill="F0F0F0"/>
+        <w:spacing w:after="0"/>
+        <w:ind w:left="283"/>
+      </w:pPr>
+      <w:r>
+        <w:rPr>
+          <w:rFonts w:ascii="Courier New" w:hAnsi="Courier New"/>
+          <w:sz w:val="18"/>
+        </w:rPr>
+        <w:t xml:space="preserve">                "MASA" =&gt; operacion switch</w:t>
+      </w:r>
+    </w:p>
+    <w:p>
+      <w:pPr>
+        <w:shd w:val="clear" w:color="auto" w:fill="F0F0F0"/>
+        <w:spacing w:after="0"/>
+        <w:ind w:left="283"/>
+      </w:pPr>
+      <w:r>
+        <w:rPr>
+          <w:rFonts w:ascii="Courier New" w:hAnsi="Courier New"/>
+          <w:sz w:val="18"/>
+        </w:rPr>
+        <w:t xml:space="preserve">                {</w:t>
+      </w:r>
+    </w:p>
+    <w:p>
+      <w:pPr>
+        <w:shd w:val="clear" w:color="auto" w:fill="F0F0F0"/>
+        <w:spacing w:after="0"/>
+        <w:ind w:left="283"/>
+      </w:pPr>
+      <w:r>
+        <w:rPr>
+          <w:rFonts w:ascii="Courier New" w:hAnsi="Courier New"/>
+          <w:sz w:val="18"/>
+        </w:rPr>
+        <w:t xml:space="preserve">                    "Kg a Gramos"     =&gt; await _servicioWS.KgAGramosAsync(valor),</w:t>
+      </w:r>
+    </w:p>
+    <w:p>
+      <w:pPr>
+        <w:shd w:val="clear" w:color="auto" w:fill="F0F0F0"/>
+        <w:spacing w:after="0"/>
+        <w:ind w:left="283"/>
+      </w:pPr>
+      <w:r>
+        <w:rPr>
+          <w:rFonts w:ascii="Courier New" w:hAnsi="Courier New"/>
+          <w:sz w:val="18"/>
+        </w:rPr>
+        <w:t xml:space="preserve">                    "Gramos a Mg"     =&gt; await _servicioWS.GramosAMgAsync(valor),</w:t>
+      </w:r>
+    </w:p>
+    <w:p>
+      <w:pPr>
+        <w:shd w:val="clear" w:color="auto" w:fill="F0F0F0"/>
+        <w:spacing w:after="0"/>
+        <w:ind w:left="283"/>
+      </w:pPr>
+      <w:r>
+        <w:rPr>
+          <w:rFonts w:ascii="Courier New" w:hAnsi="Courier New"/>
+          <w:sz w:val="18"/>
+        </w:rPr>
+        <w:t xml:space="preserve">                    "Libras a Kg"     =&gt; await _servicioWS.LibrasAKgAsync(valor),</w:t>
+      </w:r>
+    </w:p>
+    <w:p>
+      <w:pPr>
+        <w:shd w:val="clear" w:color="auto" w:fill="F0F0F0"/>
+        <w:spacing w:after="0"/>
+        <w:ind w:left="283"/>
+      </w:pPr>
+      <w:r>
+        <w:rPr>
+          <w:rFonts w:ascii="Courier New" w:hAnsi="Courier New"/>
+          <w:sz w:val="18"/>
+        </w:rPr>
         <w:lastRenderedPageBreak/>
-        <w:t xml:space="preserve">                    "Celsius a Kelvin"      =&gt; await _servicioWS.CelsiusAKelvinAsync(valor),</w:t>
-      </w:r>
-    </w:p>
-    <w:p>
-      <w:pPr>
-        <w:shd w:val="clear" w:color="auto" w:fill="F0F0F0"/>
-        <w:spacing w:after="0"/>
-        <w:ind w:left="283"/>
-      </w:pPr>
-      <w:r>
-        <w:rPr>
-          <w:rFonts w:ascii="Courier New" w:hAnsi="Courier New"/>
-          <w:sz w:val="18"/>
-        </w:rPr>
-        <w:t xml:space="preserve">                    "Kelvin a Celsius"      =&gt; await _servicioWS.KelvinACelsiusAsync(valor),</w:t>
-      </w:r>
-    </w:p>
-    <w:p>
-      <w:pPr>
-        <w:shd w:val="clear" w:color="auto" w:fill="F0F0F0"/>
-        <w:spacing w:after="0"/>
-        <w:ind w:left="283"/>
-      </w:pPr>
-      <w:r>
-        <w:rPr>
-          <w:rFonts w:ascii="Courier New" w:hAnsi="Courier New"/>
-          <w:sz w:val="18"/>
-        </w:rPr>
-        <w:t xml:space="preserve">                    _ =&gt; 0</w:t>
-      </w:r>
-    </w:p>
-    <w:p>
-      <w:pPr>
-        <w:shd w:val="clear" w:color="auto" w:fill="F0F0F0"/>
-        <w:spacing w:after="0"/>
-        <w:ind w:left="283"/>
-      </w:pPr>
-      <w:r>
-        <w:rPr>
-          <w:rFonts w:ascii="Courier New" w:hAnsi="Courier New"/>
-          <w:sz w:val="18"/>
-        </w:rPr>
-        <w:t xml:space="preserve">                },</w:t>
-      </w:r>
-    </w:p>
-    <w:p>
-      <w:pPr>
-        <w:shd w:val="clear" w:color="auto" w:fill="F0F0F0"/>
-        <w:spacing w:after="0"/>
-        <w:ind w:left="283"/>
-      </w:pPr>
-      <w:r>
-        <w:rPr>
-          <w:rFonts w:ascii="Courier New" w:hAnsi="Courier New"/>
-          <w:sz w:val="18"/>
-        </w:rPr>
-        <w:t xml:space="preserve">                "LONGITUD" =&gt; operacion switch</w:t>
-      </w:r>
-    </w:p>
-    <w:p>
-      <w:pPr>
-        <w:shd w:val="clear" w:color="auto" w:fill="F0F0F0"/>
-        <w:spacing w:after="0"/>
-        <w:ind w:left="283"/>
-      </w:pPr>
-      <w:r>
-        <w:rPr>
-          <w:rFonts w:ascii="Courier New" w:hAnsi="Courier New"/>
-          <w:sz w:val="18"/>
-        </w:rPr>
-        <w:t xml:space="preserve">                {</w:t>
-      </w:r>
-    </w:p>
-    <w:p>
-      <w:pPr>
-        <w:shd w:val="clear" w:color="auto" w:fill="F0F0F0"/>
-        <w:spacing w:after="0"/>
-        <w:ind w:left="283"/>
-      </w:pPr>
-      <w:r>
-        <w:rPr>
-          <w:rFonts w:ascii="Courier New" w:hAnsi="Courier New"/>
-          <w:sz w:val="18"/>
-        </w:rPr>
-        <w:t xml:space="preserve">                    "Km a Metros"     =&gt; await _servicioWS.KmAMetrosAsync(valor),</w:t>
-      </w:r>
-    </w:p>
-    <w:p>
-      <w:pPr>
-        <w:shd w:val="clear" w:color="auto" w:fill="F0F0F0"/>
-        <w:spacing w:after="0"/>
-        <w:ind w:left="283"/>
-      </w:pPr>
-      <w:r>
-        <w:rPr>
-          <w:rFonts w:ascii="Courier New" w:hAnsi="Courier New"/>
-          <w:sz w:val="18"/>
-        </w:rPr>
-        <w:t xml:space="preserve">                    "Metros a Cm"     =&gt; await _servicioWS.MetrosACmAsync(valor),</w:t>
-      </w:r>
-    </w:p>
-    <w:p>
-      <w:pPr>
-        <w:shd w:val="clear" w:color="auto" w:fill="F0F0F0"/>
-        <w:spacing w:after="0"/>
-        <w:ind w:left="283"/>
-      </w:pPr>
-      <w:r>
-        <w:rPr>
-          <w:rFonts w:ascii="Courier New" w:hAnsi="Courier New"/>
-          <w:sz w:val="18"/>
-        </w:rPr>
-        <w:t xml:space="preserve">                    "Pulgadas a Cm"   =&gt; await _servicioWS.PulgadasACmAsync(valor),</w:t>
-      </w:r>
-    </w:p>
-    <w:p>
-      <w:pPr>
-        <w:shd w:val="clear" w:color="auto" w:fill="F0F0F0"/>
-        <w:spacing w:after="0"/>
-        <w:ind w:left="283"/>
-      </w:pPr>
-      <w:r>
-        <w:rPr>
-          <w:rFonts w:ascii="Courier New" w:hAnsi="Courier New"/>
-          <w:sz w:val="18"/>
-        </w:rPr>
-        <w:t xml:space="preserve">                    "Pies a Metros"   =&gt; await _servicioWS.PiesAMetrosAsync(valor),</w:t>
-      </w:r>
-    </w:p>
-    <w:p>
-      <w:pPr>
-        <w:shd w:val="clear" w:color="auto" w:fill="F0F0F0"/>
-        <w:spacing w:after="0"/>
-        <w:ind w:left="283"/>
-      </w:pPr>
-      <w:r>
-        <w:rPr>
-          <w:rFonts w:ascii="Courier New" w:hAnsi="Courier New"/>
-          <w:sz w:val="18"/>
-        </w:rPr>
-        <w:t xml:space="preserve">                    "Millas a Km"     =&gt; await _servicioWS.MillasAKmAsync(valor),</w:t>
-      </w:r>
-    </w:p>
-    <w:p>
-      <w:pPr>
-        <w:shd w:val="clear" w:color="auto" w:fill="F0F0F0"/>
-        <w:spacing w:after="0"/>
-        <w:ind w:left="283"/>
-      </w:pPr>
-      <w:r>
-        <w:rPr>
-          <w:rFonts w:ascii="Courier New" w:hAnsi="Courier New"/>
-          <w:sz w:val="18"/>
-        </w:rPr>
-        <w:t xml:space="preserve">                    _ =&gt; 0</w:t>
-      </w:r>
-    </w:p>
-    <w:p>
-      <w:pPr>
-        <w:shd w:val="clear" w:color="auto" w:fill="F0F0F0"/>
-        <w:spacing w:after="0"/>
-        <w:ind w:left="283"/>
-      </w:pPr>
-      <w:r>
-        <w:rPr>
-          <w:rFonts w:ascii="Courier New" w:hAnsi="Courier New"/>
-          <w:sz w:val="18"/>
-        </w:rPr>
-        <w:t xml:space="preserve">                },</w:t>
-      </w:r>
-    </w:p>
-    <w:p>
-      <w:pPr>
-        <w:shd w:val="clear" w:color="auto" w:fill="F0F0F0"/>
-        <w:spacing w:after="0"/>
-        <w:ind w:left="283"/>
-      </w:pPr>
-      <w:r>
-        <w:rPr>
-          <w:rFonts w:ascii="Courier New" w:hAnsi="Courier New"/>
-          <w:sz w:val="18"/>
-        </w:rPr>
-        <w:t xml:space="preserve">                "MASA" =&gt; operacion switch</w:t>
-      </w:r>
-    </w:p>
-    <w:p>
-      <w:pPr>
-        <w:shd w:val="clear" w:color="auto" w:fill="F0F0F0"/>
-        <w:spacing w:after="0"/>
-        <w:ind w:left="283"/>
-      </w:pPr>
-      <w:r>
-        <w:rPr>
-          <w:rFonts w:ascii="Courier New" w:hAnsi="Courier New"/>
-          <w:sz w:val="18"/>
-        </w:rPr>
-        <w:t xml:space="preserve">                {</w:t>
-      </w:r>
-    </w:p>
-    <w:p>
-      <w:pPr>
-        <w:shd w:val="clear" w:color="auto" w:fill="F0F0F0"/>
-        <w:spacing w:after="0"/>
-        <w:ind w:left="283"/>
-      </w:pPr>
-      <w:r>
-        <w:rPr>
-          <w:rFonts w:ascii="Courier New" w:hAnsi="Courier New"/>
-          <w:sz w:val="18"/>
-        </w:rPr>
-        <w:t xml:space="preserve">                    "Kg a Gramos"     =&gt; await _servicioWS.KgAGramosAsync(valor),</w:t>
-      </w:r>
-    </w:p>
-    <w:p>
-      <w:pPr>
-        <w:shd w:val="clear" w:color="auto" w:fill="F0F0F0"/>
-        <w:spacing w:after="0"/>
-        <w:ind w:left="283"/>
-      </w:pPr>
-      <w:r>
-        <w:rPr>
-          <w:rFonts w:ascii="Courier New" w:hAnsi="Courier New"/>
-          <w:sz w:val="18"/>
-        </w:rPr>
-        <w:t xml:space="preserve">                    "Gramos a Mg"     =&gt; await _servicioWS.GramosAMgAsync(valor),</w:t>
-      </w:r>
-    </w:p>
-    <w:p>
-      <w:pPr>
-        <w:shd w:val="clear" w:color="auto" w:fill="F0F0F0"/>
-        <w:spacing w:after="0"/>
-        <w:ind w:left="283"/>
-      </w:pPr>
-      <w:r>
-        <w:rPr>
-          <w:rFonts w:ascii="Courier New" w:hAnsi="Courier New"/>
-          <w:sz w:val="18"/>
-        </w:rPr>
-        <w:t xml:space="preserve">                    "Libras a Kg"     =&gt; await _servicioWS.LibrasAKgAsync(valor),</w:t>
-      </w:r>
-    </w:p>
-    <w:p>
-      <w:pPr>
-        <w:shd w:val="clear" w:color="auto" w:fill="F0F0F0"/>
-        <w:spacing w:after="0"/>
-        <w:ind w:left="283"/>
-      </w:pPr>
-      <w:r>
-        <w:rPr>
-          <w:rFonts w:ascii="Courier New" w:hAnsi="Courier New"/>
-          <w:sz w:val="18"/>
-        </w:rPr>
         <w:t xml:space="preserve">                    "Onzas a Gramos"  =&gt; await _servicioWS.OnzasAGramosAsync(valor),</w:t>
       </w:r>
     </w:p>
@@ -16779,7 +19661,6 @@
           <w:rFonts w:ascii="Courier New" w:hAnsi="Courier New"/>
           <w:sz w:val="18"/>
         </w:rPr>
-        <w:lastRenderedPageBreak/>
         <w:t xml:space="preserve">        public LoginVista() { InitializeComponent(); }</w:t>
       </w:r>
     </w:p>
@@ -17073,6 +19954,7 @@
           <w:rFonts w:ascii="Times New Roman" w:hAnsi="Times New Roman"/>
           <w:sz w:val="24"/>
         </w:rPr>
+        <w:lastRenderedPageBreak/>
         <w:t>ec.edu.monster.vista\ConversorVista.cs — Formulario de conversión WinForms:</w:t>
       </w:r>
     </w:p>
@@ -17451,329 +20333,329 @@
           <w:rFonts w:ascii="Courier New" w:hAnsi="Courier New"/>
           <w:sz w:val="18"/>
         </w:rPr>
+        <w:t xml:space="preserve">            if (cmbOperacion.Items.Count &gt; 0) cmbOperacion.SelectedIndex = 0;</w:t>
+      </w:r>
+    </w:p>
+    <w:p>
+      <w:pPr>
+        <w:shd w:val="clear" w:color="auto" w:fill="F0F0F0"/>
+        <w:spacing w:after="0"/>
+        <w:ind w:left="283"/>
+      </w:pPr>
+      <w:r>
+        <w:rPr>
+          <w:rFonts w:ascii="Courier New" w:hAnsi="Courier New"/>
+          <w:sz w:val="18"/>
+        </w:rPr>
+        <w:t xml:space="preserve">        }</w:t>
+      </w:r>
+    </w:p>
+    <w:p>
+      <w:pPr>
+        <w:shd w:val="clear" w:color="auto" w:fill="F0F0F0"/>
+        <w:spacing w:after="0"/>
+        <w:ind w:left="283"/>
+      </w:pPr>
+      <w:r>
+        <w:rPr>
+          <w:rFonts w:ascii="Courier New" w:hAnsi="Courier New"/>
+          <w:sz w:val="18"/>
+        </w:rPr>
+        <w:t xml:space="preserve"> </w:t>
+      </w:r>
+    </w:p>
+    <w:p>
+      <w:pPr>
+        <w:shd w:val="clear" w:color="auto" w:fill="F0F0F0"/>
+        <w:spacing w:after="0"/>
+        <w:ind w:left="283"/>
+      </w:pPr>
+      <w:r>
+        <w:rPr>
+          <w:rFonts w:ascii="Courier New" w:hAnsi="Courier New"/>
+          <w:sz w:val="18"/>
+        </w:rPr>
+        <w:t xml:space="preserve">        private async void btnConvertir_Click(object sender, EventArgs e)</w:t>
+      </w:r>
+    </w:p>
+    <w:p>
+      <w:pPr>
+        <w:shd w:val="clear" w:color="auto" w:fill="F0F0F0"/>
+        <w:spacing w:after="0"/>
+        <w:ind w:left="283"/>
+      </w:pPr>
+      <w:r>
+        <w:rPr>
+          <w:rFonts w:ascii="Courier New" w:hAnsi="Courier New"/>
+          <w:sz w:val="18"/>
+        </w:rPr>
+        <w:t xml:space="preserve">        {</w:t>
+      </w:r>
+    </w:p>
+    <w:p>
+      <w:pPr>
+        <w:shd w:val="clear" w:color="auto" w:fill="F0F0F0"/>
+        <w:spacing w:after="0"/>
+        <w:ind w:left="283"/>
+      </w:pPr>
+      <w:r>
+        <w:rPr>
+          <w:rFonts w:ascii="Courier New" w:hAnsi="Courier New"/>
+          <w:sz w:val="18"/>
+        </w:rPr>
+        <w:t xml:space="preserve">            if (!_controlador.ValidarValor(txtValor.Text)) {</w:t>
+      </w:r>
+    </w:p>
+    <w:p>
+      <w:pPr>
+        <w:shd w:val="clear" w:color="auto" w:fill="F0F0F0"/>
+        <w:spacing w:after="0"/>
+        <w:ind w:left="283"/>
+      </w:pPr>
+      <w:r>
+        <w:rPr>
+          <w:rFonts w:ascii="Courier New" w:hAnsi="Courier New"/>
+          <w:sz w:val="18"/>
+        </w:rPr>
+        <w:t xml:space="preserve">                MessageBox.Show("Valor numerico invalido.", "Error",</w:t>
+      </w:r>
+    </w:p>
+    <w:p>
+      <w:pPr>
+        <w:shd w:val="clear" w:color="auto" w:fill="F0F0F0"/>
+        <w:spacing w:after="0"/>
+        <w:ind w:left="283"/>
+      </w:pPr>
+      <w:r>
+        <w:rPr>
+          <w:rFonts w:ascii="Courier New" w:hAnsi="Courier New"/>
+          <w:sz w:val="18"/>
+        </w:rPr>
+        <w:t xml:space="preserve">                    MessageBoxButtons.OK, MessageBoxIcon.Error);</w:t>
+      </w:r>
+    </w:p>
+    <w:p>
+      <w:pPr>
+        <w:shd w:val="clear" w:color="auto" w:fill="F0F0F0"/>
+        <w:spacing w:after="0"/>
+        <w:ind w:left="283"/>
+      </w:pPr>
+      <w:r>
+        <w:rPr>
+          <w:rFonts w:ascii="Courier New" w:hAnsi="Courier New"/>
+          <w:sz w:val="18"/>
+        </w:rPr>
+        <w:t xml:space="preserve">                return;</w:t>
+      </w:r>
+    </w:p>
+    <w:p>
+      <w:pPr>
+        <w:shd w:val="clear" w:color="auto" w:fill="F0F0F0"/>
+        <w:spacing w:after="0"/>
+        <w:ind w:left="283"/>
+      </w:pPr>
+      <w:r>
+        <w:rPr>
+          <w:rFonts w:ascii="Courier New" w:hAnsi="Courier New"/>
+          <w:sz w:val="18"/>
+        </w:rPr>
+        <w:t xml:space="preserve">            }</w:t>
+      </w:r>
+    </w:p>
+    <w:p>
+      <w:pPr>
+        <w:shd w:val="clear" w:color="auto" w:fill="F0F0F0"/>
+        <w:spacing w:after="0"/>
+        <w:ind w:left="283"/>
+      </w:pPr>
+      <w:r>
+        <w:rPr>
+          <w:rFonts w:ascii="Courier New" w:hAnsi="Courier New"/>
+          <w:sz w:val="18"/>
+        </w:rPr>
+        <w:t xml:space="preserve">            lblResultado.Text = "Procesando...";</w:t>
+      </w:r>
+    </w:p>
+    <w:p>
+      <w:pPr>
+        <w:shd w:val="clear" w:color="auto" w:fill="F0F0F0"/>
+        <w:spacing w:after="0"/>
+        <w:ind w:left="283"/>
+      </w:pPr>
+      <w:r>
+        <w:rPr>
+          <w:rFonts w:ascii="Courier New" w:hAnsi="Courier New"/>
+          <w:sz w:val="18"/>
+        </w:rPr>
+        <w:t xml:space="preserve">            btnConvertir.Enabled = false;</w:t>
+      </w:r>
+    </w:p>
+    <w:p>
+      <w:pPr>
+        <w:shd w:val="clear" w:color="auto" w:fill="F0F0F0"/>
+        <w:spacing w:after="0"/>
+        <w:ind w:left="283"/>
+      </w:pPr>
+      <w:r>
+        <w:rPr>
+          <w:rFonts w:ascii="Courier New" w:hAnsi="Courier New"/>
+          <w:sz w:val="18"/>
+        </w:rPr>
+        <w:t xml:space="preserve">            try {</w:t>
+      </w:r>
+    </w:p>
+    <w:p>
+      <w:pPr>
+        <w:shd w:val="clear" w:color="auto" w:fill="F0F0F0"/>
+        <w:spacing w:after="0"/>
+        <w:ind w:left="283"/>
+      </w:pPr>
+      <w:r>
+        <w:rPr>
+          <w:rFonts w:ascii="Courier New" w:hAnsi="Courier New"/>
+          <w:sz w:val="18"/>
+        </w:rPr>
+        <w:t xml:space="preserve">                double resultado = await _controlador.ConvertirAsync(</w:t>
+      </w:r>
+    </w:p>
+    <w:p>
+      <w:pPr>
+        <w:shd w:val="clear" w:color="auto" w:fill="F0F0F0"/>
+        <w:spacing w:after="0"/>
+        <w:ind w:left="283"/>
+      </w:pPr>
+      <w:r>
+        <w:rPr>
+          <w:rFonts w:ascii="Courier New" w:hAnsi="Courier New"/>
+          <w:sz w:val="18"/>
+        </w:rPr>
+        <w:t xml:space="preserve">                    cmbCategoria.SelectedItem.ToString(),</w:t>
+      </w:r>
+    </w:p>
+    <w:p>
+      <w:pPr>
+        <w:shd w:val="clear" w:color="auto" w:fill="F0F0F0"/>
+        <w:spacing w:after="0"/>
+        <w:ind w:left="283"/>
+      </w:pPr>
+      <w:r>
+        <w:rPr>
+          <w:rFonts w:ascii="Courier New" w:hAnsi="Courier New"/>
+          <w:sz w:val="18"/>
+        </w:rPr>
+        <w:t xml:space="preserve">                    cmbOperacion.SelectedItem.ToString(),</w:t>
+      </w:r>
+    </w:p>
+    <w:p>
+      <w:pPr>
+        <w:shd w:val="clear" w:color="auto" w:fill="F0F0F0"/>
+        <w:spacing w:after="0"/>
+        <w:ind w:left="283"/>
+      </w:pPr>
+      <w:r>
+        <w:rPr>
+          <w:rFonts w:ascii="Courier New" w:hAnsi="Courier New"/>
+          <w:sz w:val="18"/>
+        </w:rPr>
+        <w:t xml:space="preserve">                    double.Parse(txtValor.Text));</w:t>
+      </w:r>
+    </w:p>
+    <w:p>
+      <w:pPr>
+        <w:shd w:val="clear" w:color="auto" w:fill="F0F0F0"/>
+        <w:spacing w:after="0"/>
+        <w:ind w:left="283"/>
+      </w:pPr>
+      <w:r>
+        <w:rPr>
+          <w:rFonts w:ascii="Courier New" w:hAnsi="Courier New"/>
+          <w:sz w:val="18"/>
+        </w:rPr>
+        <w:t xml:space="preserve">                lblResultado.Text = resultado.ToString("G");</w:t>
+      </w:r>
+    </w:p>
+    <w:p>
+      <w:pPr>
+        <w:shd w:val="clear" w:color="auto" w:fill="F0F0F0"/>
+        <w:spacing w:after="0"/>
+        <w:ind w:left="283"/>
+      </w:pPr>
+      <w:r>
+        <w:rPr>
+          <w:rFonts w:ascii="Courier New" w:hAnsi="Courier New"/>
+          <w:sz w:val="18"/>
+        </w:rPr>
+        <w:t xml:space="preserve">            }</w:t>
+      </w:r>
+    </w:p>
+    <w:p>
+      <w:pPr>
+        <w:shd w:val="clear" w:color="auto" w:fill="F0F0F0"/>
+        <w:spacing w:after="0"/>
+        <w:ind w:left="283"/>
+      </w:pPr>
+      <w:r>
+        <w:rPr>
+          <w:rFonts w:ascii="Courier New" w:hAnsi="Courier New"/>
+          <w:sz w:val="18"/>
+        </w:rPr>
+        <w:t xml:space="preserve">            catch (Exception ex) {</w:t>
+      </w:r>
+    </w:p>
+    <w:p>
+      <w:pPr>
+        <w:shd w:val="clear" w:color="auto" w:fill="F0F0F0"/>
+        <w:spacing w:after="0"/>
+        <w:ind w:left="283"/>
+      </w:pPr>
+      <w:r>
+        <w:rPr>
+          <w:rFonts w:ascii="Courier New" w:hAnsi="Courier New"/>
+          <w:sz w:val="18"/>
+        </w:rPr>
+        <w:t xml:space="preserve">                MessageBox.Show($"Error: {ex.Message}", "Error de conexion",</w:t>
+      </w:r>
+    </w:p>
+    <w:p>
+      <w:pPr>
+        <w:shd w:val="clear" w:color="auto" w:fill="F0F0F0"/>
+        <w:spacing w:after="0"/>
+        <w:ind w:left="283"/>
+      </w:pPr>
+      <w:r>
+        <w:rPr>
+          <w:rFonts w:ascii="Courier New" w:hAnsi="Courier New"/>
+          <w:sz w:val="18"/>
+        </w:rPr>
+        <w:t xml:space="preserve">                    MessageBoxButtons.OK, MessageBoxIcon.Error);</w:t>
+      </w:r>
+    </w:p>
+    <w:p>
+      <w:pPr>
+        <w:shd w:val="clear" w:color="auto" w:fill="F0F0F0"/>
+        <w:spacing w:after="0"/>
+        <w:ind w:left="283"/>
+      </w:pPr>
+      <w:r>
+        <w:rPr>
+          <w:rFonts w:ascii="Courier New" w:hAnsi="Courier New"/>
+          <w:sz w:val="18"/>
+        </w:rPr>
+        <w:t xml:space="preserve">                lblResultado.Text = "Error.";</w:t>
+      </w:r>
+    </w:p>
+    <w:p>
+      <w:pPr>
+        <w:shd w:val="clear" w:color="auto" w:fill="F0F0F0"/>
+        <w:spacing w:after="0"/>
+        <w:ind w:left="283"/>
+      </w:pPr>
+      <w:r>
+        <w:rPr>
+          <w:rFonts w:ascii="Courier New" w:hAnsi="Courier New"/>
+          <w:sz w:val="18"/>
+        </w:rPr>
         <w:lastRenderedPageBreak/>
-        <w:t xml:space="preserve">            if (cmbOperacion.Items.Count &gt; 0) cmbOperacion.SelectedIndex = 0;</w:t>
-      </w:r>
-    </w:p>
-    <w:p>
-      <w:pPr>
-        <w:shd w:val="clear" w:color="auto" w:fill="F0F0F0"/>
-        <w:spacing w:after="0"/>
-        <w:ind w:left="283"/>
-      </w:pPr>
-      <w:r>
-        <w:rPr>
-          <w:rFonts w:ascii="Courier New" w:hAnsi="Courier New"/>
-          <w:sz w:val="18"/>
-        </w:rPr>
-        <w:t xml:space="preserve">        }</w:t>
-      </w:r>
-    </w:p>
-    <w:p>
-      <w:pPr>
-        <w:shd w:val="clear" w:color="auto" w:fill="F0F0F0"/>
-        <w:spacing w:after="0"/>
-        <w:ind w:left="283"/>
-      </w:pPr>
-      <w:r>
-        <w:rPr>
-          <w:rFonts w:ascii="Courier New" w:hAnsi="Courier New"/>
-          <w:sz w:val="18"/>
-        </w:rPr>
-        <w:t xml:space="preserve"> </w:t>
-      </w:r>
-    </w:p>
-    <w:p>
-      <w:pPr>
-        <w:shd w:val="clear" w:color="auto" w:fill="F0F0F0"/>
-        <w:spacing w:after="0"/>
-        <w:ind w:left="283"/>
-      </w:pPr>
-      <w:r>
-        <w:rPr>
-          <w:rFonts w:ascii="Courier New" w:hAnsi="Courier New"/>
-          <w:sz w:val="18"/>
-        </w:rPr>
-        <w:t xml:space="preserve">        private async void btnConvertir_Click(object sender, EventArgs e)</w:t>
-      </w:r>
-    </w:p>
-    <w:p>
-      <w:pPr>
-        <w:shd w:val="clear" w:color="auto" w:fill="F0F0F0"/>
-        <w:spacing w:after="0"/>
-        <w:ind w:left="283"/>
-      </w:pPr>
-      <w:r>
-        <w:rPr>
-          <w:rFonts w:ascii="Courier New" w:hAnsi="Courier New"/>
-          <w:sz w:val="18"/>
-        </w:rPr>
-        <w:t xml:space="preserve">        {</w:t>
-      </w:r>
-    </w:p>
-    <w:p>
-      <w:pPr>
-        <w:shd w:val="clear" w:color="auto" w:fill="F0F0F0"/>
-        <w:spacing w:after="0"/>
-        <w:ind w:left="283"/>
-      </w:pPr>
-      <w:r>
-        <w:rPr>
-          <w:rFonts w:ascii="Courier New" w:hAnsi="Courier New"/>
-          <w:sz w:val="18"/>
-        </w:rPr>
-        <w:t xml:space="preserve">            if (!_controlador.ValidarValor(txtValor.Text)) {</w:t>
-      </w:r>
-    </w:p>
-    <w:p>
-      <w:pPr>
-        <w:shd w:val="clear" w:color="auto" w:fill="F0F0F0"/>
-        <w:spacing w:after="0"/>
-        <w:ind w:left="283"/>
-      </w:pPr>
-      <w:r>
-        <w:rPr>
-          <w:rFonts w:ascii="Courier New" w:hAnsi="Courier New"/>
-          <w:sz w:val="18"/>
-        </w:rPr>
-        <w:t xml:space="preserve">                MessageBox.Show("Valor numerico invalido.", "Error",</w:t>
-      </w:r>
-    </w:p>
-    <w:p>
-      <w:pPr>
-        <w:shd w:val="clear" w:color="auto" w:fill="F0F0F0"/>
-        <w:spacing w:after="0"/>
-        <w:ind w:left="283"/>
-      </w:pPr>
-      <w:r>
-        <w:rPr>
-          <w:rFonts w:ascii="Courier New" w:hAnsi="Courier New"/>
-          <w:sz w:val="18"/>
-        </w:rPr>
-        <w:t xml:space="preserve">                    MessageBoxButtons.OK, MessageBoxIcon.Error);</w:t>
-      </w:r>
-    </w:p>
-    <w:p>
-      <w:pPr>
-        <w:shd w:val="clear" w:color="auto" w:fill="F0F0F0"/>
-        <w:spacing w:after="0"/>
-        <w:ind w:left="283"/>
-      </w:pPr>
-      <w:r>
-        <w:rPr>
-          <w:rFonts w:ascii="Courier New" w:hAnsi="Courier New"/>
-          <w:sz w:val="18"/>
-        </w:rPr>
-        <w:t xml:space="preserve">                return;</w:t>
-      </w:r>
-    </w:p>
-    <w:p>
-      <w:pPr>
-        <w:shd w:val="clear" w:color="auto" w:fill="F0F0F0"/>
-        <w:spacing w:after="0"/>
-        <w:ind w:left="283"/>
-      </w:pPr>
-      <w:r>
-        <w:rPr>
-          <w:rFonts w:ascii="Courier New" w:hAnsi="Courier New"/>
-          <w:sz w:val="18"/>
-        </w:rPr>
-        <w:t xml:space="preserve">            }</w:t>
-      </w:r>
-    </w:p>
-    <w:p>
-      <w:pPr>
-        <w:shd w:val="clear" w:color="auto" w:fill="F0F0F0"/>
-        <w:spacing w:after="0"/>
-        <w:ind w:left="283"/>
-      </w:pPr>
-      <w:r>
-        <w:rPr>
-          <w:rFonts w:ascii="Courier New" w:hAnsi="Courier New"/>
-          <w:sz w:val="18"/>
-        </w:rPr>
-        <w:t xml:space="preserve">            lblResultado.Text = "Procesando...";</w:t>
-      </w:r>
-    </w:p>
-    <w:p>
-      <w:pPr>
-        <w:shd w:val="clear" w:color="auto" w:fill="F0F0F0"/>
-        <w:spacing w:after="0"/>
-        <w:ind w:left="283"/>
-      </w:pPr>
-      <w:r>
-        <w:rPr>
-          <w:rFonts w:ascii="Courier New" w:hAnsi="Courier New"/>
-          <w:sz w:val="18"/>
-        </w:rPr>
-        <w:t xml:space="preserve">            btnConvertir.Enabled = false;</w:t>
-      </w:r>
-    </w:p>
-    <w:p>
-      <w:pPr>
-        <w:shd w:val="clear" w:color="auto" w:fill="F0F0F0"/>
-        <w:spacing w:after="0"/>
-        <w:ind w:left="283"/>
-      </w:pPr>
-      <w:r>
-        <w:rPr>
-          <w:rFonts w:ascii="Courier New" w:hAnsi="Courier New"/>
-          <w:sz w:val="18"/>
-        </w:rPr>
-        <w:t xml:space="preserve">            try {</w:t>
-      </w:r>
-    </w:p>
-    <w:p>
-      <w:pPr>
-        <w:shd w:val="clear" w:color="auto" w:fill="F0F0F0"/>
-        <w:spacing w:after="0"/>
-        <w:ind w:left="283"/>
-      </w:pPr>
-      <w:r>
-        <w:rPr>
-          <w:rFonts w:ascii="Courier New" w:hAnsi="Courier New"/>
-          <w:sz w:val="18"/>
-        </w:rPr>
-        <w:t xml:space="preserve">                double resultado = await _controlador.ConvertirAsync(</w:t>
-      </w:r>
-    </w:p>
-    <w:p>
-      <w:pPr>
-        <w:shd w:val="clear" w:color="auto" w:fill="F0F0F0"/>
-        <w:spacing w:after="0"/>
-        <w:ind w:left="283"/>
-      </w:pPr>
-      <w:r>
-        <w:rPr>
-          <w:rFonts w:ascii="Courier New" w:hAnsi="Courier New"/>
-          <w:sz w:val="18"/>
-        </w:rPr>
-        <w:t xml:space="preserve">                    cmbCategoria.SelectedItem.ToString(),</w:t>
-      </w:r>
-    </w:p>
-    <w:p>
-      <w:pPr>
-        <w:shd w:val="clear" w:color="auto" w:fill="F0F0F0"/>
-        <w:spacing w:after="0"/>
-        <w:ind w:left="283"/>
-      </w:pPr>
-      <w:r>
-        <w:rPr>
-          <w:rFonts w:ascii="Courier New" w:hAnsi="Courier New"/>
-          <w:sz w:val="18"/>
-        </w:rPr>
-        <w:t xml:space="preserve">                    cmbOperacion.SelectedItem.ToString(),</w:t>
-      </w:r>
-    </w:p>
-    <w:p>
-      <w:pPr>
-        <w:shd w:val="clear" w:color="auto" w:fill="F0F0F0"/>
-        <w:spacing w:after="0"/>
-        <w:ind w:left="283"/>
-      </w:pPr>
-      <w:r>
-        <w:rPr>
-          <w:rFonts w:ascii="Courier New" w:hAnsi="Courier New"/>
-          <w:sz w:val="18"/>
-        </w:rPr>
-        <w:t xml:space="preserve">                    double.Parse(txtValor.Text));</w:t>
-      </w:r>
-    </w:p>
-    <w:p>
-      <w:pPr>
-        <w:shd w:val="clear" w:color="auto" w:fill="F0F0F0"/>
-        <w:spacing w:after="0"/>
-        <w:ind w:left="283"/>
-      </w:pPr>
-      <w:r>
-        <w:rPr>
-          <w:rFonts w:ascii="Courier New" w:hAnsi="Courier New"/>
-          <w:sz w:val="18"/>
-        </w:rPr>
-        <w:t xml:space="preserve">                lblResultado.Text = resultado.ToString("G");</w:t>
-      </w:r>
-    </w:p>
-    <w:p>
-      <w:pPr>
-        <w:shd w:val="clear" w:color="auto" w:fill="F0F0F0"/>
-        <w:spacing w:after="0"/>
-        <w:ind w:left="283"/>
-      </w:pPr>
-      <w:r>
-        <w:rPr>
-          <w:rFonts w:ascii="Courier New" w:hAnsi="Courier New"/>
-          <w:sz w:val="18"/>
-        </w:rPr>
-        <w:t xml:space="preserve">            }</w:t>
-      </w:r>
-    </w:p>
-    <w:p>
-      <w:pPr>
-        <w:shd w:val="clear" w:color="auto" w:fill="F0F0F0"/>
-        <w:spacing w:after="0"/>
-        <w:ind w:left="283"/>
-      </w:pPr>
-      <w:r>
-        <w:rPr>
-          <w:rFonts w:ascii="Courier New" w:hAnsi="Courier New"/>
-          <w:sz w:val="18"/>
-        </w:rPr>
-        <w:t xml:space="preserve">            catch (Exception ex) {</w:t>
-      </w:r>
-    </w:p>
-    <w:p>
-      <w:pPr>
-        <w:shd w:val="clear" w:color="auto" w:fill="F0F0F0"/>
-        <w:spacing w:after="0"/>
-        <w:ind w:left="283"/>
-      </w:pPr>
-      <w:r>
-        <w:rPr>
-          <w:rFonts w:ascii="Courier New" w:hAnsi="Courier New"/>
-          <w:sz w:val="18"/>
-        </w:rPr>
-        <w:t xml:space="preserve">                MessageBox.Show($"Error: {ex.Message}", "Error de conexion",</w:t>
-      </w:r>
-    </w:p>
-    <w:p>
-      <w:pPr>
-        <w:shd w:val="clear" w:color="auto" w:fill="F0F0F0"/>
-        <w:spacing w:after="0"/>
-        <w:ind w:left="283"/>
-      </w:pPr>
-      <w:r>
-        <w:rPr>
-          <w:rFonts w:ascii="Courier New" w:hAnsi="Courier New"/>
-          <w:sz w:val="18"/>
-        </w:rPr>
-        <w:t xml:space="preserve">                    MessageBoxButtons.OK, MessageBoxIcon.Error);</w:t>
-      </w:r>
-    </w:p>
-    <w:p>
-      <w:pPr>
-        <w:shd w:val="clear" w:color="auto" w:fill="F0F0F0"/>
-        <w:spacing w:after="0"/>
-        <w:ind w:left="283"/>
-      </w:pPr>
-      <w:r>
-        <w:rPr>
-          <w:rFonts w:ascii="Courier New" w:hAnsi="Courier New"/>
-          <w:sz w:val="18"/>
-        </w:rPr>
-        <w:t xml:space="preserve">                lblResultado.Text = "Error.";</w:t>
-      </w:r>
-    </w:p>
-    <w:p>
-      <w:pPr>
-        <w:shd w:val="clear" w:color="auto" w:fill="F0F0F0"/>
-        <w:spacing w:after="0"/>
-        <w:ind w:left="283"/>
-      </w:pPr>
-      <w:r>
-        <w:rPr>
-          <w:rFonts w:ascii="Courier New" w:hAnsi="Courier New"/>
-          <w:sz w:val="18"/>
-        </w:rPr>
         <w:t xml:space="preserve">            }</w:t>
       </w:r>
     </w:p>
@@ -18179,22 +21061,18 @@
           <w:i/>
           <w:sz w:val="20"/>
         </w:rPr>
-        <w:lastRenderedPageBreak/>
         <w:t>Figura 45. Program.cs — inicio de la aplicación WinForms</w:t>
       </w:r>
     </w:p>
     <w:p>
       <w:pPr>
-        <w:spacing w:before="240" w:after="120"/>
-      </w:pPr>
-      <w:r>
-        <w:rPr>
-          <w:rFonts w:ascii="Times New Roman" w:hAnsi="Times New Roman"/>
-          <w:b/>
-          <w:sz w:val="24"/>
-        </w:rPr>
+        <w:pStyle w:val="Ttulo3"/>
+      </w:pPr>
+      <w:bookmarkStart w:id="31" w:name="_Toc229565870"/>
+      <w:r>
         <w:t>2.6.4 Ejecución del Cliente Escritorio</w:t>
       </w:r>
+      <w:bookmarkEnd w:id="31"/>
     </w:p>
     <w:p>
       <w:pPr>
@@ -18211,9 +21089,13 @@
     </w:p>
     <w:p>
       <w:pPr>
-        <w:shd w:val="clear" w:color="auto" w:fill="F2F2F2"/>
-        <w:spacing w:before="120" w:after="120"/>
+        <w:spacing w:before="40" w:after="160"/>
         <w:jc w:val="center"/>
+        <w:rPr>
+          <w:rFonts w:ascii="Times New Roman" w:hAnsi="Times New Roman"/>
+          <w:i/>
+          <w:sz w:val="20"/>
+        </w:rPr>
       </w:pPr>
       <w:r>
         <w:rPr>
@@ -18221,7 +21103,56 @@
           <w:i/>
           <w:color w:val="969696"/>
         </w:rPr>
-        <w:t>[INSERTAR CAPTURA: Windows Forms — pantalla de login del cliente escritorio]</w:t>
+        <w:lastRenderedPageBreak/>
+        <w:drawing>
+          <wp:inline distT="0" distB="0" distL="0" distR="0" wp14:anchorId="07216754" wp14:editId="2785AC74">
+            <wp:extent cx="5554111" cy="3404464"/>
+            <wp:effectExtent l="0" t="0" r="8890" b="5715"/>
+            <wp:docPr id="43" name="Imagen 5">
+              <a:extLst xmlns:a="http://schemas.openxmlformats.org/drawingml/2006/main">
+                <a:ext uri="{FF2B5EF4-FFF2-40B4-BE49-F238E27FC236}">
+                  <a16:creationId xmlns:a16="http://schemas.microsoft.com/office/drawing/2014/main" id="{F1D56691-126E-434E-B042-898E1FE72464}"/>
+                </a:ext>
+              </a:extLst>
+            </wp:docPr>
+            <wp:cNvGraphicFramePr>
+              <a:graphicFrameLocks xmlns:a="http://schemas.openxmlformats.org/drawingml/2006/main" noChangeAspect="1"/>
+            </wp:cNvGraphicFramePr>
+            <a:graphic xmlns:a="http://schemas.openxmlformats.org/drawingml/2006/main">
+              <a:graphicData uri="http://schemas.openxmlformats.org/drawingml/2006/picture">
+                <pic:pic xmlns:pic="http://schemas.openxmlformats.org/drawingml/2006/picture">
+                  <pic:nvPicPr>
+                    <pic:cNvPr id="6" name="Imagen 5">
+                      <a:extLst>
+                        <a:ext uri="{FF2B5EF4-FFF2-40B4-BE49-F238E27FC236}">
+                          <a16:creationId xmlns:a16="http://schemas.microsoft.com/office/drawing/2014/main" id="{F1D56691-126E-434E-B042-898E1FE72464}"/>
+                        </a:ext>
+                      </a:extLst>
+                    </pic:cNvPr>
+                    <pic:cNvPicPr>
+                      <a:picLocks noChangeAspect="1"/>
+                    </pic:cNvPicPr>
+                  </pic:nvPicPr>
+                  <pic:blipFill>
+                    <a:blip r:embed="rId28"/>
+                    <a:stretch>
+                      <a:fillRect/>
+                    </a:stretch>
+                  </pic:blipFill>
+                  <pic:spPr>
+                    <a:xfrm>
+                      <a:off x="0" y="0"/>
+                      <a:ext cx="5554111" cy="3404464"/>
+                    </a:xfrm>
+                    <a:prstGeom prst="rect">
+                      <a:avLst/>
+                    </a:prstGeom>
+                  </pic:spPr>
+                </pic:pic>
+              </a:graphicData>
+            </a:graphic>
+          </wp:inline>
+        </w:drawing>
       </w:r>
     </w:p>
     <w:p>
@@ -18235,35 +21166,6 @@
           <w:i/>
           <w:sz w:val="20"/>
         </w:rPr>
-        <w:t>Figura 46. Login del cliente escritorio WinForms</w:t>
-      </w:r>
-    </w:p>
-    <w:p>
-      <w:pPr>
-        <w:shd w:val="clear" w:color="auto" w:fill="F2F2F2"/>
-        <w:spacing w:before="120" w:after="120"/>
-        <w:jc w:val="center"/>
-      </w:pPr>
-      <w:r>
-        <w:rPr>
-          <w:rFonts w:ascii="Times New Roman" w:hAnsi="Times New Roman"/>
-          <w:i/>
-          <w:color w:val="969696"/>
-        </w:rPr>
-        <w:t>[INSERTAR CAPTURA: Windows Forms — pantalla de conversión mostrando resultado de llamada SOAP]</w:t>
-      </w:r>
-    </w:p>
-    <w:p>
-      <w:pPr>
-        <w:spacing w:before="40" w:after="160"/>
-        <w:jc w:val="center"/>
-      </w:pPr>
-      <w:r>
-        <w:rPr>
-          <w:rFonts w:ascii="Times New Roman" w:hAnsi="Times New Roman"/>
-          <w:i/>
-          <w:sz w:val="20"/>
-        </w:rPr>
         <w:t>Figura 47. Conversión de longitud en el cliente escritorio WinForms</w:t>
       </w:r>
     </w:p>
@@ -18274,17 +21176,14 @@
     </w:p>
     <w:p>
       <w:pPr>
-        <w:spacing w:before="240" w:after="120"/>
-      </w:pPr>
-      <w:r>
-        <w:rPr>
-          <w:rFonts w:ascii="Times New Roman" w:hAnsi="Times New Roman"/>
-          <w:b/>
-          <w:sz w:val="28"/>
-        </w:rPr>
+        <w:pStyle w:val="Ttulo1"/>
+      </w:pPr>
+      <w:bookmarkStart w:id="32" w:name="_Toc229565871"/>
+      <w:r>
         <w:lastRenderedPageBreak/>
         <w:t>3. BIBLIOGRAFÍA</w:t>
       </w:r>
+      <w:bookmarkEnd w:id="32"/>
     </w:p>
     <w:p>
       <w:pPr>
@@ -18377,11 +21276,42 @@
     <w:sectPr>
       <w:pgSz w:w="12240" w:h="15840"/>
       <w:pgMar w:top="1417" w:right="1417" w:bottom="1417" w:left="1701" w:header="720" w:footer="720" w:gutter="0"/>
+      <w:pgBorders w:offsetFrom="page">
+        <w:top w:val="twistedLines1" w:sz="15" w:space="24" w:color="auto"/>
+        <w:left w:val="twistedLines1" w:sz="15" w:space="24" w:color="auto"/>
+        <w:bottom w:val="twistedLines1" w:sz="15" w:space="24" w:color="auto"/>
+        <w:right w:val="twistedLines1" w:sz="15" w:space="24" w:color="auto"/>
+      </w:pgBorders>
       <w:cols w:space="720"/>
       <w:docGrid w:linePitch="360"/>
     </w:sectPr>
   </w:body>
 </w:document>
+</file>
+
+<file path=word/endnotes.xml><?xml version="1.0" encoding="utf-8"?>
+<w:endnotes xmlns:wpc="http://schemas.microsoft.com/office/word/2010/wordprocessingCanvas" xmlns:cx="http://schemas.microsoft.com/office/drawing/2014/chartex" xmlns:cx1="http://schemas.microsoft.com/office/drawing/2015/9/8/chartex" xmlns:cx2="http://schemas.microsoft.com/office/drawing/2015/10/21/chartex" xmlns:cx3="http://schemas.microsoft.com/office/drawing/2016/5/9/chartex" xmlns:cx4="http://schemas.microsoft.com/office/drawing/2016/5/10/chartex" xmlns:cx5="http://schemas.microsoft.com/office/drawing/2016/5/11/chartex" xmlns:cx6="http://schemas.microsoft.com/office/drawing/2016/5/12/chartex" xmlns:cx7="http://schemas.microsoft.com/office/drawing/2016/5/13/chartex" xmlns:cx8="http://schemas.microsoft.com/office/drawing/2016/5/14/chartex" xmlns:mc="http://schemas.openxmlformats.org/markup-compatibility/2006" xmlns:aink="http://schemas.microsoft.com/office/drawing/2016/ink" xmlns:am3d="http://schemas.microsoft.com/office/drawing/2017/model3d" xmlns:o="urn:schemas-microsoft-com:office:office" xmlns:oel="http://schemas.microsoft.com/office/2019/extlst" xmlns:r="http://schemas.openxmlformats.org/officeDocument/2006/relationships" xmlns:m="http://schemas.openxmlformats.org/officeDocument/2006/math" xmlns:v="urn:schemas-microsoft-com:vml" xmlns:wp14="http://schemas.microsoft.com/office/word/2010/wordprocessingDrawing" xmlns:wp="http://schemas.openxmlformats.org/drawingml/2006/wordprocessingDrawing" xmlns:w10="urn:schemas-microsoft-com:office:word" xmlns:w="http://schemas.openxmlformats.org/wordprocessingml/2006/main" xmlns:w14="http://schemas.microsoft.com/office/word/2010/wordml" xmlns:w15="http://schemas.microsoft.com/office/word/2012/wordml" xmlns:w16cex="http://schemas.microsoft.com/office/word/2018/wordml/cex" xmlns:w16cid="http://schemas.microsoft.com/office/word/2016/wordml/cid" xmlns:w16="http://schemas.microsoft.com/office/word/2018/wordml" xmlns:w16sdtdh="http://schemas.microsoft.com/office/word/2020/wordml/sdtdatahash" xmlns:w16se="http://schemas.microsoft.com/office/word/2015/wordml/symex" xmlns:wpg="http://schemas.microsoft.com/office/word/2010/wordprocessingGroup" xmlns:wpi="http://schemas.microsoft.com/office/word/2010/wordprocessingInk" xmlns:wne="http://schemas.microsoft.com/office/word/2006/wordml" xmlns:wps="http://schemas.microsoft.com/office/word/2010/wordprocessingShape" mc:Ignorable="w14 w15 w16se w16cid w16 w16cex w16sdtdh wp14">
+  <w:endnote w:type="separator" w:id="-1">
+    <w:p>
+      <w:pPr>
+        <w:spacing w:after="0" w:line="240" w:lineRule="auto"/>
+      </w:pPr>
+      <w:r>
+        <w:separator/>
+      </w:r>
+    </w:p>
+  </w:endnote>
+  <w:endnote w:type="continuationSeparator" w:id="0">
+    <w:p>
+      <w:pPr>
+        <w:spacing w:after="0" w:line="240" w:lineRule="auto"/>
+      </w:pPr>
+      <w:r>
+        <w:continuationSeparator/>
+      </w:r>
+    </w:p>
+  </w:endnote>
+</w:endnotes>
 </file>
 
 <file path=word/footer1.xml><?xml version="1.0" encoding="utf-8"?>
@@ -18427,6 +21357,31 @@
     </w:pPr>
   </w:p>
 </w:ftr>
+</file>
+
+<file path=word/footnotes.xml><?xml version="1.0" encoding="utf-8"?>
+<w:footnotes xmlns:wpc="http://schemas.microsoft.com/office/word/2010/wordprocessingCanvas" xmlns:cx="http://schemas.microsoft.com/office/drawing/2014/chartex" xmlns:cx1="http://schemas.microsoft.com/office/drawing/2015/9/8/chartex" xmlns:cx2="http://schemas.microsoft.com/office/drawing/2015/10/21/chartex" xmlns:cx3="http://schemas.microsoft.com/office/drawing/2016/5/9/chartex" xmlns:cx4="http://schemas.microsoft.com/office/drawing/2016/5/10/chartex" xmlns:cx5="http://schemas.microsoft.com/office/drawing/2016/5/11/chartex" xmlns:cx6="http://schemas.microsoft.com/office/drawing/2016/5/12/chartex" xmlns:cx7="http://schemas.microsoft.com/office/drawing/2016/5/13/chartex" xmlns:cx8="http://schemas.microsoft.com/office/drawing/2016/5/14/chartex" xmlns:mc="http://schemas.openxmlformats.org/markup-compatibility/2006" xmlns:aink="http://schemas.microsoft.com/office/drawing/2016/ink" xmlns:am3d="http://schemas.microsoft.com/office/drawing/2017/model3d" xmlns:o="urn:schemas-microsoft-com:office:office" xmlns:oel="http://schemas.microsoft.com/office/2019/extlst" xmlns:r="http://schemas.openxmlformats.org/officeDocument/2006/relationships" xmlns:m="http://schemas.openxmlformats.org/officeDocument/2006/math" xmlns:v="urn:schemas-microsoft-com:vml" xmlns:wp14="http://schemas.microsoft.com/office/word/2010/wordprocessingDrawing" xmlns:wp="http://schemas.openxmlformats.org/drawingml/2006/wordprocessingDrawing" xmlns:w10="urn:schemas-microsoft-com:office:word" xmlns:w="http://schemas.openxmlformats.org/wordprocessingml/2006/main" xmlns:w14="http://schemas.microsoft.com/office/word/2010/wordml" xmlns:w15="http://schemas.microsoft.com/office/word/2012/wordml" xmlns:w16cex="http://schemas.microsoft.com/office/word/2018/wordml/cex" xmlns:w16cid="http://schemas.microsoft.com/office/word/2016/wordml/cid" xmlns:w16="http://schemas.microsoft.com/office/word/2018/wordml" xmlns:w16sdtdh="http://schemas.microsoft.com/office/word/2020/wordml/sdtdatahash" xmlns:w16se="http://schemas.microsoft.com/office/word/2015/wordml/symex" xmlns:wpg="http://schemas.microsoft.com/office/word/2010/wordprocessingGroup" xmlns:wpi="http://schemas.microsoft.com/office/word/2010/wordprocessingInk" xmlns:wne="http://schemas.microsoft.com/office/word/2006/wordml" xmlns:wps="http://schemas.microsoft.com/office/word/2010/wordprocessingShape" mc:Ignorable="w14 w15 w16se w16cid w16 w16cex w16sdtdh wp14">
+  <w:footnote w:type="separator" w:id="-1">
+    <w:p>
+      <w:pPr>
+        <w:spacing w:after="0" w:line="240" w:lineRule="auto"/>
+      </w:pPr>
+      <w:r>
+        <w:separator/>
+      </w:r>
+    </w:p>
+  </w:footnote>
+  <w:footnote w:type="continuationSeparator" w:id="0">
+    <w:p>
+      <w:pPr>
+        <w:spacing w:after="0" w:line="240" w:lineRule="auto"/>
+      </w:pPr>
+      <w:r>
+        <w:continuationSeparator/>
+      </w:r>
+    </w:p>
+  </w:footnote>
+</w:footnotes>
 </file>
 
 <file path=word/numbering.xml><?xml version="1.0" encoding="utf-8"?>
@@ -19950,7 +22905,6 @@
     <w:basedOn w:val="Ttulo1"/>
     <w:next w:val="Normal"/>
     <w:uiPriority w:val="39"/>
-    <w:semiHidden/>
     <w:unhideWhenUsed/>
     <w:qFormat/>
     <w:rsid w:val="00FC693F"/>
@@ -30011,6 +32965,55 @@
         <w:shd w:val="clear" w:color="auto" w:fill="FBCAA2" w:themeFill="accent6" w:themeFillTint="7F"/>
       </w:tcPr>
     </w:tblStylePr>
+  </w:style>
+  <w:style w:type="paragraph" w:styleId="TDC1">
+    <w:name w:val="toc 1"/>
+    <w:basedOn w:val="Normal"/>
+    <w:next w:val="Normal"/>
+    <w:autoRedefine/>
+    <w:uiPriority w:val="39"/>
+    <w:unhideWhenUsed/>
+    <w:rsid w:val="00F145B1"/>
+    <w:pPr>
+      <w:spacing w:after="100"/>
+    </w:pPr>
+  </w:style>
+  <w:style w:type="paragraph" w:styleId="TDC2">
+    <w:name w:val="toc 2"/>
+    <w:basedOn w:val="Normal"/>
+    <w:next w:val="Normal"/>
+    <w:autoRedefine/>
+    <w:uiPriority w:val="39"/>
+    <w:unhideWhenUsed/>
+    <w:rsid w:val="00F145B1"/>
+    <w:pPr>
+      <w:spacing w:after="100"/>
+      <w:ind w:left="220"/>
+    </w:pPr>
+  </w:style>
+  <w:style w:type="paragraph" w:styleId="TDC3">
+    <w:name w:val="toc 3"/>
+    <w:basedOn w:val="Normal"/>
+    <w:next w:val="Normal"/>
+    <w:autoRedefine/>
+    <w:uiPriority w:val="39"/>
+    <w:unhideWhenUsed/>
+    <w:rsid w:val="00F145B1"/>
+    <w:pPr>
+      <w:spacing w:after="100"/>
+      <w:ind w:left="440"/>
+    </w:pPr>
+  </w:style>
+  <w:style w:type="character" w:styleId="Hipervnculo">
+    <w:name w:val="Hyperlink"/>
+    <w:basedOn w:val="Fuentedeprrafopredeter"/>
+    <w:uiPriority w:val="99"/>
+    <w:unhideWhenUsed/>
+    <w:rsid w:val="00F145B1"/>
+    <w:rPr>
+      <w:color w:val="0000FF" w:themeColor="hyperlink"/>
+      <w:u w:val="single"/>
+    </w:rPr>
   </w:style>
 </w:styles>
 </file>
